--- a/zht/docx/33.content.docx
+++ b/zht/docx/33.content.docx
@@ -163,13 +163,6 @@
         <w:rPr>
           <w:lang w:val="zh_TW" w:bidi="zh_TW"/>
         </w:rPr>
-      </w:r>
-      <w:r>
-        <w:rPr>
-          <w:i/>
-          <w:lang w:val="zh_TW" w:bidi="zh_TW"/>
-        </w:rPr>
-        <w:t>彌迦書 1:1, 彌迦書 1:2, 彌迦書 1:2–7, 彌迦書 1:2–2:13, 彌迦書 1:3, 彌迦書 1:4, 彌迦書 1:5, 彌迦書 1:6–7, 彌迦書 1:8–16, 彌迦書 1:9, 彌迦書 1:10–15, 彌迦書 1:11, 彌迦書 1:12, 彌迦書 1:13, 彌迦書 1:14, 彌迦書 1:15, 彌迦書 1:16, 彌迦書 2:1–2, 彌迦書 2:3–5, 彌迦書 2:4, 彌迦書 2:6, 彌迦書 2:7–10, 彌迦書 2:11, 彌迦書 2:12–13, 彌迦書 2:13, 彌迦書 3:1, 彌迦書 3:1–4, 彌迦書 3:1–5.15, 彌迦書 3:2–3, 彌迦書 3:4, 彌迦書 3:5, 彌迦書 3:6–7, 彌迦書 3:8, 彌迦書 3:9–12, 彌迦書 3:11, 彌迦書 3:12, 彌迦書 4:1–2, 彌迦書 4:1–5, 彌迦書 4:3, 彌迦書 4:4, 彌迦書 4:6–7, 彌迦書 4:8, 彌迦書 4:9, 彌迦書 4:10, 彌迦書 4:11–13, 彌迦書 4:12, 彌迦書 4:13, 彌迦書 5:1, 彌迦書 5:1–15, 彌迦書 5:2, 彌迦書 5:4–5, 彌迦書 5:5, 彌迦書 5:6, 彌迦書 5:7, 彌迦書 5:7–15, 彌迦書 5:8–9, 彌迦書 5:10–14, 彌迦書 5:13–14, 彌迦書 6:1–2, 彌迦書 6:1–16, 彌迦書 6:3, 彌迦書 6:4–5, 彌迦書 6:6–7, 彌迦書 6:8, 彌迦書 6:9, 彌迦書 6:9–16, 彌迦書 6:10–12, 彌迦書 6:13–16, 彌迦書 6:16, 彌迦書 7:1, 彌迦書 7:1–20, 彌迦書 7:2, 彌迦書 7:2–6, 彌迦書 7:3, 彌迦書 7:4, 彌迦書 7:5–6, 彌迦書 7:7–10, 彌迦書 7:8, 彌迦書 7:9, 彌迦書 7:10, 彌迦書 7:11–12, 彌迦書 7:13, 彌迦書 7:14, 彌迦書 7:14–20, 彌迦書 7:15, 彌迦書 7:16, 彌迦書 7:17, 彌迦書 7:18–20</w:t>
       </w:r>
       <w:r>
         <w:rPr>

--- a/zht/docx/33.content.docx
+++ b/zht/docx/33.content.docx
@@ -150,19 +150,6 @@
           <w:lang w:val="zh_TW" w:bidi="zh_TW"/>
         </w:rPr>
         <w:t>MIC</w:t>
-      </w:r>
-      <w:r>
-        <w:rPr>
-          <w:lang w:val="zh_TW" w:bidi="zh_TW"/>
-        </w:rPr>
-      </w:r>
-    </w:p>
-    <w:p>
-      <w:pPr/>
-      <w:r>
-        <w:rPr>
-          <w:lang w:val="zh_TW" w:bidi="zh_TW"/>
-        </w:rPr>
       </w:r>
       <w:r>
         <w:rPr>

--- a/zht/docx/33.content.docx
+++ b/zht/docx/33.content.docx
@@ -19,7 +19,7 @@
         <w:rPr>
           <w:lang w:val="zh_TW" w:bidi="zh_TW"/>
         </w:rPr>
-        <w:t>Resource: 研讀筆記 (Tyndale)</w:t>
+        <w:t>Resource: Tyndale Open Study Notes</w:t>
       </w:r>
       <w:r>
         <w:rPr>
@@ -112,7 +112,7 @@
         <w:rPr>
           <w:lang w:val="zh_TW" w:bidi="zh_TW"/>
         </w:rPr>
-        <w:t>研讀筆記 (Tyndale)</w:t>
+        <w:t>Tyndale Open Study Notes</w:t>
       </w:r>
     </w:p>
     <w:p>

--- a/zht/docx/33.content.docx
+++ b/zht/docx/33.content.docx
@@ -19,7 +19,7 @@
         <w:rPr>
           <w:lang w:val="zh_TW" w:bidi="zh_TW"/>
         </w:rPr>
-        <w:t>Resource: Tyndale Open Study Notes</w:t>
+        <w:t>Resource: Aquifer Open Study Notes</w:t>
       </w:r>
       <w:r>
         <w:rPr>
@@ -112,7 +112,7 @@
         <w:rPr>
           <w:lang w:val="zh_TW" w:bidi="zh_TW"/>
         </w:rPr>
-        <w:t>Tyndale Open Study Notes</w:t>
+        <w:t>Aquifer Open Study Notes</w:t>
       </w:r>
     </w:p>
     <w:p>

--- a/zht/docx/33.content.docx
+++ b/zht/docx/33.content.docx
@@ -373,18 +373,12 @@
         </w:rPr>
         <w:t>這裡的「注意！」（譯註：和合本沒有譯出這個詞）與</w:t>
       </w:r>
-      <w:hyperlink r:id="rId13">
-        <w:r>
-          <w:rPr>
-            <w:lang w:val="zh_TW" w:bidi="zh_TW"/>
-          </w:rPr>
-          <w:rPr>
-            <w:color w:val="0000EE"/>
-            <w:u w:val="single"/>
-          </w:rPr>
-          <w:t>申命記六章4節</w:t>
-        </w:r>
-      </w:hyperlink>
+      <w:r>
+        <w:rPr>
+          <w:lang w:val="zh_TW" w:bidi="zh_TW"/>
+        </w:rPr>
+        <w:t>申命記六章4節</w:t>
+      </w:r>
       <w:r>
         <w:rPr>
           <w:lang w:val="zh_TW" w:bidi="zh_TW"/>
@@ -435,18 +429,12 @@
         </w:rPr>
         <w:t>聖殿指的是耶和華在天上的居所，而不是那座已敗壞的耶路撒冷聖殿（</w:t>
       </w:r>
-      <w:hyperlink r:id="rId14">
-        <w:r>
-          <w:rPr>
-            <w:lang w:val="zh_TW" w:bidi="zh_TW"/>
-          </w:rPr>
-          <w:rPr>
-            <w:color w:val="0000EE"/>
-            <w:u w:val="single"/>
-          </w:rPr>
-          <w:t>彌1:2–3</w:t>
-        </w:r>
-      </w:hyperlink>
+      <w:r>
+        <w:rPr>
+          <w:lang w:val="zh_TW" w:bidi="zh_TW"/>
+        </w:rPr>
+        <w:t>彌1:2–3</w:t>
+      </w:r>
       <w:r>
         <w:rPr>
           <w:lang w:val="zh_TW" w:bidi="zh_TW"/>
@@ -561,54 +549,36 @@
         </w:rPr>
         <w:t>這段審判的信息，揭示了彌迦預言中的幾個主要關注點，並宣告神決意審判祂的子民，使他們被擄到異地（</w:t>
       </w:r>
-      <w:hyperlink r:id="rId15">
-        <w:r>
-          <w:rPr>
-            <w:lang w:val="zh_TW" w:bidi="zh_TW"/>
-          </w:rPr>
-          <w:rPr>
-            <w:color w:val="0000EE"/>
-            <w:u w:val="single"/>
-          </w:rPr>
-          <w:t>1:16</w:t>
-        </w:r>
-      </w:hyperlink>
+      <w:r>
+        <w:rPr>
+          <w:lang w:val="zh_TW" w:bidi="zh_TW"/>
+        </w:rPr>
+        <w:t>1:16</w:t>
+      </w:r>
       <w:r>
         <w:rPr>
           <w:lang w:val="zh_TW" w:bidi="zh_TW"/>
         </w:rPr>
         <w:t>，</w:t>
       </w:r>
-      <w:hyperlink r:id="rId16">
-        <w:r>
-          <w:rPr>
-            <w:lang w:val="zh_TW" w:bidi="zh_TW"/>
-          </w:rPr>
-          <w:rPr>
-            <w:color w:val="0000EE"/>
-            <w:u w:val="single"/>
-          </w:rPr>
-          <w:t>2:4–5</w:t>
-        </w:r>
-      </w:hyperlink>
+      <w:r>
+        <w:rPr>
+          <w:lang w:val="zh_TW" w:bidi="zh_TW"/>
+        </w:rPr>
+        <w:t>2:4–5</w:t>
+      </w:r>
       <w:r>
         <w:rPr>
           <w:lang w:val="zh_TW" w:bidi="zh_TW"/>
         </w:rPr>
         <w:t>）。然而，這段信息最後以耶和華的應許作結——祂要從被擄之地拯救餘民（</w:t>
       </w:r>
-      <w:hyperlink r:id="rId17">
-        <w:r>
-          <w:rPr>
-            <w:lang w:val="zh_TW" w:bidi="zh_TW"/>
-          </w:rPr>
-          <w:rPr>
-            <w:color w:val="0000EE"/>
-            <w:u w:val="single"/>
-          </w:rPr>
-          <w:t>2:12–13</w:t>
-        </w:r>
-      </w:hyperlink>
+      <w:r>
+        <w:rPr>
+          <w:lang w:val="zh_TW" w:bidi="zh_TW"/>
+        </w:rPr>
+        <w:t>2:12–13</w:t>
+      </w:r>
       <w:r>
         <w:rPr>
           <w:lang w:val="zh_TW" w:bidi="zh_TW"/>
@@ -669,54 +639,36 @@
         </w:rPr>
         <w:t>暗示著神顯現（theophany）——那位即將在歷史動盪中擊打撒馬利亞的神親自顯現（參</w:t>
       </w:r>
-      <w:hyperlink r:id="rId18">
-        <w:r>
-          <w:rPr>
-            <w:lang w:val="zh_TW" w:bidi="zh_TW"/>
-          </w:rPr>
-          <w:rPr>
-            <w:color w:val="0000EE"/>
-            <w:u w:val="single"/>
-          </w:rPr>
-          <w:t>申33:29</w:t>
-        </w:r>
-      </w:hyperlink>
+      <w:r>
+        <w:rPr>
+          <w:lang w:val="zh_TW" w:bidi="zh_TW"/>
+        </w:rPr>
+        <w:t>申33:29</w:t>
+      </w:r>
       <w:r>
         <w:rPr>
           <w:lang w:val="zh_TW" w:bidi="zh_TW"/>
         </w:rPr>
         <w:t>；</w:t>
       </w:r>
-      <w:hyperlink r:id="rId19">
-        <w:r>
-          <w:rPr>
-            <w:lang w:val="zh_TW" w:bidi="zh_TW"/>
-          </w:rPr>
-          <w:rPr>
-            <w:color w:val="0000EE"/>
-            <w:u w:val="single"/>
-          </w:rPr>
-          <w:t>詩108:13</w:t>
-        </w:r>
-      </w:hyperlink>
+      <w:r>
+        <w:rPr>
+          <w:lang w:val="zh_TW" w:bidi="zh_TW"/>
+        </w:rPr>
+        <w:t>詩108:13</w:t>
+      </w:r>
       <w:r>
         <w:rPr>
           <w:lang w:val="zh_TW" w:bidi="zh_TW"/>
         </w:rPr>
         <w:t>；</w:t>
       </w:r>
-      <w:hyperlink r:id="rId20">
-        <w:r>
-          <w:rPr>
-            <w:lang w:val="zh_TW" w:bidi="zh_TW"/>
-          </w:rPr>
-          <w:rPr>
-            <w:color w:val="0000EE"/>
-            <w:u w:val="single"/>
-          </w:rPr>
-          <w:t>摩4:13</w:t>
-        </w:r>
-      </w:hyperlink>
+      <w:r>
+        <w:rPr>
+          <w:lang w:val="zh_TW" w:bidi="zh_TW"/>
+        </w:rPr>
+        <w:t>摩4:13</w:t>
+      </w:r>
       <w:r>
         <w:rPr>
           <w:lang w:val="zh_TW" w:bidi="zh_TW"/>
@@ -783,18 +735,12 @@
         </w:rPr>
         <w:t>山，在耶和華面前都要消化（見</w:t>
       </w:r>
-      <w:hyperlink r:id="rId21">
-        <w:r>
-          <w:rPr>
-            <w:lang w:val="zh_TW" w:bidi="zh_TW"/>
-          </w:rPr>
-          <w:rPr>
-            <w:color w:val="0000EE"/>
-            <w:u w:val="single"/>
-          </w:rPr>
-          <w:t>詩97:5</w:t>
-        </w:r>
-      </w:hyperlink>
+      <w:r>
+        <w:rPr>
+          <w:lang w:val="zh_TW" w:bidi="zh_TW"/>
+        </w:rPr>
+        <w:t>詩97:5</w:t>
+      </w:r>
       <w:r>
         <w:rPr>
           <w:lang w:val="zh_TW" w:bidi="zh_TW"/>
@@ -883,54 +829,36 @@
         </w:rPr>
         <w:t>）神子民的首都本應是聖潔之地，卻反而成了敗壞的源頭。撒馬利亞是北國以色列的首都，由暗利（公元前885–874年）所建，並成為了古代近東的政治、軍事與經濟樞紐（</w:t>
       </w:r>
-      <w:hyperlink r:id="rId22">
-        <w:r>
-          <w:rPr>
-            <w:lang w:val="zh_TW" w:bidi="zh_TW"/>
-          </w:rPr>
-          <w:rPr>
-            <w:color w:val="0000EE"/>
-            <w:u w:val="single"/>
-          </w:rPr>
-          <w:t>王上16:24</w:t>
-        </w:r>
-      </w:hyperlink>
+      <w:r>
+        <w:rPr>
+          <w:lang w:val="zh_TW" w:bidi="zh_TW"/>
+        </w:rPr>
+        <w:t>王上16:24</w:t>
+      </w:r>
       <w:r>
         <w:rPr>
           <w:lang w:val="zh_TW" w:bidi="zh_TW"/>
         </w:rPr>
         <w:t>）。暗利是一位邪惡的君王，因此他的城也是邪惡的（參</w:t>
       </w:r>
-      <w:hyperlink r:id="rId23">
-        <w:r>
-          <w:rPr>
-            <w:lang w:val="zh_TW" w:bidi="zh_TW"/>
-          </w:rPr>
-          <w:rPr>
-            <w:color w:val="0000EE"/>
-            <w:u w:val="single"/>
-          </w:rPr>
-          <w:t>彌6:16</w:t>
-        </w:r>
-      </w:hyperlink>
+      <w:r>
+        <w:rPr>
+          <w:lang w:val="zh_TW" w:bidi="zh_TW"/>
+        </w:rPr>
+        <w:t>彌6:16</w:t>
+      </w:r>
       <w:r>
         <w:rPr>
           <w:lang w:val="zh_TW" w:bidi="zh_TW"/>
         </w:rPr>
         <w:t>；</w:t>
       </w:r>
-      <w:hyperlink r:id="rId24">
-        <w:r>
-          <w:rPr>
-            <w:lang w:val="zh_TW" w:bidi="zh_TW"/>
-          </w:rPr>
-          <w:rPr>
-            <w:color w:val="0000EE"/>
-            <w:u w:val="single"/>
-          </w:rPr>
-          <w:t>王上16:25</w:t>
-        </w:r>
-      </w:hyperlink>
+      <w:r>
+        <w:rPr>
+          <w:lang w:val="zh_TW" w:bidi="zh_TW"/>
+        </w:rPr>
+        <w:t>王上16:25</w:t>
+      </w:r>
       <w:r>
         <w:rPr>
           <w:lang w:val="zh_TW" w:bidi="zh_TW"/>
@@ -1137,36 +1065,24 @@
         </w:rPr>
         <w:t>別處（譯註：和合本沒有譯出這個詞）是指撒馬利亞被擄到亞述及其各省與所征服的附庸國（公元前722年）。耶路撒冷也被預言會有同樣的結果（</w:t>
       </w:r>
-      <w:hyperlink r:id="rId25">
-        <w:r>
-          <w:rPr>
-            <w:lang w:val="zh_TW" w:bidi="zh_TW"/>
-          </w:rPr>
-          <w:rPr>
-            <w:color w:val="0000EE"/>
-            <w:u w:val="single"/>
-          </w:rPr>
-          <w:t>3:12</w:t>
-        </w:r>
-      </w:hyperlink>
+      <w:r>
+        <w:rPr>
+          <w:lang w:val="zh_TW" w:bidi="zh_TW"/>
+        </w:rPr>
+        <w:t>3:12</w:t>
+      </w:r>
       <w:r>
         <w:rPr>
           <w:lang w:val="zh_TW" w:bidi="zh_TW"/>
         </w:rPr>
         <w:t>；</w:t>
       </w:r>
-      <w:hyperlink r:id="rId26">
-        <w:r>
-          <w:rPr>
-            <w:lang w:val="zh_TW" w:bidi="zh_TW"/>
-          </w:rPr>
-          <w:rPr>
-            <w:color w:val="0000EE"/>
-            <w:u w:val="single"/>
-          </w:rPr>
-          <w:t>耶26:18</w:t>
-        </w:r>
-      </w:hyperlink>
+      <w:r>
+        <w:rPr>
+          <w:lang w:val="zh_TW" w:bidi="zh_TW"/>
+        </w:rPr>
+        <w:t>耶26:18</w:t>
+      </w:r>
       <w:r>
         <w:rPr>
           <w:lang w:val="zh_TW" w:bidi="zh_TW"/>
@@ -1237,54 +1153,36 @@
         </w:rPr>
         <w:t>，並以此來表達哀悼（參</w:t>
       </w:r>
-      <w:hyperlink r:id="rId27">
-        <w:r>
-          <w:rPr>
-            <w:lang w:val="zh_TW" w:bidi="zh_TW"/>
-          </w:rPr>
-          <w:rPr>
-            <w:color w:val="0000EE"/>
-            <w:u w:val="single"/>
-          </w:rPr>
-          <w:t>賽20:2</w:t>
-        </w:r>
-      </w:hyperlink>
+      <w:r>
+        <w:rPr>
+          <w:lang w:val="zh_TW" w:bidi="zh_TW"/>
+        </w:rPr>
+        <w:t>賽20:2</w:t>
+      </w:r>
       <w:r>
         <w:rPr>
           <w:lang w:val="zh_TW" w:bidi="zh_TW"/>
         </w:rPr>
         <w:t>；</w:t>
       </w:r>
-      <w:hyperlink r:id="rId28">
-        <w:r>
-          <w:rPr>
-            <w:lang w:val="zh_TW" w:bidi="zh_TW"/>
-          </w:rPr>
-          <w:rPr>
-            <w:color w:val="0000EE"/>
-            <w:u w:val="single"/>
-          </w:rPr>
-          <w:t>哀2:10</w:t>
-        </w:r>
-      </w:hyperlink>
+      <w:r>
+        <w:rPr>
+          <w:lang w:val="zh_TW" w:bidi="zh_TW"/>
+        </w:rPr>
+        <w:t>哀2:10</w:t>
+      </w:r>
       <w:r>
         <w:rPr>
           <w:lang w:val="zh_TW" w:bidi="zh_TW"/>
         </w:rPr>
         <w:t>；</w:t>
       </w:r>
-      <w:hyperlink r:id="rId29">
-        <w:r>
-          <w:rPr>
-            <w:lang w:val="zh_TW" w:bidi="zh_TW"/>
-          </w:rPr>
-          <w:rPr>
-            <w:color w:val="0000EE"/>
-            <w:u w:val="single"/>
-          </w:rPr>
-          <w:t>結24:17</w:t>
-        </w:r>
-      </w:hyperlink>
+      <w:r>
+        <w:rPr>
+          <w:lang w:val="zh_TW" w:bidi="zh_TW"/>
+        </w:rPr>
+        <w:t>結24:17</w:t>
+      </w:r>
       <w:r>
         <w:rPr>
           <w:lang w:val="zh_TW" w:bidi="zh_TW"/>
@@ -1321,36 +1219,24 @@
         </w:rPr>
         <w:t>會發出淒涼的叫聲，並居住在荒涼無人的曠野之地（</w:t>
       </w:r>
-      <w:hyperlink r:id="rId30">
-        <w:r>
-          <w:rPr>
-            <w:lang w:val="zh_TW" w:bidi="zh_TW"/>
-          </w:rPr>
-          <w:rPr>
-            <w:color w:val="0000EE"/>
-            <w:u w:val="single"/>
-          </w:rPr>
-          <w:t>賽34:13</w:t>
-        </w:r>
-      </w:hyperlink>
+      <w:r>
+        <w:rPr>
+          <w:lang w:val="zh_TW" w:bidi="zh_TW"/>
+        </w:rPr>
+        <w:t>賽34:13</w:t>
+      </w:r>
       <w:r>
         <w:rPr>
           <w:lang w:val="zh_TW" w:bidi="zh_TW"/>
         </w:rPr>
         <w:t>；</w:t>
       </w:r>
-      <w:hyperlink r:id="rId31">
-        <w:r>
-          <w:rPr>
-            <w:lang w:val="zh_TW" w:bidi="zh_TW"/>
-          </w:rPr>
-          <w:rPr>
-            <w:color w:val="0000EE"/>
-            <w:u w:val="single"/>
-          </w:rPr>
-          <w:t>耶50:39</w:t>
-        </w:r>
-      </w:hyperlink>
+      <w:r>
+        <w:rPr>
+          <w:lang w:val="zh_TW" w:bidi="zh_TW"/>
+        </w:rPr>
+        <w:t>耶50:39</w:t>
+      </w:r>
       <w:r>
         <w:rPr>
           <w:lang w:val="zh_TW" w:bidi="zh_TW"/>
@@ -1507,72 +1393,48 @@
         </w:rPr>
         <w:t>被擄是最終且最毀滅性的咒詛（</w:t>
       </w:r>
-      <w:hyperlink r:id="rId32">
-        <w:r>
-          <w:rPr>
-            <w:lang w:val="zh_TW" w:bidi="zh_TW"/>
-          </w:rPr>
-          <w:rPr>
-            <w:color w:val="0000EE"/>
-            <w:u w:val="single"/>
-          </w:rPr>
-          <w:t>申4:29</w:t>
-        </w:r>
-      </w:hyperlink>
+      <w:r>
+        <w:rPr>
+          <w:lang w:val="zh_TW" w:bidi="zh_TW"/>
+        </w:rPr>
+        <w:t>申4:29</w:t>
+      </w:r>
       <w:r>
         <w:rPr>
           <w:lang w:val="zh_TW" w:bidi="zh_TW"/>
         </w:rPr>
         <w:t>；</w:t>
       </w:r>
-      <w:hyperlink r:id="rId33">
-        <w:r>
-          <w:rPr>
-            <w:lang w:val="zh_TW" w:bidi="zh_TW"/>
-          </w:rPr>
-          <w:rPr>
-            <w:color w:val="0000EE"/>
-            <w:u w:val="single"/>
-          </w:rPr>
-          <w:t>28:37</w:t>
-        </w:r>
-      </w:hyperlink>
+      <w:r>
+        <w:rPr>
+          <w:lang w:val="zh_TW" w:bidi="zh_TW"/>
+        </w:rPr>
+        <w:t>28:37</w:t>
+      </w:r>
       <w:r>
         <w:rPr>
           <w:lang w:val="zh_TW" w:bidi="zh_TW"/>
         </w:rPr>
         <w:t>、</w:t>
       </w:r>
-      <w:hyperlink r:id="rId34">
-        <w:r>
-          <w:rPr>
-            <w:lang w:val="zh_TW" w:bidi="zh_TW"/>
-          </w:rPr>
-          <w:rPr>
-            <w:color w:val="0000EE"/>
-            <w:u w:val="single"/>
-          </w:rPr>
-          <w:t>48</w:t>
-        </w:r>
-      </w:hyperlink>
+      <w:r>
+        <w:rPr>
+          <w:lang w:val="zh_TW" w:bidi="zh_TW"/>
+        </w:rPr>
+        <w:t>48</w:t>
+      </w:r>
       <w:r>
         <w:rPr>
           <w:lang w:val="zh_TW" w:bidi="zh_TW"/>
         </w:rPr>
         <w:t>；</w:t>
       </w:r>
-      <w:hyperlink r:id="rId35">
-        <w:r>
-          <w:rPr>
-            <w:lang w:val="zh_TW" w:bidi="zh_TW"/>
-          </w:rPr>
-          <w:rPr>
-            <w:color w:val="0000EE"/>
-            <w:u w:val="single"/>
-          </w:rPr>
-          <w:t>耶25:7–11</w:t>
-        </w:r>
-      </w:hyperlink>
+      <w:r>
+        <w:rPr>
+          <w:lang w:val="zh_TW" w:bidi="zh_TW"/>
+        </w:rPr>
+        <w:t>耶25:7–11</w:t>
+      </w:r>
       <w:r>
         <w:rPr>
           <w:lang w:val="zh_TW" w:bidi="zh_TW"/>
@@ -1633,18 +1495,12 @@
         </w:rPr>
         <w:t>耶路撒冷：神的審判會臨到任何腐敗的地方（參</w:t>
       </w:r>
-      <w:hyperlink r:id="rId36">
-        <w:r>
-          <w:rPr>
-            <w:lang w:val="zh_TW" w:bidi="zh_TW"/>
-          </w:rPr>
-          <w:rPr>
-            <w:color w:val="0000EE"/>
-            <w:u w:val="single"/>
-          </w:rPr>
-          <w:t>1:9</w:t>
-        </w:r>
-      </w:hyperlink>
+      <w:r>
+        <w:rPr>
+          <w:lang w:val="zh_TW" w:bidi="zh_TW"/>
+        </w:rPr>
+        <w:t>1:9</w:t>
+      </w:r>
       <w:r>
         <w:rPr>
           <w:lang w:val="zh_TW" w:bidi="zh_TW"/>
@@ -1944,54 +1800,36 @@
         </w:rPr>
         <w:t>：這是一種哀悼與絕望的舉動（另見</w:t>
       </w:r>
-      <w:hyperlink r:id="rId37">
-        <w:r>
-          <w:rPr>
-            <w:lang w:val="zh_TW" w:bidi="zh_TW"/>
-          </w:rPr>
-          <w:rPr>
-            <w:color w:val="0000EE"/>
-            <w:u w:val="single"/>
-          </w:rPr>
-          <w:t>耶41:5</w:t>
-        </w:r>
-      </w:hyperlink>
+      <w:r>
+        <w:rPr>
+          <w:lang w:val="zh_TW" w:bidi="zh_TW"/>
+        </w:rPr>
+        <w:t>耶41:5</w:t>
+      </w:r>
       <w:r>
         <w:rPr>
           <w:lang w:val="zh_TW" w:bidi="zh_TW"/>
         </w:rPr>
         <w:t>），也可能是象徵潔淨（</w:t>
       </w:r>
-      <w:hyperlink r:id="rId38">
-        <w:r>
-          <w:rPr>
-            <w:lang w:val="zh_TW" w:bidi="zh_TW"/>
-          </w:rPr>
-          <w:rPr>
-            <w:color w:val="0000EE"/>
-            <w:u w:val="single"/>
-          </w:rPr>
-          <w:t>利14:7–10</w:t>
-        </w:r>
-      </w:hyperlink>
+      <w:r>
+        <w:rPr>
+          <w:lang w:val="zh_TW" w:bidi="zh_TW"/>
+        </w:rPr>
+        <w:t>利14:7–10</w:t>
+      </w:r>
       <w:r>
         <w:rPr>
           <w:lang w:val="zh_TW" w:bidi="zh_TW"/>
         </w:rPr>
         <w:t>；</w:t>
       </w:r>
-      <w:hyperlink r:id="rId39">
-        <w:r>
-          <w:rPr>
-            <w:lang w:val="zh_TW" w:bidi="zh_TW"/>
-          </w:rPr>
-          <w:rPr>
-            <w:color w:val="0000EE"/>
-            <w:u w:val="single"/>
-          </w:rPr>
-          <w:t>民6:10–11</w:t>
-        </w:r>
-      </w:hyperlink>
+      <w:r>
+        <w:rPr>
+          <w:lang w:val="zh_TW" w:bidi="zh_TW"/>
+        </w:rPr>
+        <w:t>民6:10–11</w:t>
+      </w:r>
       <w:r>
         <w:rPr>
           <w:lang w:val="zh_TW" w:bidi="zh_TW"/>
@@ -2050,36 +1888,24 @@
         </w:rPr>
         <w:t>權力使富人腐化，他們本應準備好幫助他們的以色列同胞（參</w:t>
       </w:r>
-      <w:hyperlink r:id="rId40">
-        <w:r>
-          <w:rPr>
-            <w:lang w:val="zh_TW" w:bidi="zh_TW"/>
-          </w:rPr>
-          <w:rPr>
-            <w:color w:val="0000EE"/>
-            <w:u w:val="single"/>
-          </w:rPr>
-          <w:t>創4:9</w:t>
-        </w:r>
-      </w:hyperlink>
+      <w:r>
+        <w:rPr>
+          <w:lang w:val="zh_TW" w:bidi="zh_TW"/>
+        </w:rPr>
+        <w:t>創4:9</w:t>
+      </w:r>
       <w:r>
         <w:rPr>
           <w:lang w:val="zh_TW" w:bidi="zh_TW"/>
         </w:rPr>
         <w:t>；</w:t>
       </w:r>
-      <w:hyperlink r:id="rId41">
-        <w:r>
-          <w:rPr>
-            <w:lang w:val="zh_TW" w:bidi="zh_TW"/>
-          </w:rPr>
-          <w:rPr>
-            <w:color w:val="0000EE"/>
-            <w:u w:val="single"/>
-          </w:rPr>
-          <w:t>書1:14</w:t>
-        </w:r>
-      </w:hyperlink>
+      <w:r>
+        <w:rPr>
+          <w:lang w:val="zh_TW" w:bidi="zh_TW"/>
+        </w:rPr>
+        <w:t>書1:14</w:t>
+      </w:r>
       <w:r>
         <w:rPr>
           <w:lang w:val="zh_TW" w:bidi="zh_TW"/>
@@ -2122,18 +1948,12 @@
         </w:rPr>
         <w:t>這顯示他們的心、思想和品格已經敗壞（</w:t>
       </w:r>
-      <w:hyperlink r:id="rId42">
-        <w:r>
-          <w:rPr>
-            <w:lang w:val="zh_TW" w:bidi="zh_TW"/>
-          </w:rPr>
-          <w:rPr>
-            <w:color w:val="0000EE"/>
-            <w:u w:val="single"/>
-          </w:rPr>
-          <w:t>創6:5</w:t>
-        </w:r>
-      </w:hyperlink>
+      <w:r>
+        <w:rPr>
+          <w:lang w:val="zh_TW" w:bidi="zh_TW"/>
+        </w:rPr>
+        <w:t>創6:5</w:t>
+      </w:r>
       <w:r>
         <w:rPr>
           <w:lang w:val="zh_TW" w:bidi="zh_TW"/>
@@ -2170,126 +1990,84 @@
         </w:rPr>
         <w:t>：他們以一種相當於偷竊的方式擁有他人的財產，並違反了神禁止貪戀的律法（</w:t>
       </w:r>
-      <w:hyperlink r:id="rId43">
-        <w:r>
-          <w:rPr>
-            <w:lang w:val="zh_TW" w:bidi="zh_TW"/>
-          </w:rPr>
-          <w:rPr>
-            <w:color w:val="0000EE"/>
-            <w:u w:val="single"/>
-          </w:rPr>
-          <w:t>出20:17</w:t>
-        </w:r>
-      </w:hyperlink>
+      <w:r>
+        <w:rPr>
+          <w:lang w:val="zh_TW" w:bidi="zh_TW"/>
+        </w:rPr>
+        <w:t>出20:17</w:t>
+      </w:r>
       <w:r>
         <w:rPr>
           <w:lang w:val="zh_TW" w:bidi="zh_TW"/>
         </w:rPr>
         <w:t>）。家族的產業是耶和華所賜的神聖的禮物，旨在作為永久的產業（</w:t>
       </w:r>
-      <w:hyperlink r:id="rId44">
-        <w:r>
-          <w:rPr>
-            <w:lang w:val="zh_TW" w:bidi="zh_TW"/>
-          </w:rPr>
-          <w:rPr>
-            <w:color w:val="0000EE"/>
-            <w:u w:val="single"/>
-          </w:rPr>
-          <w:t>利25:8–55</w:t>
-        </w:r>
-      </w:hyperlink>
+      <w:r>
+        <w:rPr>
+          <w:lang w:val="zh_TW" w:bidi="zh_TW"/>
+        </w:rPr>
+        <w:t>利25:8–55</w:t>
+      </w:r>
       <w:r>
         <w:rPr>
           <w:lang w:val="zh_TW" w:bidi="zh_TW"/>
         </w:rPr>
         <w:t>；參</w:t>
       </w:r>
-      <w:hyperlink r:id="rId45">
-        <w:r>
-          <w:rPr>
-            <w:lang w:val="zh_TW" w:bidi="zh_TW"/>
-          </w:rPr>
-          <w:rPr>
-            <w:color w:val="0000EE"/>
-            <w:u w:val="single"/>
-          </w:rPr>
-          <w:t>王上21</w:t>
-        </w:r>
-      </w:hyperlink>
+      <w:r>
+        <w:rPr>
+          <w:lang w:val="zh_TW" w:bidi="zh_TW"/>
+        </w:rPr>
+        <w:t>王上21</w:t>
+      </w:r>
       <w:r>
         <w:rPr>
           <w:lang w:val="zh_TW" w:bidi="zh_TW"/>
         </w:rPr>
         <w:t>；</w:t>
       </w:r>
-      <w:hyperlink r:id="rId46">
-        <w:r>
-          <w:rPr>
-            <w:lang w:val="zh_TW" w:bidi="zh_TW"/>
-          </w:rPr>
-          <w:rPr>
-            <w:color w:val="0000EE"/>
-            <w:u w:val="single"/>
-          </w:rPr>
-          <w:t>賽5:8</w:t>
-        </w:r>
-      </w:hyperlink>
+      <w:r>
+        <w:rPr>
+          <w:lang w:val="zh_TW" w:bidi="zh_TW"/>
+        </w:rPr>
+        <w:t>賽5:8</w:t>
+      </w:r>
       <w:r>
         <w:rPr>
           <w:lang w:val="zh_TW" w:bidi="zh_TW"/>
         </w:rPr>
         <w:t>）。神原本期望在祂的子民中看見公義，卻只看見欺壓（</w:t>
       </w:r>
-      <w:hyperlink r:id="rId47">
-        <w:r>
-          <w:rPr>
-            <w:lang w:val="zh_TW" w:bidi="zh_TW"/>
-          </w:rPr>
-          <w:rPr>
-            <w:color w:val="0000EE"/>
-            <w:u w:val="single"/>
-          </w:rPr>
-          <w:t>王上10:9</w:t>
-        </w:r>
-      </w:hyperlink>
+      <w:r>
+        <w:rPr>
+          <w:lang w:val="zh_TW" w:bidi="zh_TW"/>
+        </w:rPr>
+        <w:t>王上10:9</w:t>
+      </w:r>
       <w:r>
         <w:rPr>
           <w:lang w:val="zh_TW" w:bidi="zh_TW"/>
         </w:rPr>
         <w:t>；</w:t>
       </w:r>
-      <w:hyperlink r:id="rId48">
-        <w:r>
-          <w:rPr>
-            <w:lang w:val="zh_TW" w:bidi="zh_TW"/>
-          </w:rPr>
-          <w:rPr>
-            <w:color w:val="0000EE"/>
-            <w:u w:val="single"/>
-          </w:rPr>
-          <w:t>賽5:7</w:t>
-        </w:r>
-      </w:hyperlink>
+      <w:r>
+        <w:rPr>
+          <w:lang w:val="zh_TW" w:bidi="zh_TW"/>
+        </w:rPr>
+        <w:t>賽5:7</w:t>
+      </w:r>
       <w:r>
         <w:rPr>
           <w:lang w:val="zh_TW" w:bidi="zh_TW"/>
         </w:rPr>
         <w:t>；</w:t>
       </w:r>
-      <w:hyperlink r:id="rId49">
-        <w:r>
-          <w:rPr>
-            <w:lang w:val="zh_TW" w:bidi="zh_TW"/>
-          </w:rPr>
-          <w:rPr>
-            <w:color w:val="0000EE"/>
-            <w:u w:val="single"/>
-          </w:rPr>
-          <w:t>彼後2:13</w:t>
-        </w:r>
-      </w:hyperlink>
+      <w:r>
+        <w:rPr>
+          <w:lang w:val="zh_TW" w:bidi="zh_TW"/>
+        </w:rPr>
+        <w:t>彼後2:13</w:t>
+      </w:r>
       <w:r>
         <w:rPr>
           <w:lang w:val="zh_TW" w:bidi="zh_TW"/>
@@ -2392,18 +2170,12 @@
         </w:rPr>
         <w:t>當權者將在經濟上破產，因仇敵要奪去他們的產業。他們從以色列人同胞手中不義地奪取的土地，將被人用暴力奪走（</w:t>
       </w:r>
-      <w:hyperlink r:id="rId50">
-        <w:r>
-          <w:rPr>
-            <w:lang w:val="zh_TW" w:bidi="zh_TW"/>
-          </w:rPr>
-          <w:rPr>
-            <w:color w:val="0000EE"/>
-            <w:u w:val="single"/>
-          </w:rPr>
-          <w:t>2:5</w:t>
-        </w:r>
-      </w:hyperlink>
+      <w:r>
+        <w:rPr>
+          <w:lang w:val="zh_TW" w:bidi="zh_TW"/>
+        </w:rPr>
+        <w:t>2:5</w:t>
+      </w:r>
       <w:r>
         <w:rPr>
           <w:lang w:val="zh_TW" w:bidi="zh_TW"/>
@@ -2588,18 +2360,12 @@
         </w:rPr>
         <w:t>這些邪惡之人喜歡聽他們那些只圖享樂的先知所說的謊言（參</w:t>
       </w:r>
-      <w:hyperlink r:id="rId51">
-        <w:r>
-          <w:rPr>
-            <w:lang w:val="zh_TW" w:bidi="zh_TW"/>
-          </w:rPr>
-          <w:rPr>
-            <w:color w:val="0000EE"/>
-            <w:u w:val="single"/>
-          </w:rPr>
-          <w:t>耶28:8–9</w:t>
-        </w:r>
-      </w:hyperlink>
+      <w:r>
+        <w:rPr>
+          <w:lang w:val="zh_TW" w:bidi="zh_TW"/>
+        </w:rPr>
+        <w:t>耶28:8–9</w:t>
+      </w:r>
       <w:r>
         <w:rPr>
           <w:lang w:val="zh_TW" w:bidi="zh_TW"/>
@@ -2654,36 +2420,24 @@
         </w:rPr>
         <w:t>神雖然宣告了被擄與絕望，卻仍向那悖逆的子民賜下盼望的應許，顯明了祂的愛與看顧。以色列雖要被分散，卻必再被召回（參</w:t>
       </w:r>
-      <w:hyperlink r:id="rId52">
-        <w:r>
-          <w:rPr>
-            <w:lang w:val="zh_TW" w:bidi="zh_TW"/>
-          </w:rPr>
-          <w:rPr>
-            <w:color w:val="0000EE"/>
-            <w:u w:val="single"/>
-          </w:rPr>
-          <w:t>申4:26–29</w:t>
-        </w:r>
-      </w:hyperlink>
+      <w:r>
+        <w:rPr>
+          <w:lang w:val="zh_TW" w:bidi="zh_TW"/>
+        </w:rPr>
+        <w:t>申4:26–29</w:t>
+      </w:r>
       <w:r>
         <w:rPr>
           <w:lang w:val="zh_TW" w:bidi="zh_TW"/>
         </w:rPr>
         <w:t>，</w:t>
       </w:r>
-      <w:hyperlink r:id="rId53">
-        <w:r>
-          <w:rPr>
-            <w:lang w:val="zh_TW" w:bidi="zh_TW"/>
-          </w:rPr>
-          <w:rPr>
-            <w:color w:val="0000EE"/>
-            <w:u w:val="single"/>
-          </w:rPr>
-          <w:t>30:1–6</w:t>
-        </w:r>
-      </w:hyperlink>
+      <w:r>
+        <w:rPr>
+          <w:lang w:val="zh_TW" w:bidi="zh_TW"/>
+        </w:rPr>
+        <w:t>30:1–6</w:t>
+      </w:r>
       <w:r>
         <w:rPr>
           <w:lang w:val="zh_TW" w:bidi="zh_TW"/>
@@ -2810,36 +2564,24 @@
         </w:rPr>
         <w:t>本該明白何為真實的審判與公義的首領（</w:t>
       </w:r>
-      <w:hyperlink r:id="rId54">
-        <w:r>
-          <w:rPr>
-            <w:lang w:val="zh_TW" w:bidi="zh_TW"/>
-          </w:rPr>
-          <w:rPr>
-            <w:color w:val="0000EE"/>
-            <w:u w:val="single"/>
-          </w:rPr>
-          <w:t>6:8</w:t>
-        </w:r>
-      </w:hyperlink>
+      <w:r>
+        <w:rPr>
+          <w:lang w:val="zh_TW" w:bidi="zh_TW"/>
+        </w:rPr>
+        <w:t>6:8</w:t>
+      </w:r>
       <w:r>
         <w:rPr>
           <w:lang w:val="zh_TW" w:bidi="zh_TW"/>
         </w:rPr>
         <w:t>；</w:t>
       </w:r>
-      <w:hyperlink r:id="rId55">
-        <w:r>
-          <w:rPr>
-            <w:lang w:val="zh_TW" w:bidi="zh_TW"/>
-          </w:rPr>
-          <w:rPr>
-            <w:color w:val="0000EE"/>
-            <w:u w:val="single"/>
-          </w:rPr>
-          <w:t>申10:12–13</w:t>
-        </w:r>
-      </w:hyperlink>
+      <w:r>
+        <w:rPr>
+          <w:lang w:val="zh_TW" w:bidi="zh_TW"/>
+        </w:rPr>
+        <w:t>申10:12–13</w:t>
+      </w:r>
       <w:r>
         <w:rPr>
           <w:lang w:val="zh_TW" w:bidi="zh_TW"/>
@@ -2906,36 +2648,24 @@
         </w:rPr>
         <w:t>（參</w:t>
       </w:r>
-      <w:hyperlink r:id="rId56">
-        <w:r>
-          <w:rPr>
-            <w:lang w:val="zh_TW" w:bidi="zh_TW"/>
-          </w:rPr>
-          <w:rPr>
-            <w:color w:val="0000EE"/>
-            <w:u w:val="single"/>
-          </w:rPr>
-          <w:t>申28:53</w:t>
-        </w:r>
-      </w:hyperlink>
+      <w:r>
+        <w:rPr>
+          <w:lang w:val="zh_TW" w:bidi="zh_TW"/>
+        </w:rPr>
+        <w:t>申28:53</w:t>
+      </w:r>
       <w:r>
         <w:rPr>
           <w:lang w:val="zh_TW" w:bidi="zh_TW"/>
         </w:rPr>
         <w:t>；</w:t>
       </w:r>
-      <w:hyperlink r:id="rId57">
-        <w:r>
-          <w:rPr>
-            <w:lang w:val="zh_TW" w:bidi="zh_TW"/>
-          </w:rPr>
-          <w:rPr>
-            <w:color w:val="0000EE"/>
-            <w:u w:val="single"/>
-          </w:rPr>
-          <w:t>王下6:29</w:t>
-        </w:r>
-      </w:hyperlink>
+      <w:r>
+        <w:rPr>
+          <w:lang w:val="zh_TW" w:bidi="zh_TW"/>
+        </w:rPr>
+        <w:t>王下6:29</w:t>
+      </w:r>
       <w:r>
         <w:rPr>
           <w:lang w:val="zh_TW" w:bidi="zh_TW"/>
@@ -3170,36 +2900,24 @@
         </w:rPr>
         <w:t>以色列的屬靈領袖中有假先知，因此他們也在彌迦的指控之列。先知本應呼召以色列走在真道上，而不是使他們誤入歧途（見</w:t>
       </w:r>
-      <w:hyperlink r:id="rId58">
-        <w:r>
-          <w:rPr>
-            <w:lang w:val="zh_TW" w:bidi="zh_TW"/>
-          </w:rPr>
-          <w:rPr>
-            <w:color w:val="0000EE"/>
-            <w:u w:val="single"/>
-          </w:rPr>
-          <w:t>申13章</w:t>
-        </w:r>
-      </w:hyperlink>
+      <w:r>
+        <w:rPr>
+          <w:lang w:val="zh_TW" w:bidi="zh_TW"/>
+        </w:rPr>
+        <w:t>申13章</w:t>
+      </w:r>
       <w:r>
         <w:rPr>
           <w:lang w:val="zh_TW" w:bidi="zh_TW"/>
         </w:rPr>
         <w:t>，</w:t>
       </w:r>
-      <w:hyperlink r:id="rId59">
-        <w:r>
-          <w:rPr>
-            <w:lang w:val="zh_TW" w:bidi="zh_TW"/>
-          </w:rPr>
-          <w:rPr>
-            <w:color w:val="0000EE"/>
-            <w:u w:val="single"/>
-          </w:rPr>
-          <w:t>18章</w:t>
-        </w:r>
-      </w:hyperlink>
+      <w:r>
+        <w:rPr>
+          <w:lang w:val="zh_TW" w:bidi="zh_TW"/>
+        </w:rPr>
+        <w:t>18章</w:t>
+      </w:r>
       <w:r>
         <w:rPr>
           <w:lang w:val="zh_TW" w:bidi="zh_TW"/>
@@ -3254,36 +2972,24 @@
         </w:rPr>
         <w:t>彌迦宣告了神對假先知的審判。沒有來自神的特殊啟示，這些先見與占卜者就如同異教國家的宮廷先知——如巴比倫、馬里，以及特別是亞述——一樣，他們被期望迎合當權者的立場，卻沒有從耶和華而來的真啟示（參</w:t>
       </w:r>
-      <w:hyperlink r:id="rId60">
-        <w:r>
-          <w:rPr>
-            <w:lang w:val="zh_TW" w:bidi="zh_TW"/>
-          </w:rPr>
-          <w:rPr>
-            <w:color w:val="0000EE"/>
-            <w:u w:val="single"/>
-          </w:rPr>
-          <w:t>撒上28:6</w:t>
-        </w:r>
-      </w:hyperlink>
+      <w:r>
+        <w:rPr>
+          <w:lang w:val="zh_TW" w:bidi="zh_TW"/>
+        </w:rPr>
+        <w:t>撒上28:6</w:t>
+      </w:r>
       <w:r>
         <w:rPr>
           <w:lang w:val="zh_TW" w:bidi="zh_TW"/>
         </w:rPr>
         <w:t>；</w:t>
       </w:r>
-      <w:hyperlink r:id="rId61">
-        <w:r>
-          <w:rPr>
-            <w:lang w:val="zh_TW" w:bidi="zh_TW"/>
-          </w:rPr>
-          <w:rPr>
-            <w:color w:val="0000EE"/>
-            <w:u w:val="single"/>
-          </w:rPr>
-          <w:t>摩8:11–12</w:t>
-        </w:r>
-      </w:hyperlink>
+      <w:r>
+        <w:rPr>
+          <w:lang w:val="zh_TW" w:bidi="zh_TW"/>
+        </w:rPr>
+        <w:t>摩8:11–12</w:t>
+      </w:r>
       <w:r>
         <w:rPr>
           <w:lang w:val="zh_TW" w:bidi="zh_TW"/>
@@ -3338,18 +3044,12 @@
         </w:rPr>
         <w:t>這裡呈現出真先知與假先知之間鮮明的對比（</w:t>
       </w:r>
-      <w:hyperlink r:id="rId62">
-        <w:r>
-          <w:rPr>
-            <w:lang w:val="zh_TW" w:bidi="zh_TW"/>
-          </w:rPr>
-          <w:rPr>
-            <w:color w:val="0000EE"/>
-            <w:u w:val="single"/>
-          </w:rPr>
-          <w:t>3:5–7</w:t>
-        </w:r>
-      </w:hyperlink>
+      <w:r>
+        <w:rPr>
+          <w:lang w:val="zh_TW" w:bidi="zh_TW"/>
+        </w:rPr>
+        <w:t>3:5–7</w:t>
+      </w:r>
       <w:r>
         <w:rPr>
           <w:lang w:val="zh_TW" w:bidi="zh_TW"/>
@@ -3416,18 +3116,12 @@
         </w:rPr>
         <w:t>耶路撒冷建造在謀殺與腐敗的根基上。因著這些罪惡，這城將被拆毀，變為曠野與廢墟（</w:t>
       </w:r>
-      <w:hyperlink r:id="rId25">
-        <w:r>
-          <w:rPr>
-            <w:lang w:val="zh_TW" w:bidi="zh_TW"/>
-          </w:rPr>
-          <w:rPr>
-            <w:color w:val="0000EE"/>
-            <w:u w:val="single"/>
-          </w:rPr>
-          <w:t>3:12</w:t>
-        </w:r>
-      </w:hyperlink>
+      <w:r>
+        <w:rPr>
+          <w:lang w:val="zh_TW" w:bidi="zh_TW"/>
+        </w:rPr>
+        <w:t>3:12</w:t>
+      </w:r>
       <w:r>
         <w:rPr>
           <w:lang w:val="zh_TW" w:bidi="zh_TW"/>
@@ -3494,90 +3188,60 @@
         </w:rPr>
         <w:t>）：這句話表示耶和華的認可（見</w:t>
       </w:r>
-      <w:hyperlink r:id="rId63">
-        <w:r>
-          <w:rPr>
-            <w:lang w:val="zh_TW" w:bidi="zh_TW"/>
-          </w:rPr>
-          <w:rPr>
-            <w:color w:val="0000EE"/>
-            <w:u w:val="single"/>
-          </w:rPr>
-          <w:t>出3:12</w:t>
-        </w:r>
-      </w:hyperlink>
+      <w:r>
+        <w:rPr>
+          <w:lang w:val="zh_TW" w:bidi="zh_TW"/>
+        </w:rPr>
+        <w:t>出3:12</w:t>
+      </w:r>
       <w:r>
         <w:rPr>
           <w:lang w:val="zh_TW" w:bidi="zh_TW"/>
         </w:rPr>
         <w:t>、</w:t>
       </w:r>
-      <w:hyperlink r:id="rId64">
-        <w:r>
-          <w:rPr>
-            <w:lang w:val="zh_TW" w:bidi="zh_TW"/>
-          </w:rPr>
-          <w:rPr>
-            <w:color w:val="0000EE"/>
-            <w:u w:val="single"/>
-          </w:rPr>
-          <w:t>14</w:t>
-        </w:r>
-      </w:hyperlink>
+      <w:r>
+        <w:rPr>
+          <w:lang w:val="zh_TW" w:bidi="zh_TW"/>
+        </w:rPr>
+        <w:t>14</w:t>
+      </w:r>
       <w:r>
         <w:rPr>
           <w:lang w:val="zh_TW" w:bidi="zh_TW"/>
         </w:rPr>
         <w:t>，</w:t>
       </w:r>
-      <w:hyperlink r:id="rId65">
-        <w:r>
-          <w:rPr>
-            <w:lang w:val="zh_TW" w:bidi="zh_TW"/>
-          </w:rPr>
-          <w:rPr>
-            <w:color w:val="0000EE"/>
-            <w:u w:val="single"/>
-          </w:rPr>
-          <w:t>25:8</w:t>
-        </w:r>
-      </w:hyperlink>
+      <w:r>
+        <w:rPr>
+          <w:lang w:val="zh_TW" w:bidi="zh_TW"/>
+        </w:rPr>
+        <w:t>25:8</w:t>
+      </w:r>
       <w:r>
         <w:rPr>
           <w:lang w:val="zh_TW" w:bidi="zh_TW"/>
         </w:rPr>
         <w:t>；</w:t>
       </w:r>
-      <w:hyperlink r:id="rId50">
-        <w:r>
-          <w:rPr>
-            <w:lang w:val="zh_TW" w:bidi="zh_TW"/>
-          </w:rPr>
-          <w:rPr>
-            <w:color w:val="0000EE"/>
-            <w:u w:val="single"/>
-          </w:rPr>
-          <w:t>彌2:5</w:t>
-        </w:r>
-      </w:hyperlink>
+      <w:r>
+        <w:rPr>
+          <w:lang w:val="zh_TW" w:bidi="zh_TW"/>
+        </w:rPr>
+        <w:t>彌2:5</w:t>
+      </w:r>
       <w:r>
         <w:rPr>
           <w:lang w:val="zh_TW" w:bidi="zh_TW"/>
         </w:rPr>
         <w:t>；</w:t>
       </w:r>
-      <w:hyperlink r:id="rId66">
-        <w:r>
-          <w:rPr>
-            <w:lang w:val="zh_TW" w:bidi="zh_TW"/>
-          </w:rPr>
-          <w:rPr>
-            <w:color w:val="0000EE"/>
-            <w:u w:val="single"/>
-          </w:rPr>
-          <w:t>亞2:11</w:t>
-        </w:r>
-      </w:hyperlink>
+      <w:r>
+        <w:rPr>
+          <w:lang w:val="zh_TW" w:bidi="zh_TW"/>
+        </w:rPr>
+        <w:t>亞2:11</w:t>
+      </w:r>
       <w:r>
         <w:rPr>
           <w:lang w:val="zh_TW" w:bidi="zh_TW"/>
@@ -3636,18 +3300,12 @@
         </w:rPr>
         <w:t>錫安山——耶和華曾居住的地方——將變為荒林、無人居住的曠野。墮落的耶路撒冷將面臨徹底的毀滅。耶利米後來引用了這段經文（</w:t>
       </w:r>
-      <w:hyperlink r:id="rId26">
-        <w:r>
-          <w:rPr>
-            <w:lang w:val="zh_TW" w:bidi="zh_TW"/>
-          </w:rPr>
-          <w:rPr>
-            <w:color w:val="0000EE"/>
-            <w:u w:val="single"/>
-          </w:rPr>
-          <w:t>耶26:18</w:t>
-        </w:r>
-      </w:hyperlink>
+      <w:r>
+        <w:rPr>
+          <w:lang w:val="zh_TW" w:bidi="zh_TW"/>
+        </w:rPr>
+        <w:t>耶26:18</w:t>
+      </w:r>
       <w:r>
         <w:rPr>
           <w:lang w:val="zh_TW" w:bidi="zh_TW"/>
@@ -3754,54 +3412,36 @@
         </w:rPr>
         <w:t>是耶路撒冷的錫安山，所羅門聖殿就在那裡建造（見</w:t>
       </w:r>
-      <w:hyperlink r:id="rId67">
-        <w:r>
-          <w:rPr>
-            <w:lang w:val="zh_TW" w:bidi="zh_TW"/>
-          </w:rPr>
-          <w:rPr>
-            <w:color w:val="0000EE"/>
-            <w:u w:val="single"/>
-          </w:rPr>
-          <w:t>撒下24:18–25</w:t>
-        </w:r>
-      </w:hyperlink>
+      <w:r>
+        <w:rPr>
+          <w:lang w:val="zh_TW" w:bidi="zh_TW"/>
+        </w:rPr>
+        <w:t>撒下24:18–25</w:t>
+      </w:r>
       <w:r>
         <w:rPr>
           <w:lang w:val="zh_TW" w:bidi="zh_TW"/>
         </w:rPr>
         <w:t>）。這讓人聯想起神的山——西奈山（</w:t>
       </w:r>
-      <w:hyperlink r:id="rId68">
-        <w:r>
-          <w:rPr>
-            <w:lang w:val="zh_TW" w:bidi="zh_TW"/>
-          </w:rPr>
-          <w:rPr>
-            <w:color w:val="0000EE"/>
-            <w:u w:val="single"/>
-          </w:rPr>
-          <w:t>出3:1</w:t>
-        </w:r>
-      </w:hyperlink>
+      <w:r>
+        <w:rPr>
+          <w:lang w:val="zh_TW" w:bidi="zh_TW"/>
+        </w:rPr>
+        <w:t>出3:1</w:t>
+      </w:r>
       <w:r>
         <w:rPr>
           <w:lang w:val="zh_TW" w:bidi="zh_TW"/>
         </w:rPr>
         <w:t>；</w:t>
       </w:r>
-      <w:hyperlink r:id="rId69">
-        <w:r>
-          <w:rPr>
-            <w:lang w:val="zh_TW" w:bidi="zh_TW"/>
-          </w:rPr>
-          <w:rPr>
-            <w:color w:val="0000EE"/>
-            <w:u w:val="single"/>
-          </w:rPr>
-          <w:t>民10:33</w:t>
-        </w:r>
-      </w:hyperlink>
+      <w:r>
+        <w:rPr>
+          <w:lang w:val="zh_TW" w:bidi="zh_TW"/>
+        </w:rPr>
+        <w:t>民10:33</w:t>
+      </w:r>
       <w:r>
         <w:rPr>
           <w:lang w:val="zh_TW" w:bidi="zh_TW"/>
@@ -3832,36 +3472,24 @@
         </w:rPr>
         <w:t>：神律法的智慧與祂道的知識，將使萬國得著生命（</w:t>
       </w:r>
-      <w:hyperlink r:id="rId70">
-        <w:r>
-          <w:rPr>
-            <w:lang w:val="zh_TW" w:bidi="zh_TW"/>
-          </w:rPr>
-          <w:rPr>
-            <w:color w:val="0000EE"/>
-            <w:u w:val="single"/>
-          </w:rPr>
-          <w:t>申4:6</w:t>
-        </w:r>
-      </w:hyperlink>
+      <w:r>
+        <w:rPr>
+          <w:lang w:val="zh_TW" w:bidi="zh_TW"/>
+        </w:rPr>
+        <w:t>申4:6</w:t>
+      </w:r>
       <w:r>
         <w:rPr>
           <w:lang w:val="zh_TW" w:bidi="zh_TW"/>
         </w:rPr>
         <w:t>，</w:t>
       </w:r>
-      <w:hyperlink r:id="rId71">
-        <w:r>
-          <w:rPr>
-            <w:lang w:val="zh_TW" w:bidi="zh_TW"/>
-          </w:rPr>
-          <w:rPr>
-            <w:color w:val="0000EE"/>
-            <w:u w:val="single"/>
-          </w:rPr>
-          <w:t>32:47</w:t>
-        </w:r>
-      </w:hyperlink>
+      <w:r>
+        <w:rPr>
+          <w:lang w:val="zh_TW" w:bidi="zh_TW"/>
+        </w:rPr>
+        <w:t>32:47</w:t>
+      </w:r>
       <w:r>
         <w:rPr>
           <w:lang w:val="zh_TW" w:bidi="zh_TW"/>
@@ -3916,18 +3544,12 @@
         </w:rPr>
         <w:t>彌迦的信息從極深的絕望，轉而爆發出盼望：他宣告耶路撒冷的錫安山將在未來被高舉。神藉著亞伯拉罕的後裔賜福萬國的計畫（</w:t>
       </w:r>
-      <w:hyperlink r:id="rId72">
-        <w:r>
-          <w:rPr>
-            <w:lang w:val="zh_TW" w:bidi="zh_TW"/>
-          </w:rPr>
-          <w:rPr>
-            <w:color w:val="0000EE"/>
-            <w:u w:val="single"/>
-          </w:rPr>
-          <w:t>創12:3</w:t>
-        </w:r>
-      </w:hyperlink>
+      <w:r>
+        <w:rPr>
+          <w:lang w:val="zh_TW" w:bidi="zh_TW"/>
+        </w:rPr>
+        <w:t>創12:3</w:t>
+      </w:r>
       <w:r>
         <w:rPr>
           <w:lang w:val="zh_TW" w:bidi="zh_TW"/>
@@ -3946,36 +3568,24 @@
         </w:rPr>
         <w:t>的殿……去敬拜。在那裡：（1）他們要學習遵行神的律法與訓誨；（2）這律法與訓誨要從神的殿被傳揚出去，傳遍列國；（3）當萬民把精力轉向和平的事、棄絕戰爭時，和平與福祉必在列國中興旺；（4）百姓要無所懼怕地居住，得著安穩、昌盛與祝福（</w:t>
       </w:r>
-      <w:hyperlink r:id="rId73">
-        <w:r>
-          <w:rPr>
-            <w:lang w:val="zh_TW" w:bidi="zh_TW"/>
-          </w:rPr>
-          <w:rPr>
-            <w:color w:val="0000EE"/>
-            <w:u w:val="single"/>
-          </w:rPr>
-          <w:t>彌4:4</w:t>
-        </w:r>
-      </w:hyperlink>
+      <w:r>
+        <w:rPr>
+          <w:lang w:val="zh_TW" w:bidi="zh_TW"/>
+        </w:rPr>
+        <w:t>彌4:4</w:t>
+      </w:r>
       <w:r>
         <w:rPr>
           <w:lang w:val="zh_TW" w:bidi="zh_TW"/>
         </w:rPr>
         <w:t>）。列國的偶像終必令他們失望，惟以色列信實的神成就這一切；祂所帶來的昌盛，直到永永遠遠（</w:t>
       </w:r>
-      <w:hyperlink r:id="rId74">
-        <w:r>
-          <w:rPr>
-            <w:lang w:val="zh_TW" w:bidi="zh_TW"/>
-          </w:rPr>
-          <w:rPr>
-            <w:color w:val="0000EE"/>
-            <w:u w:val="single"/>
-          </w:rPr>
-          <w:t>4:5</w:t>
-        </w:r>
-      </w:hyperlink>
+      <w:r>
+        <w:rPr>
+          <w:lang w:val="zh_TW" w:bidi="zh_TW"/>
+        </w:rPr>
+        <w:t>4:5</w:t>
+      </w:r>
       <w:r>
         <w:rPr>
           <w:lang w:val="zh_TW" w:bidi="zh_TW"/>
@@ -4123,54 +3733,36 @@
         </w:rPr>
         <w:t>人人都將如同所羅門時代一般，不受仇敵威脅（</w:t>
       </w:r>
-      <w:hyperlink r:id="rId75">
-        <w:r>
-          <w:rPr>
-            <w:lang w:val="zh_TW" w:bidi="zh_TW"/>
-          </w:rPr>
-          <w:rPr>
-            <w:color w:val="0000EE"/>
-            <w:u w:val="single"/>
-          </w:rPr>
-          <w:t>王上4:25</w:t>
-        </w:r>
-      </w:hyperlink>
+      <w:r>
+        <w:rPr>
+          <w:lang w:val="zh_TW" w:bidi="zh_TW"/>
+        </w:rPr>
+        <w:t>王上4:25</w:t>
+      </w:r>
       <w:r>
         <w:rPr>
           <w:lang w:val="zh_TW" w:bidi="zh_TW"/>
         </w:rPr>
         <w:t>；參</w:t>
       </w:r>
-      <w:hyperlink r:id="rId76">
-        <w:r>
-          <w:rPr>
-            <w:lang w:val="zh_TW" w:bidi="zh_TW"/>
-          </w:rPr>
-          <w:rPr>
-            <w:color w:val="0000EE"/>
-            <w:u w:val="single"/>
-          </w:rPr>
-          <w:t>賽36:16</w:t>
-        </w:r>
-      </w:hyperlink>
+      <w:r>
+        <w:rPr>
+          <w:lang w:val="zh_TW" w:bidi="zh_TW"/>
+        </w:rPr>
+        <w:t>賽36:16</w:t>
+      </w:r>
       <w:r>
         <w:rPr>
           <w:lang w:val="zh_TW" w:bidi="zh_TW"/>
         </w:rPr>
         <w:t>；</w:t>
       </w:r>
-      <w:hyperlink r:id="rId77">
-        <w:r>
-          <w:rPr>
-            <w:lang w:val="zh_TW" w:bidi="zh_TW"/>
-          </w:rPr>
-          <w:rPr>
-            <w:color w:val="0000EE"/>
-            <w:u w:val="single"/>
-          </w:rPr>
-          <w:t>亞3:10</w:t>
-        </w:r>
-      </w:hyperlink>
+      <w:r>
+        <w:rPr>
+          <w:lang w:val="zh_TW" w:bidi="zh_TW"/>
+        </w:rPr>
+        <w:t>亞3:10</w:t>
+      </w:r>
       <w:r>
         <w:rPr>
           <w:lang w:val="zh_TW" w:bidi="zh_TW"/>
@@ -4243,126 +3835,84 @@
         </w:rPr>
         <w:t>在古代近東，被毀滅城邑所遺留的殘餘，通常會消失或被同化。然而，以色列的餘民被拯救之時，將成為耶和華新的子民的根基（</w:t>
       </w:r>
-      <w:hyperlink r:id="rId78">
-        <w:r>
-          <w:rPr>
-            <w:lang w:val="zh_TW" w:bidi="zh_TW"/>
-          </w:rPr>
-          <w:rPr>
-            <w:color w:val="0000EE"/>
-            <w:u w:val="single"/>
-          </w:rPr>
-          <w:t>申4:26–31</w:t>
-        </w:r>
-      </w:hyperlink>
+      <w:r>
+        <w:rPr>
+          <w:lang w:val="zh_TW" w:bidi="zh_TW"/>
+        </w:rPr>
+        <w:t>申4:26–31</w:t>
+      </w:r>
       <w:r>
         <w:rPr>
           <w:lang w:val="zh_TW" w:bidi="zh_TW"/>
         </w:rPr>
         <w:t>，</w:t>
       </w:r>
-      <w:hyperlink r:id="rId79">
-        <w:r>
-          <w:rPr>
-            <w:lang w:val="zh_TW" w:bidi="zh_TW"/>
-          </w:rPr>
-          <w:rPr>
-            <w:color w:val="0000EE"/>
-            <w:u w:val="single"/>
-          </w:rPr>
-          <w:t>30:1–5</w:t>
-        </w:r>
-      </w:hyperlink>
+      <w:r>
+        <w:rPr>
+          <w:lang w:val="zh_TW" w:bidi="zh_TW"/>
+        </w:rPr>
+        <w:t>30:1–5</w:t>
+      </w:r>
       <w:r>
         <w:rPr>
           <w:lang w:val="zh_TW" w:bidi="zh_TW"/>
         </w:rPr>
         <w:t>；</w:t>
       </w:r>
-      <w:hyperlink r:id="rId80">
-        <w:r>
-          <w:rPr>
-            <w:lang w:val="zh_TW" w:bidi="zh_TW"/>
-          </w:rPr>
-          <w:rPr>
-            <w:color w:val="0000EE"/>
-            <w:u w:val="single"/>
-          </w:rPr>
-          <w:t>王下19:31</w:t>
-        </w:r>
-      </w:hyperlink>
+      <w:r>
+        <w:rPr>
+          <w:lang w:val="zh_TW" w:bidi="zh_TW"/>
+        </w:rPr>
+        <w:t>王下19:31</w:t>
+      </w:r>
       <w:r>
         <w:rPr>
           <w:lang w:val="zh_TW" w:bidi="zh_TW"/>
         </w:rPr>
         <w:t>；</w:t>
       </w:r>
-      <w:hyperlink r:id="rId81">
-        <w:r>
-          <w:rPr>
-            <w:lang w:val="zh_TW" w:bidi="zh_TW"/>
-          </w:rPr>
-          <w:rPr>
-            <w:color w:val="0000EE"/>
-            <w:u w:val="single"/>
-          </w:rPr>
-          <w:t>賽10:21</w:t>
-        </w:r>
-      </w:hyperlink>
+      <w:r>
+        <w:rPr>
+          <w:lang w:val="zh_TW" w:bidi="zh_TW"/>
+        </w:rPr>
+        <w:t>賽10:21</w:t>
+      </w:r>
       <w:r>
         <w:rPr>
           <w:lang w:val="zh_TW" w:bidi="zh_TW"/>
         </w:rPr>
         <w:t>；</w:t>
       </w:r>
-      <w:hyperlink r:id="rId82">
-        <w:r>
-          <w:rPr>
-            <w:lang w:val="zh_TW" w:bidi="zh_TW"/>
-          </w:rPr>
-          <w:rPr>
-            <w:color w:val="0000EE"/>
-            <w:u w:val="single"/>
-          </w:rPr>
-          <w:t>耶29:10–14</w:t>
-        </w:r>
-      </w:hyperlink>
+      <w:r>
+        <w:rPr>
+          <w:lang w:val="zh_TW" w:bidi="zh_TW"/>
+        </w:rPr>
+        <w:t>耶29:10–14</w:t>
+      </w:r>
       <w:r>
         <w:rPr>
           <w:lang w:val="zh_TW" w:bidi="zh_TW"/>
         </w:rPr>
         <w:t>；見</w:t>
       </w:r>
-      <w:hyperlink r:id="rId83">
-        <w:r>
-          <w:rPr>
-            <w:lang w:val="zh_TW" w:bidi="zh_TW"/>
-          </w:rPr>
-          <w:rPr>
-            <w:color w:val="0000EE"/>
-            <w:u w:val="single"/>
-          </w:rPr>
-          <w:t>拉9:8</w:t>
-        </w:r>
-      </w:hyperlink>
+      <w:r>
+        <w:rPr>
+          <w:lang w:val="zh_TW" w:bidi="zh_TW"/>
+        </w:rPr>
+        <w:t>拉9:8</w:t>
+      </w:r>
       <w:r>
         <w:rPr>
           <w:lang w:val="zh_TW" w:bidi="zh_TW"/>
         </w:rPr>
         <w:t>；</w:t>
       </w:r>
-      <w:hyperlink r:id="rId84">
-        <w:r>
-          <w:rPr>
-            <w:lang w:val="zh_TW" w:bidi="zh_TW"/>
-          </w:rPr>
-          <w:rPr>
-            <w:color w:val="0000EE"/>
-            <w:u w:val="single"/>
-          </w:rPr>
-          <w:t>尼1:2</w:t>
-        </w:r>
-      </w:hyperlink>
+      <w:r>
+        <w:rPr>
+          <w:lang w:val="zh_TW" w:bidi="zh_TW"/>
+        </w:rPr>
+        <w:t>尼1:2</w:t>
+      </w:r>
       <w:r>
         <w:rPr>
           <w:lang w:val="zh_TW" w:bidi="zh_TW"/>
@@ -4475,36 +4025,24 @@
         </w:rPr>
         <w:t>）：參</w:t>
       </w:r>
-      <w:hyperlink r:id="rId85">
-        <w:r>
-          <w:rPr>
-            <w:lang w:val="zh_TW" w:bidi="zh_TW"/>
-          </w:rPr>
-          <w:rPr>
-            <w:color w:val="0000EE"/>
-            <w:u w:val="single"/>
-          </w:rPr>
-          <w:t>阿摩司書九章11至15節</w:t>
-        </w:r>
-      </w:hyperlink>
+      <w:r>
+        <w:rPr>
+          <w:lang w:val="zh_TW" w:bidi="zh_TW"/>
+        </w:rPr>
+        <w:t>阿摩司書九章11至15節</w:t>
+      </w:r>
       <w:r>
         <w:rPr>
           <w:lang w:val="zh_TW" w:bidi="zh_TW"/>
         </w:rPr>
         <w:t>；見</w:t>
       </w:r>
-      <w:hyperlink r:id="rId86">
-        <w:r>
-          <w:rPr>
-            <w:lang w:val="zh_TW" w:bidi="zh_TW"/>
-          </w:rPr>
-          <w:rPr>
-            <w:color w:val="0000EE"/>
-            <w:u w:val="single"/>
-          </w:rPr>
-          <w:t>撒母耳記下七章11至16節</w:t>
-        </w:r>
-      </w:hyperlink>
+      <w:r>
+        <w:rPr>
+          <w:lang w:val="zh_TW" w:bidi="zh_TW"/>
+        </w:rPr>
+        <w:t>撒母耳記下七章11至16節</w:t>
+      </w:r>
       <w:r>
         <w:rPr>
           <w:lang w:val="zh_TW" w:bidi="zh_TW"/>
@@ -4559,72 +4097,48 @@
         </w:rPr>
         <w:t>以色列的王和智慧人本應領導人民，並在生活中實踐耶和華的訓誨與約（</w:t>
       </w:r>
-      <w:hyperlink r:id="rId87">
-        <w:r>
-          <w:rPr>
-            <w:lang w:val="zh_TW" w:bidi="zh_TW"/>
-          </w:rPr>
-          <w:rPr>
-            <w:color w:val="0000EE"/>
-            <w:u w:val="single"/>
-          </w:rPr>
-          <w:t>申17:18–20</w:t>
-        </w:r>
-      </w:hyperlink>
+      <w:r>
+        <w:rPr>
+          <w:lang w:val="zh_TW" w:bidi="zh_TW"/>
+        </w:rPr>
+        <w:t>申17:18–20</w:t>
+      </w:r>
       <w:r>
         <w:rPr>
           <w:lang w:val="zh_TW" w:bidi="zh_TW"/>
         </w:rPr>
         <w:t>）。然而，如今百姓將失去敬虔的領袖（參</w:t>
       </w:r>
-      <w:hyperlink r:id="rId88">
-        <w:r>
-          <w:rPr>
-            <w:lang w:val="zh_TW" w:bidi="zh_TW"/>
-          </w:rPr>
-          <w:rPr>
-            <w:color w:val="0000EE"/>
-            <w:u w:val="single"/>
-          </w:rPr>
-          <w:t>士17:6</w:t>
-        </w:r>
-      </w:hyperlink>
+      <w:r>
+        <w:rPr>
+          <w:lang w:val="zh_TW" w:bidi="zh_TW"/>
+        </w:rPr>
+        <w:t>士17:6</w:t>
+      </w:r>
       <w:r>
         <w:rPr>
           <w:lang w:val="zh_TW" w:bidi="zh_TW"/>
         </w:rPr>
         <w:t>，</w:t>
       </w:r>
-      <w:hyperlink r:id="rId89">
-        <w:r>
-          <w:rPr>
-            <w:lang w:val="zh_TW" w:bidi="zh_TW"/>
-          </w:rPr>
-          <w:rPr>
-            <w:color w:val="0000EE"/>
-            <w:u w:val="single"/>
-          </w:rPr>
-          <w:t>18:1</w:t>
-        </w:r>
-      </w:hyperlink>
+      <w:r>
+        <w:rPr>
+          <w:lang w:val="zh_TW" w:bidi="zh_TW"/>
+        </w:rPr>
+        <w:t>18:1</w:t>
+      </w:r>
       <w:r>
         <w:rPr>
           <w:lang w:val="zh_TW" w:bidi="zh_TW"/>
         </w:rPr>
         <w:t>，</w:t>
       </w:r>
-      <w:hyperlink r:id="rId90">
-        <w:r>
-          <w:rPr>
-            <w:lang w:val="zh_TW" w:bidi="zh_TW"/>
-          </w:rPr>
-          <w:rPr>
-            <w:color w:val="0000EE"/>
-            <w:u w:val="single"/>
-          </w:rPr>
-          <w:t>21:25</w:t>
-        </w:r>
-      </w:hyperlink>
+      <w:r>
+        <w:rPr>
+          <w:lang w:val="zh_TW" w:bidi="zh_TW"/>
+        </w:rPr>
+        <w:t>21:25</w:t>
+      </w:r>
       <w:r>
         <w:rPr>
           <w:lang w:val="zh_TW" w:bidi="zh_TW"/>
@@ -4701,36 +4215,24 @@
         </w:rPr>
         <w:t>耶和華從巴比倫將祂的子民救出、脫離必死之地，這拯救將超越祂領他們出埃及之事。他們在苦難的子宮中被塑造，正等待著充滿應許的重生（</w:t>
       </w:r>
-      <w:hyperlink r:id="rId91">
-        <w:r>
-          <w:rPr>
-            <w:lang w:val="zh_TW" w:bidi="zh_TW"/>
-          </w:rPr>
-          <w:rPr>
-            <w:color w:val="0000EE"/>
-            <w:u w:val="single"/>
-          </w:rPr>
-          <w:t>賽43:1–5</w:t>
-        </w:r>
-      </w:hyperlink>
+      <w:r>
+        <w:rPr>
+          <w:lang w:val="zh_TW" w:bidi="zh_TW"/>
+        </w:rPr>
+        <w:t>賽43:1–5</w:t>
+      </w:r>
       <w:r>
         <w:rPr>
           <w:lang w:val="zh_TW" w:bidi="zh_TW"/>
         </w:rPr>
         <w:t>；參</w:t>
       </w:r>
-      <w:hyperlink r:id="rId92">
-        <w:r>
-          <w:rPr>
-            <w:lang w:val="zh_TW" w:bidi="zh_TW"/>
-          </w:rPr>
-          <w:rPr>
-            <w:color w:val="0000EE"/>
-            <w:u w:val="single"/>
-          </w:rPr>
-          <w:t>結37</w:t>
-        </w:r>
-      </w:hyperlink>
+      <w:r>
+        <w:rPr>
+          <w:lang w:val="zh_TW" w:bidi="zh_TW"/>
+        </w:rPr>
+        <w:t>結37</w:t>
+      </w:r>
       <w:r>
         <w:rPr>
           <w:lang w:val="zh_TW" w:bidi="zh_TW"/>
@@ -4809,36 +4311,24 @@
         </w:rPr>
         <w:t>：這預言雖然與公元前588至586年巴比倫攻打耶路撒冷的歷史事件緊密相關，但同時也指向未來──如</w:t>
       </w:r>
-      <w:hyperlink r:id="rId93">
-        <w:r>
-          <w:rPr>
-            <w:lang w:val="zh_TW" w:bidi="zh_TW"/>
-          </w:rPr>
-          <w:rPr>
-            <w:color w:val="0000EE"/>
-            <w:u w:val="single"/>
-          </w:rPr>
-          <w:t>四章1至5節</w:t>
-        </w:r>
-      </w:hyperlink>
+      <w:r>
+        <w:rPr>
+          <w:lang w:val="zh_TW" w:bidi="zh_TW"/>
+        </w:rPr>
+        <w:t>四章1至5節</w:t>
+      </w:r>
       <w:r>
         <w:rPr>
           <w:lang w:val="zh_TW" w:bidi="zh_TW"/>
         </w:rPr>
         <w:t>所描述的那理想化並恢復的耶路撒冷將再度遭受攻擊（參</w:t>
       </w:r>
-      <w:hyperlink r:id="rId94">
-        <w:r>
-          <w:rPr>
-            <w:lang w:val="zh_TW" w:bidi="zh_TW"/>
-          </w:rPr>
-          <w:rPr>
-            <w:color w:val="0000EE"/>
-            <w:u w:val="single"/>
-          </w:rPr>
-          <w:t>啟20:7–9</w:t>
-        </w:r>
-      </w:hyperlink>
+      <w:r>
+        <w:rPr>
+          <w:lang w:val="zh_TW" w:bidi="zh_TW"/>
+        </w:rPr>
+        <w:t>啟20:7–9</w:t>
+      </w:r>
       <w:r>
         <w:rPr>
           <w:lang w:val="zh_TW" w:bidi="zh_TW"/>
@@ -4897,126 +4387,84 @@
         </w:rPr>
         <w:t>神向祂的僕人啟示祂的計畫（</w:t>
       </w:r>
-      <w:hyperlink r:id="rId95">
-        <w:r>
-          <w:rPr>
-            <w:lang w:val="zh_TW" w:bidi="zh_TW"/>
-          </w:rPr>
-          <w:rPr>
-            <w:color w:val="0000EE"/>
-            <w:u w:val="single"/>
-          </w:rPr>
-          <w:t>但2:19–23</w:t>
-        </w:r>
-      </w:hyperlink>
+      <w:r>
+        <w:rPr>
+          <w:lang w:val="zh_TW" w:bidi="zh_TW"/>
+        </w:rPr>
+        <w:t>但2:19–23</w:t>
+      </w:r>
       <w:r>
         <w:rPr>
           <w:lang w:val="zh_TW" w:bidi="zh_TW"/>
         </w:rPr>
         <w:t>；</w:t>
       </w:r>
-      <w:hyperlink r:id="rId96">
-        <w:r>
-          <w:rPr>
-            <w:lang w:val="zh_TW" w:bidi="zh_TW"/>
-          </w:rPr>
-          <w:rPr>
-            <w:color w:val="0000EE"/>
-            <w:u w:val="single"/>
-          </w:rPr>
-          <w:t>摩3:7</w:t>
-        </w:r>
-      </w:hyperlink>
+      <w:r>
+        <w:rPr>
+          <w:lang w:val="zh_TW" w:bidi="zh_TW"/>
+        </w:rPr>
+        <w:t>摩3:7</w:t>
+      </w:r>
       <w:r>
         <w:rPr>
           <w:lang w:val="zh_TW" w:bidi="zh_TW"/>
         </w:rPr>
         <w:t>），但列國卻一無所知──他們既不是神為祂子民所成就的偉大計畫的一部分，也與祂在幕後為他們所行的作為無關。以色列四圍列國的盼望與計謀都是徒然，因為耶和華為祂獨特子民所定的計畫必然成就，祂也必在列國中掌權（</w:t>
       </w:r>
-      <w:hyperlink r:id="rId97">
-        <w:r>
-          <w:rPr>
-            <w:lang w:val="zh_TW" w:bidi="zh_TW"/>
-          </w:rPr>
-          <w:rPr>
-            <w:color w:val="0000EE"/>
-            <w:u w:val="single"/>
-          </w:rPr>
-          <w:t>創12:1–3</w:t>
-        </w:r>
-      </w:hyperlink>
+      <w:r>
+        <w:rPr>
+          <w:lang w:val="zh_TW" w:bidi="zh_TW"/>
+        </w:rPr>
+        <w:t>創12:1–3</w:t>
+      </w:r>
       <w:r>
         <w:rPr>
           <w:lang w:val="zh_TW" w:bidi="zh_TW"/>
         </w:rPr>
         <w:t>，</w:t>
       </w:r>
-      <w:hyperlink r:id="rId98">
-        <w:r>
-          <w:rPr>
-            <w:lang w:val="zh_TW" w:bidi="zh_TW"/>
-          </w:rPr>
-          <w:rPr>
-            <w:color w:val="0000EE"/>
-            <w:u w:val="single"/>
-          </w:rPr>
-          <w:t>15:12–21</w:t>
-        </w:r>
-      </w:hyperlink>
+      <w:r>
+        <w:rPr>
+          <w:lang w:val="zh_TW" w:bidi="zh_TW"/>
+        </w:rPr>
+        <w:t>15:12–21</w:t>
+      </w:r>
       <w:r>
         <w:rPr>
           <w:lang w:val="zh_TW" w:bidi="zh_TW"/>
         </w:rPr>
         <w:t>；</w:t>
       </w:r>
-      <w:hyperlink r:id="rId99">
-        <w:r>
-          <w:rPr>
-            <w:lang w:val="zh_TW" w:bidi="zh_TW"/>
-          </w:rPr>
-          <w:rPr>
-            <w:color w:val="0000EE"/>
-            <w:u w:val="single"/>
-          </w:rPr>
-          <w:t>出19:4–6</w:t>
-        </w:r>
-      </w:hyperlink>
+      <w:r>
+        <w:rPr>
+          <w:lang w:val="zh_TW" w:bidi="zh_TW"/>
+        </w:rPr>
+        <w:t>出19:4–6</w:t>
+      </w:r>
       <w:r>
         <w:rPr>
           <w:lang w:val="zh_TW" w:bidi="zh_TW"/>
         </w:rPr>
         <w:t>；</w:t>
       </w:r>
-      <w:hyperlink r:id="rId100">
-        <w:r>
-          <w:rPr>
-            <w:lang w:val="zh_TW" w:bidi="zh_TW"/>
-          </w:rPr>
-          <w:rPr>
-            <w:color w:val="0000EE"/>
-            <w:u w:val="single"/>
-          </w:rPr>
-          <w:t>賽45:23</w:t>
-        </w:r>
-      </w:hyperlink>
+      <w:r>
+        <w:rPr>
+          <w:lang w:val="zh_TW" w:bidi="zh_TW"/>
+        </w:rPr>
+        <w:t>賽45:23</w:t>
+      </w:r>
       <w:r>
         <w:rPr>
           <w:lang w:val="zh_TW" w:bidi="zh_TW"/>
         </w:rPr>
         <w:t>，</w:t>
       </w:r>
-      <w:hyperlink r:id="rId101">
-        <w:r>
-          <w:rPr>
-            <w:lang w:val="zh_TW" w:bidi="zh_TW"/>
-          </w:rPr>
-          <w:rPr>
-            <w:color w:val="0000EE"/>
-            <w:u w:val="single"/>
-          </w:rPr>
-          <w:t>66:23</w:t>
-        </w:r>
-      </w:hyperlink>
+      <w:r>
+        <w:rPr>
+          <w:lang w:val="zh_TW" w:bidi="zh_TW"/>
+        </w:rPr>
+        <w:t>66:23</w:t>
+      </w:r>
       <w:r>
         <w:rPr>
           <w:lang w:val="zh_TW" w:bidi="zh_TW"/>
@@ -5066,18 +4514,12 @@
         </w:rPr>
         <w:t>穀物要被擊打、踐踏，以分離糠秕。同樣地，列國也將被壓碎（</w:t>
       </w:r>
-      <w:hyperlink r:id="rId102">
-        <w:r>
-          <w:rPr>
-            <w:lang w:val="zh_TW" w:bidi="zh_TW"/>
-          </w:rPr>
-          <w:rPr>
-            <w:color w:val="0000EE"/>
-            <w:u w:val="single"/>
-          </w:rPr>
-          <w:t>彌4:13</w:t>
-        </w:r>
-      </w:hyperlink>
+      <w:r>
+        <w:rPr>
+          <w:lang w:val="zh_TW" w:bidi="zh_TW"/>
+        </w:rPr>
+        <w:t>彌4:13</w:t>
+      </w:r>
       <w:r>
         <w:rPr>
           <w:lang w:val="zh_TW" w:bidi="zh_TW"/>
@@ -5166,18 +4608,12 @@
         </w:rPr>
         <w:t>）：許多國家以不義的手段積聚財富（戰爭、掠奪、苛捐重稅、強迫勞役與徵兵）。然而，這一切財富本就是屬於全地之耶和華的（</w:t>
       </w:r>
-      <w:hyperlink r:id="rId103">
-        <w:r>
-          <w:rPr>
-            <w:lang w:val="zh_TW" w:bidi="zh_TW"/>
-          </w:rPr>
-          <w:rPr>
-            <w:color w:val="0000EE"/>
-            <w:u w:val="single"/>
-          </w:rPr>
-          <w:t>出19:5</w:t>
-        </w:r>
-      </w:hyperlink>
+      <w:r>
+        <w:rPr>
+          <w:lang w:val="zh_TW" w:bidi="zh_TW"/>
+        </w:rPr>
+        <w:t>出19:5</w:t>
+      </w:r>
       <w:r>
         <w:rPr>
           <w:lang w:val="zh_TW" w:bidi="zh_TW"/>
@@ -5227,18 +4663,12 @@
         </w:rPr>
         <w:t>，「獻上」）指的是將戰爭中奪取的戰利品獻上，或分別為聖，歸耶和華所有（見</w:t>
       </w:r>
-      <w:hyperlink r:id="rId104">
-        <w:r>
-          <w:rPr>
-            <w:lang w:val="zh_TW" w:bidi="zh_TW"/>
-          </w:rPr>
-          <w:rPr>
-            <w:color w:val="0000EE"/>
-            <w:u w:val="single"/>
-          </w:rPr>
-          <w:t>利27:28–29</w:t>
-        </w:r>
-      </w:hyperlink>
+      <w:r>
+        <w:rPr>
+          <w:lang w:val="zh_TW" w:bidi="zh_TW"/>
+        </w:rPr>
+        <w:t>利27:28–29</w:t>
+      </w:r>
       <w:r>
         <w:rPr>
           <w:lang w:val="zh_TW" w:bidi="zh_TW"/>
@@ -5293,18 +4723,12 @@
         </w:rPr>
         <w:t>以色列的領袖被亞述人擊敗（參</w:t>
       </w:r>
-      <w:hyperlink r:id="rId105">
-        <w:r>
-          <w:rPr>
-            <w:lang w:val="zh_TW" w:bidi="zh_TW"/>
-          </w:rPr>
-          <w:rPr>
-            <w:color w:val="0000EE"/>
-            <w:u w:val="single"/>
-          </w:rPr>
-          <w:t>6:9</w:t>
-        </w:r>
-      </w:hyperlink>
+      <w:r>
+        <w:rPr>
+          <w:lang w:val="zh_TW" w:bidi="zh_TW"/>
+        </w:rPr>
+        <w:t>6:9</w:t>
+      </w:r>
       <w:r>
         <w:rPr>
           <w:lang w:val="zh_TW" w:bidi="zh_TW"/>
@@ -5323,18 +4747,12 @@
         </w:rPr>
         <w:t>表示輕蔑（參</w:t>
       </w:r>
-      <w:hyperlink r:id="rId106">
-        <w:r>
-          <w:rPr>
-            <w:lang w:val="zh_TW" w:bidi="zh_TW"/>
-          </w:rPr>
-          <w:rPr>
-            <w:color w:val="0000EE"/>
-            <w:u w:val="single"/>
-          </w:rPr>
-          <w:t>王上22:24</w:t>
-        </w:r>
-      </w:hyperlink>
+      <w:r>
+        <w:rPr>
+          <w:lang w:val="zh_TW" w:bidi="zh_TW"/>
+        </w:rPr>
+        <w:t>王上22:24</w:t>
+      </w:r>
       <w:r>
         <w:rPr>
           <w:lang w:val="zh_TW" w:bidi="zh_TW"/>
@@ -5389,54 +4807,36 @@
         </w:rPr>
         <w:t>這段落在呼召以色列預備迎接仇敵亞述的兇猛攻擊（</w:t>
       </w:r>
-      <w:hyperlink r:id="rId107">
-        <w:r>
-          <w:rPr>
-            <w:lang w:val="zh_TW" w:bidi="zh_TW"/>
-          </w:rPr>
-          <w:rPr>
-            <w:color w:val="0000EE"/>
-            <w:u w:val="single"/>
-          </w:rPr>
-          <w:t>5:5b-6</w:t>
-        </w:r>
-      </w:hyperlink>
+      <w:r>
+        <w:rPr>
+          <w:lang w:val="zh_TW" w:bidi="zh_TW"/>
+        </w:rPr>
+        <w:t>5:5b-6</w:t>
+      </w:r>
       <w:r>
         <w:rPr>
           <w:lang w:val="zh_TW" w:bidi="zh_TW"/>
         </w:rPr>
         <w:t>）。這場充滿恐怖、死亡與毀滅的圍攻，並不能消滅以色列，因為神將興起一位統治者（</w:t>
       </w:r>
-      <w:hyperlink r:id="rId108">
-        <w:r>
-          <w:rPr>
-            <w:lang w:val="zh_TW" w:bidi="zh_TW"/>
-          </w:rPr>
-          <w:rPr>
-            <w:color w:val="0000EE"/>
-            <w:u w:val="single"/>
-          </w:rPr>
-          <w:t>5:2–5a</w:t>
-        </w:r>
-      </w:hyperlink>
+      <w:r>
+        <w:rPr>
+          <w:lang w:val="zh_TW" w:bidi="zh_TW"/>
+        </w:rPr>
+        <w:t>5:2–5a</w:t>
+      </w:r>
       <w:r>
         <w:rPr>
           <w:lang w:val="zh_TW" w:bidi="zh_TW"/>
         </w:rPr>
         <w:t>），帶領祂的子民從被擄之地歸回。神對餘民的保守與潔淨（</w:t>
       </w:r>
-      <w:hyperlink r:id="rId109">
-        <w:r>
-          <w:rPr>
-            <w:lang w:val="zh_TW" w:bidi="zh_TW"/>
-          </w:rPr>
-          <w:rPr>
-            <w:color w:val="0000EE"/>
-            <w:u w:val="single"/>
-          </w:rPr>
-          <w:t>5:7–14</w:t>
-        </w:r>
-      </w:hyperlink>
+      <w:r>
+        <w:rPr>
+          <w:lang w:val="zh_TW" w:bidi="zh_TW"/>
+        </w:rPr>
+        <w:t>5:7–14</w:t>
+      </w:r>
       <w:r>
         <w:rPr>
           <w:lang w:val="zh_TW" w:bidi="zh_TW"/>
@@ -5491,126 +4891,84 @@
         </w:rPr>
         <w:t>以法他是伯利恆的古名（</w:t>
       </w:r>
-      <w:hyperlink r:id="rId110">
-        <w:r>
-          <w:rPr>
-            <w:lang w:val="zh_TW" w:bidi="zh_TW"/>
-          </w:rPr>
-          <w:rPr>
-            <w:color w:val="0000EE"/>
-            <w:u w:val="single"/>
-          </w:rPr>
-          <w:t>創35:16</w:t>
-        </w:r>
-      </w:hyperlink>
+      <w:r>
+        <w:rPr>
+          <w:lang w:val="zh_TW" w:bidi="zh_TW"/>
+        </w:rPr>
+        <w:t>創35:16</w:t>
+      </w:r>
       <w:r>
         <w:rPr>
           <w:lang w:val="zh_TW" w:bidi="zh_TW"/>
         </w:rPr>
         <w:t>；</w:t>
       </w:r>
-      <w:hyperlink r:id="rId111">
-        <w:r>
-          <w:rPr>
-            <w:lang w:val="zh_TW" w:bidi="zh_TW"/>
-          </w:rPr>
-          <w:rPr>
-            <w:color w:val="0000EE"/>
-            <w:u w:val="single"/>
-          </w:rPr>
-          <w:t>得4:11</w:t>
-        </w:r>
-      </w:hyperlink>
+      <w:r>
+        <w:rPr>
+          <w:lang w:val="zh_TW" w:bidi="zh_TW"/>
+        </w:rPr>
+        <w:t>得4:11</w:t>
+      </w:r>
       <w:r>
         <w:rPr>
           <w:lang w:val="zh_TW" w:bidi="zh_TW"/>
         </w:rPr>
         <w:t>），也是大衛的出生地。將來，將會有一位比大衛更重要的統治者從那裡興起（</w:t>
       </w:r>
-      <w:hyperlink r:id="rId112">
-        <w:r>
-          <w:rPr>
-            <w:lang w:val="zh_TW" w:bidi="zh_TW"/>
-          </w:rPr>
-          <w:rPr>
-            <w:color w:val="0000EE"/>
-            <w:u w:val="single"/>
-          </w:rPr>
-          <w:t>太2:5–6</w:t>
-        </w:r>
-      </w:hyperlink>
+      <w:r>
+        <w:rPr>
+          <w:lang w:val="zh_TW" w:bidi="zh_TW"/>
+        </w:rPr>
+        <w:t>太2:5–6</w:t>
+      </w:r>
       <w:r>
         <w:rPr>
           <w:lang w:val="zh_TW" w:bidi="zh_TW"/>
         </w:rPr>
         <w:t>；</w:t>
       </w:r>
-      <w:hyperlink r:id="rId113">
-        <w:r>
-          <w:rPr>
-            <w:lang w:val="zh_TW" w:bidi="zh_TW"/>
-          </w:rPr>
-          <w:rPr>
-            <w:color w:val="0000EE"/>
-            <w:u w:val="single"/>
-          </w:rPr>
-          <w:t>約7:42</w:t>
-        </w:r>
-      </w:hyperlink>
+      <w:r>
+        <w:rPr>
+          <w:lang w:val="zh_TW" w:bidi="zh_TW"/>
+        </w:rPr>
+        <w:t>約7:42</w:t>
+      </w:r>
       <w:r>
         <w:rPr>
           <w:lang w:val="zh_TW" w:bidi="zh_TW"/>
         </w:rPr>
         <w:t>）。這位未來君王的作為，從遙遠的過去（希伯來文qedem；參</w:t>
       </w:r>
-      <w:hyperlink r:id="rId114">
-        <w:r>
-          <w:rPr>
-            <w:lang w:val="zh_TW" w:bidi="zh_TW"/>
-          </w:rPr>
-          <w:rPr>
-            <w:color w:val="0000EE"/>
-            <w:u w:val="single"/>
-          </w:rPr>
-          <w:t>申33:27</w:t>
-        </w:r>
-      </w:hyperlink>
+      <w:r>
+        <w:rPr>
+          <w:lang w:val="zh_TW" w:bidi="zh_TW"/>
+        </w:rPr>
+        <w:t>申33:27</w:t>
+      </w:r>
       <w:r>
         <w:rPr>
           <w:lang w:val="zh_TW" w:bidi="zh_TW"/>
         </w:rPr>
         <w:t>；</w:t>
       </w:r>
-      <w:hyperlink r:id="rId115">
-        <w:r>
-          <w:rPr>
-            <w:lang w:val="zh_TW" w:bidi="zh_TW"/>
-          </w:rPr>
-          <w:rPr>
-            <w:color w:val="0000EE"/>
-            <w:u w:val="single"/>
-          </w:rPr>
-          <w:t>箴8:22–23</w:t>
-        </w:r>
-      </w:hyperlink>
+      <w:r>
+        <w:rPr>
+          <w:lang w:val="zh_TW" w:bidi="zh_TW"/>
+        </w:rPr>
+        <w:t>箴8:22–23</w:t>
+      </w:r>
       <w:r>
         <w:rPr>
           <w:lang w:val="zh_TW" w:bidi="zh_TW"/>
         </w:rPr>
         <w:t>；</w:t>
       </w:r>
-      <w:hyperlink r:id="rId116">
-        <w:r>
-          <w:rPr>
-            <w:lang w:val="zh_TW" w:bidi="zh_TW"/>
-          </w:rPr>
-          <w:rPr>
-            <w:color w:val="0000EE"/>
-            <w:u w:val="single"/>
-          </w:rPr>
-          <w:t>賽37:26</w:t>
-        </w:r>
-      </w:hyperlink>
+      <w:r>
+        <w:rPr>
+          <w:lang w:val="zh_TW" w:bidi="zh_TW"/>
+        </w:rPr>
+        <w:t>賽37:26</w:t>
+      </w:r>
       <w:r>
         <w:rPr>
           <w:lang w:val="zh_TW" w:bidi="zh_TW"/>
@@ -5665,36 +5023,24 @@
         </w:rPr>
         <w:t>被擄歸回之後，大衛的後裔所羅巴伯王子在歸回的被擄者中，成為以色列盼望的焦點（見</w:t>
       </w:r>
-      <w:hyperlink r:id="rId117">
-        <w:r>
-          <w:rPr>
-            <w:lang w:val="zh_TW" w:bidi="zh_TW"/>
-          </w:rPr>
-          <w:rPr>
-            <w:color w:val="0000EE"/>
-            <w:u w:val="single"/>
-          </w:rPr>
-          <w:t>該2:20–23</w:t>
-        </w:r>
-      </w:hyperlink>
+      <w:r>
+        <w:rPr>
+          <w:lang w:val="zh_TW" w:bidi="zh_TW"/>
+        </w:rPr>
+        <w:t>該2:20–23</w:t>
+      </w:r>
       <w:r>
         <w:rPr>
           <w:lang w:val="zh_TW" w:bidi="zh_TW"/>
         </w:rPr>
         <w:t>）。然而，他們需要的是一位比所羅巴伯更偉大的統治者。這位來自伯利恆的領袖將成為和平的源頭；以賽亞稱祂為和平的君（</w:t>
       </w:r>
-      <w:hyperlink r:id="rId118">
-        <w:r>
-          <w:rPr>
-            <w:lang w:val="zh_TW" w:bidi="zh_TW"/>
-          </w:rPr>
-          <w:rPr>
-            <w:color w:val="0000EE"/>
-            <w:u w:val="single"/>
-          </w:rPr>
-          <w:t>賽9:6</w:t>
-        </w:r>
-      </w:hyperlink>
+      <w:r>
+        <w:rPr>
+          <w:lang w:val="zh_TW" w:bidi="zh_TW"/>
+        </w:rPr>
+        <w:t>賽9:6</w:t>
+      </w:r>
       <w:r>
         <w:rPr>
           <w:lang w:val="zh_TW" w:bidi="zh_TW"/>
@@ -5825,18 +5171,12 @@
         </w:rPr>
         <w:t>寧錄地：寧錄奠定了古代亞述與巴比倫文明的基礎（</w:t>
       </w:r>
-      <w:hyperlink r:id="rId119">
-        <w:r>
-          <w:rPr>
-            <w:lang w:val="zh_TW" w:bidi="zh_TW"/>
-          </w:rPr>
-          <w:rPr>
-            <w:color w:val="0000EE"/>
-            <w:u w:val="single"/>
-          </w:rPr>
-          <w:t>創10:8–11</w:t>
-        </w:r>
-      </w:hyperlink>
+      <w:r>
+        <w:rPr>
+          <w:lang w:val="zh_TW" w:bidi="zh_TW"/>
+        </w:rPr>
+        <w:t>創10:8–11</w:t>
+      </w:r>
       <w:r>
         <w:rPr>
           <w:lang w:val="zh_TW" w:bidi="zh_TW"/>
@@ -5895,36 +5235,24 @@
         </w:rPr>
         <w:t>餘民是蒙神恩典保守，成為祂新的子民的根基的人（</w:t>
       </w:r>
-      <w:hyperlink r:id="rId120">
-        <w:r>
-          <w:rPr>
-            <w:lang w:val="zh_TW" w:bidi="zh_TW"/>
-          </w:rPr>
-          <w:rPr>
-            <w:color w:val="0000EE"/>
-            <w:u w:val="single"/>
-          </w:rPr>
-          <w:t>拉9:8–15</w:t>
-        </w:r>
-      </w:hyperlink>
+      <w:r>
+        <w:rPr>
+          <w:lang w:val="zh_TW" w:bidi="zh_TW"/>
+        </w:rPr>
+        <w:t>拉9:8–15</w:t>
+      </w:r>
       <w:r>
         <w:rPr>
           <w:lang w:val="zh_TW" w:bidi="zh_TW"/>
         </w:rPr>
         <w:t>；</w:t>
       </w:r>
-      <w:hyperlink r:id="rId84">
-        <w:r>
-          <w:rPr>
-            <w:lang w:val="zh_TW" w:bidi="zh_TW"/>
-          </w:rPr>
-          <w:rPr>
-            <w:color w:val="0000EE"/>
-            <w:u w:val="single"/>
-          </w:rPr>
-          <w:t>尼1:2</w:t>
-        </w:r>
-      </w:hyperlink>
+      <w:r>
+        <w:rPr>
+          <w:lang w:val="zh_TW" w:bidi="zh_TW"/>
+        </w:rPr>
+        <w:t>尼1:2</w:t>
+      </w:r>
       <w:r>
         <w:rPr>
           <w:lang w:val="zh_TW" w:bidi="zh_TW"/>
@@ -6015,90 +5343,60 @@
         </w:rPr>
         <w:t>神的目的並不是要建立一個跟列國一樣的國家（</w:t>
       </w:r>
-      <w:hyperlink r:id="rId99">
-        <w:r>
-          <w:rPr>
-            <w:lang w:val="zh_TW" w:bidi="zh_TW"/>
-          </w:rPr>
-          <w:rPr>
-            <w:color w:val="0000EE"/>
-            <w:u w:val="single"/>
-          </w:rPr>
-          <w:t>出19:4–6</w:t>
-        </w:r>
-      </w:hyperlink>
+      <w:r>
+        <w:rPr>
+          <w:lang w:val="zh_TW" w:bidi="zh_TW"/>
+        </w:rPr>
+        <w:t>出19:4–6</w:t>
+      </w:r>
       <w:r>
         <w:rPr>
           <w:lang w:val="zh_TW" w:bidi="zh_TW"/>
         </w:rPr>
         <w:t>；</w:t>
       </w:r>
-      <w:hyperlink r:id="rId121">
-        <w:r>
-          <w:rPr>
-            <w:lang w:val="zh_TW" w:bidi="zh_TW"/>
-          </w:rPr>
-          <w:rPr>
-            <w:color w:val="0000EE"/>
-            <w:u w:val="single"/>
-          </w:rPr>
-          <w:t>民23:9</w:t>
-        </w:r>
-      </w:hyperlink>
+      <w:r>
+        <w:rPr>
+          <w:lang w:val="zh_TW" w:bidi="zh_TW"/>
+        </w:rPr>
+        <w:t>民23:9</w:t>
+      </w:r>
       <w:r>
         <w:rPr>
           <w:lang w:val="zh_TW" w:bidi="zh_TW"/>
         </w:rPr>
         <w:t>；</w:t>
       </w:r>
-      <w:hyperlink r:id="rId122">
-        <w:r>
-          <w:rPr>
-            <w:lang w:val="zh_TW" w:bidi="zh_TW"/>
-          </w:rPr>
-          <w:rPr>
-            <w:color w:val="0000EE"/>
-            <w:u w:val="single"/>
-          </w:rPr>
-          <w:t>耶7:23</w:t>
-        </w:r>
-      </w:hyperlink>
+      <w:r>
+        <w:rPr>
+          <w:lang w:val="zh_TW" w:bidi="zh_TW"/>
+        </w:rPr>
+        <w:t>耶7:23</w:t>
+      </w:r>
       <w:r>
         <w:rPr>
           <w:lang w:val="zh_TW" w:bidi="zh_TW"/>
         </w:rPr>
         <w:t>），而是要擁有屬於祂自己的子民，行在祂的道路上，並像祂一樣聖潔（</w:t>
       </w:r>
-      <w:hyperlink r:id="rId123">
-        <w:r>
-          <w:rPr>
-            <w:lang w:val="zh_TW" w:bidi="zh_TW"/>
-          </w:rPr>
-          <w:rPr>
-            <w:color w:val="0000EE"/>
-            <w:u w:val="single"/>
-          </w:rPr>
-          <w:t>利11:45</w:t>
-        </w:r>
-      </w:hyperlink>
+      <w:r>
+        <w:rPr>
+          <w:lang w:val="zh_TW" w:bidi="zh_TW"/>
+        </w:rPr>
+        <w:t>利11:45</w:t>
+      </w:r>
       <w:r>
         <w:rPr>
           <w:lang w:val="zh_TW" w:bidi="zh_TW"/>
         </w:rPr>
         <w:t>）。在那日（</w:t>
       </w:r>
-      <w:hyperlink r:id="rId124">
-        <w:r>
-          <w:rPr>
-            <w:lang w:val="zh_TW" w:bidi="zh_TW"/>
-          </w:rPr>
-          <w:rPr>
-            <w:color w:val="0000EE"/>
-            <w:u w:val="single"/>
-          </w:rPr>
-          <w:t>彌5:10</w:t>
-        </w:r>
-      </w:hyperlink>
+      <w:r>
+        <w:rPr>
+          <w:lang w:val="zh_TW" w:bidi="zh_TW"/>
+        </w:rPr>
+        <w:t>彌5:10</w:t>
+      </w:r>
       <w:r>
         <w:rPr>
           <w:lang w:val="zh_TW" w:bidi="zh_TW"/>
@@ -6157,72 +5455,48 @@
         </w:rPr>
         <w:t>神的子民在世上的列國中將有獨特的地位（</w:t>
       </w:r>
-      <w:hyperlink r:id="rId72">
-        <w:r>
-          <w:rPr>
-            <w:lang w:val="zh_TW" w:bidi="zh_TW"/>
-          </w:rPr>
-          <w:rPr>
-            <w:color w:val="0000EE"/>
-            <w:u w:val="single"/>
-          </w:rPr>
-          <w:t>創12:3</w:t>
-        </w:r>
-      </w:hyperlink>
+      <w:r>
+        <w:rPr>
+          <w:lang w:val="zh_TW" w:bidi="zh_TW"/>
+        </w:rPr>
+        <w:t>創12:3</w:t>
+      </w:r>
       <w:r>
         <w:rPr>
           <w:lang w:val="zh_TW" w:bidi="zh_TW"/>
         </w:rPr>
         <w:t>；</w:t>
       </w:r>
-      <w:hyperlink r:id="rId99">
-        <w:r>
-          <w:rPr>
-            <w:lang w:val="zh_TW" w:bidi="zh_TW"/>
-          </w:rPr>
-          <w:rPr>
-            <w:color w:val="0000EE"/>
-            <w:u w:val="single"/>
-          </w:rPr>
-          <w:t>出19:4–6</w:t>
-        </w:r>
-      </w:hyperlink>
+      <w:r>
+        <w:rPr>
+          <w:lang w:val="zh_TW" w:bidi="zh_TW"/>
+        </w:rPr>
+        <w:t>出19:4–6</w:t>
+      </w:r>
       <w:r>
         <w:rPr>
           <w:lang w:val="zh_TW" w:bidi="zh_TW"/>
         </w:rPr>
         <w:t>）。他們要作首不作尾（</w:t>
       </w:r>
-      <w:hyperlink r:id="rId125">
-        <w:r>
-          <w:rPr>
-            <w:lang w:val="zh_TW" w:bidi="zh_TW"/>
-          </w:rPr>
-          <w:rPr>
-            <w:color w:val="0000EE"/>
-            <w:u w:val="single"/>
-          </w:rPr>
-          <w:t>申28:13</w:t>
-        </w:r>
-      </w:hyperlink>
+      <w:r>
+        <w:rPr>
+          <w:lang w:val="zh_TW" w:bidi="zh_TW"/>
+        </w:rPr>
+        <w:t>申28:13</w:t>
+      </w:r>
       <w:r>
         <w:rPr>
           <w:lang w:val="zh_TW" w:bidi="zh_TW"/>
         </w:rPr>
         <w:t>），並且如獅子般無可匹敵（參</w:t>
       </w:r>
-      <w:hyperlink r:id="rId126">
-        <w:r>
-          <w:rPr>
-            <w:lang w:val="zh_TW" w:bidi="zh_TW"/>
-          </w:rPr>
-          <w:rPr>
-            <w:color w:val="0000EE"/>
-            <w:u w:val="single"/>
-          </w:rPr>
-          <w:t>斯6:13</w:t>
-        </w:r>
-      </w:hyperlink>
+      <w:r>
+        <w:rPr>
+          <w:lang w:val="zh_TW" w:bidi="zh_TW"/>
+        </w:rPr>
+        <w:t>斯6:13</w:t>
+      </w:r>
       <w:r>
         <w:rPr>
           <w:lang w:val="zh_TW" w:bidi="zh_TW"/>
@@ -6247,72 +5521,48 @@
         </w:rPr>
         <w:t>如果他們的仇敵繼續悖逆耶和華，衪必審判他們（見</w:t>
       </w:r>
-      <w:hyperlink r:id="rId127">
-        <w:r>
-          <w:rPr>
-            <w:lang w:val="zh_TW" w:bidi="zh_TW"/>
-          </w:rPr>
-          <w:rPr>
-            <w:color w:val="0000EE"/>
-            <w:u w:val="single"/>
-          </w:rPr>
-          <w:t>彌5:15</w:t>
-        </w:r>
-      </w:hyperlink>
+      <w:r>
+        <w:rPr>
+          <w:lang w:val="zh_TW" w:bidi="zh_TW"/>
+        </w:rPr>
+        <w:t>彌5:15</w:t>
+      </w:r>
       <w:r>
         <w:rPr>
           <w:lang w:val="zh_TW" w:bidi="zh_TW"/>
         </w:rPr>
         <w:t>）。然而，耶和華的心意最終是要賜福萬國，而不是咒詛或毀滅他們（</w:t>
       </w:r>
-      <w:hyperlink r:id="rId72">
-        <w:r>
-          <w:rPr>
-            <w:lang w:val="zh_TW" w:bidi="zh_TW"/>
-          </w:rPr>
-          <w:rPr>
-            <w:color w:val="0000EE"/>
-            <w:u w:val="single"/>
-          </w:rPr>
-          <w:t>創12:3</w:t>
-        </w:r>
-      </w:hyperlink>
+      <w:r>
+        <w:rPr>
+          <w:lang w:val="zh_TW" w:bidi="zh_TW"/>
+        </w:rPr>
+        <w:t>創12:3</w:t>
+      </w:r>
       <w:r>
         <w:rPr>
           <w:lang w:val="zh_TW" w:bidi="zh_TW"/>
         </w:rPr>
         <w:t>；</w:t>
       </w:r>
-      <w:hyperlink r:id="rId128">
-        <w:r>
-          <w:rPr>
-            <w:lang w:val="zh_TW" w:bidi="zh_TW"/>
-          </w:rPr>
-          <w:rPr>
-            <w:color w:val="0000EE"/>
-            <w:u w:val="single"/>
-          </w:rPr>
-          <w:t>拿4:11</w:t>
-        </w:r>
-      </w:hyperlink>
+      <w:r>
+        <w:rPr>
+          <w:lang w:val="zh_TW" w:bidi="zh_TW"/>
+        </w:rPr>
+        <w:t>拿4:11</w:t>
+      </w:r>
       <w:r>
         <w:rPr>
           <w:lang w:val="zh_TW" w:bidi="zh_TW"/>
         </w:rPr>
         <w:t>；</w:t>
       </w:r>
-      <w:hyperlink r:id="rId129">
-        <w:r>
-          <w:rPr>
-            <w:lang w:val="zh_TW" w:bidi="zh_TW"/>
-          </w:rPr>
-          <w:rPr>
-            <w:color w:val="0000EE"/>
-            <w:u w:val="single"/>
-          </w:rPr>
-          <w:t>約3:16</w:t>
-        </w:r>
-      </w:hyperlink>
+      <w:r>
+        <w:rPr>
+          <w:lang w:val="zh_TW" w:bidi="zh_TW"/>
+        </w:rPr>
+        <w:t>約3:16</w:t>
+      </w:r>
       <w:r>
         <w:rPr>
           <w:lang w:val="zh_TW" w:bidi="zh_TW"/>
@@ -6493,18 +5743,12 @@
         </w:rPr>
         <w:t>：全地受造之物都被召來作見證（參</w:t>
       </w:r>
-      <w:hyperlink r:id="rId130">
-        <w:r>
-          <w:rPr>
-            <w:lang w:val="zh_TW" w:bidi="zh_TW"/>
-          </w:rPr>
-          <w:rPr>
-            <w:color w:val="0000EE"/>
-            <w:u w:val="single"/>
-          </w:rPr>
-          <w:t>書24:27</w:t>
-        </w:r>
-      </w:hyperlink>
+      <w:r>
+        <w:rPr>
+          <w:lang w:val="zh_TW" w:bidi="zh_TW"/>
+        </w:rPr>
+        <w:t>書24:27</w:t>
+      </w:r>
       <w:r>
         <w:rPr>
           <w:lang w:val="zh_TW" w:bidi="zh_TW"/>
@@ -6559,126 +5803,84 @@
         </w:rPr>
         <w:t>耶和華對祂悖逆的子民以色列提出控訴，並進行辯論與裁決。本段以法庭訴訟的形式呈現（參</w:t>
       </w:r>
-      <w:hyperlink r:id="rId131">
-        <w:r>
-          <w:rPr>
-            <w:lang w:val="zh_TW" w:bidi="zh_TW"/>
-          </w:rPr>
-          <w:rPr>
-            <w:color w:val="0000EE"/>
-            <w:u w:val="single"/>
-          </w:rPr>
-          <w:t>賽1:2–4</w:t>
-        </w:r>
-      </w:hyperlink>
+      <w:r>
+        <w:rPr>
+          <w:lang w:val="zh_TW" w:bidi="zh_TW"/>
+        </w:rPr>
+        <w:t>賽1:2–4</w:t>
+      </w:r>
       <w:r>
         <w:rPr>
           <w:lang w:val="zh_TW" w:bidi="zh_TW"/>
         </w:rPr>
         <w:t>；</w:t>
       </w:r>
-      <w:hyperlink r:id="rId132">
-        <w:r>
-          <w:rPr>
-            <w:lang w:val="zh_TW" w:bidi="zh_TW"/>
-          </w:rPr>
-          <w:rPr>
-            <w:color w:val="0000EE"/>
-            <w:u w:val="single"/>
-          </w:rPr>
-          <w:t>耶2:4–9</w:t>
-        </w:r>
-      </w:hyperlink>
+      <w:r>
+        <w:rPr>
+          <w:lang w:val="zh_TW" w:bidi="zh_TW"/>
+        </w:rPr>
+        <w:t>耶2:4–9</w:t>
+      </w:r>
       <w:r>
         <w:rPr>
           <w:lang w:val="zh_TW" w:bidi="zh_TW"/>
         </w:rPr>
         <w:t>；</w:t>
       </w:r>
-      <w:hyperlink r:id="rId133">
-        <w:r>
-          <w:rPr>
-            <w:lang w:val="zh_TW" w:bidi="zh_TW"/>
-          </w:rPr>
-          <w:rPr>
-            <w:color w:val="0000EE"/>
-            <w:u w:val="single"/>
-          </w:rPr>
-          <w:t>何4章</w:t>
-        </w:r>
-      </w:hyperlink>
+      <w:r>
+        <w:rPr>
+          <w:lang w:val="zh_TW" w:bidi="zh_TW"/>
+        </w:rPr>
+        <w:t>何4章</w:t>
+      </w:r>
       <w:r>
         <w:rPr>
           <w:lang w:val="zh_TW" w:bidi="zh_TW"/>
         </w:rPr>
         <w:t>）。在這個法庭場景中，耶和華挑戰祂的子民，讓他們陳述對祂的指控，因為祂也對他們有訴訟（</w:t>
       </w:r>
-      <w:hyperlink r:id="rId134">
-        <w:r>
-          <w:rPr>
-            <w:lang w:val="zh_TW" w:bidi="zh_TW"/>
-          </w:rPr>
-          <w:rPr>
-            <w:color w:val="0000EE"/>
-            <w:u w:val="single"/>
-          </w:rPr>
-          <w:t>彌6:1–5</w:t>
-        </w:r>
-      </w:hyperlink>
+      <w:r>
+        <w:rPr>
+          <w:lang w:val="zh_TW" w:bidi="zh_TW"/>
+        </w:rPr>
+        <w:t>彌6:1–5</w:t>
+      </w:r>
       <w:r>
         <w:rPr>
           <w:lang w:val="zh_TW" w:bidi="zh_TW"/>
         </w:rPr>
         <w:t>）。然而他們沒有遵行祂的要求（</w:t>
       </w:r>
-      <w:hyperlink r:id="rId135">
-        <w:r>
-          <w:rPr>
-            <w:lang w:val="zh_TW" w:bidi="zh_TW"/>
-          </w:rPr>
-          <w:rPr>
-            <w:color w:val="0000EE"/>
-            <w:u w:val="single"/>
-          </w:rPr>
-          <w:t>6:6–8</w:t>
-        </w:r>
-      </w:hyperlink>
+      <w:r>
+        <w:rPr>
+          <w:lang w:val="zh_TW" w:bidi="zh_TW"/>
+        </w:rPr>
+        <w:t>6:6–8</w:t>
+      </w:r>
       <w:r>
         <w:rPr>
           <w:lang w:val="zh_TW" w:bidi="zh_TW"/>
         </w:rPr>
         <w:t>），因此被定罪（</w:t>
       </w:r>
-      <w:hyperlink r:id="rId136">
-        <w:r>
-          <w:rPr>
-            <w:lang w:val="zh_TW" w:bidi="zh_TW"/>
-          </w:rPr>
-          <w:rPr>
-            <w:color w:val="0000EE"/>
-            <w:u w:val="single"/>
-          </w:rPr>
-          <w:t>6:9–12</w:t>
-        </w:r>
-      </w:hyperlink>
+      <w:r>
+        <w:rPr>
+          <w:lang w:val="zh_TW" w:bidi="zh_TW"/>
+        </w:rPr>
+        <w:t>6:9–12</w:t>
+      </w:r>
       <w:r>
         <w:rPr>
           <w:lang w:val="zh_TW" w:bidi="zh_TW"/>
         </w:rPr>
         <w:t>）。在這有罪的判決之後，耶和華隨即宣告對以色列的刑罰（</w:t>
       </w:r>
-      <w:hyperlink r:id="rId137">
-        <w:r>
-          <w:rPr>
-            <w:lang w:val="zh_TW" w:bidi="zh_TW"/>
-          </w:rPr>
-          <w:rPr>
-            <w:color w:val="0000EE"/>
-            <w:u w:val="single"/>
-          </w:rPr>
-          <w:t>6:13–16</w:t>
-        </w:r>
-      </w:hyperlink>
+      <w:r>
+        <w:rPr>
+          <w:lang w:val="zh_TW" w:bidi="zh_TW"/>
+        </w:rPr>
+        <w:t>6:13–16</w:t>
+      </w:r>
       <w:r>
         <w:rPr>
           <w:lang w:val="zh_TW" w:bidi="zh_TW"/>
@@ -6739,18 +5941,12 @@
         </w:rPr>
         <w:t>：耶和華以反問的方式質問，祂是否曾做過什麼事，使以色列轉離祂。然而，他們對神的輕視其實是源於他們自己忘恩負義的心（</w:t>
       </w:r>
-      <w:hyperlink r:id="rId138">
-        <w:r>
-          <w:rPr>
-            <w:lang w:val="zh_TW" w:bidi="zh_TW"/>
-          </w:rPr>
-          <w:rPr>
-            <w:color w:val="0000EE"/>
-            <w:u w:val="single"/>
-          </w:rPr>
-          <w:t>6:4–5</w:t>
-        </w:r>
-      </w:hyperlink>
+      <w:r>
+        <w:rPr>
+          <w:lang w:val="zh_TW" w:bidi="zh_TW"/>
+        </w:rPr>
+        <w:t>6:4–5</w:t>
+      </w:r>
       <w:r>
         <w:rPr>
           <w:lang w:val="zh_TW" w:bidi="zh_TW"/>
@@ -6809,120 +6005,78 @@
         </w:rPr>
         <w:t>耶和華曾領以色列出埃及，在他們前往應許之地的旅程中一路保守並賜福，並勸勉、警戒他們要時常記念祂自西乃以來為他們所行的一切事（</w:t>
       </w:r>
-      <w:hyperlink r:id="rId139">
-        <w:r>
-          <w:rPr>
-            <w:lang w:val="zh_TW" w:bidi="zh_TW"/>
-          </w:rPr>
-          <w:rPr>
-            <w:color w:val="0000EE"/>
-            <w:u w:val="single"/>
-          </w:rPr>
-          <w:t>出3:15</w:t>
-        </w:r>
-      </w:hyperlink>
+      <w:r>
+        <w:rPr>
+          <w:lang w:val="zh_TW" w:bidi="zh_TW"/>
+        </w:rPr>
+        <w:t>出3:15</w:t>
+      </w:r>
       <w:r>
         <w:rPr>
           <w:lang w:val="zh_TW" w:bidi="zh_TW"/>
         </w:rPr>
         <w:t>；</w:t>
       </w:r>
-      <w:hyperlink r:id="rId140">
-        <w:r>
-          <w:rPr>
-            <w:lang w:val="zh_TW" w:bidi="zh_TW"/>
-          </w:rPr>
-          <w:rPr>
-            <w:color w:val="0000EE"/>
-            <w:u w:val="single"/>
-          </w:rPr>
-          <w:t>申5:15</w:t>
-        </w:r>
-      </w:hyperlink>
+      <w:r>
+        <w:rPr>
+          <w:lang w:val="zh_TW" w:bidi="zh_TW"/>
+        </w:rPr>
+        <w:t>申5:15</w:t>
+      </w:r>
       <w:r>
         <w:rPr>
           <w:lang w:val="zh_TW" w:bidi="zh_TW"/>
         </w:rPr>
         <w:t>；</w:t>
       </w:r>
-      <w:hyperlink r:id="rId141">
-        <w:r>
-          <w:rPr>
-            <w:lang w:val="zh_TW" w:bidi="zh_TW"/>
-          </w:rPr>
-          <w:rPr>
-            <w:color w:val="0000EE"/>
-            <w:u w:val="single"/>
-          </w:rPr>
-          <w:t>詩77:11</w:t>
-        </w:r>
-      </w:hyperlink>
+      <w:r>
+        <w:rPr>
+          <w:lang w:val="zh_TW" w:bidi="zh_TW"/>
+        </w:rPr>
+        <w:t>詩77:11</w:t>
+      </w:r>
       <w:r>
         <w:rPr>
           <w:lang w:val="zh_TW" w:bidi="zh_TW"/>
         </w:rPr>
         <w:t>，</w:t>
       </w:r>
-      <w:hyperlink r:id="rId142">
-        <w:r>
-          <w:rPr>
-            <w:lang w:val="zh_TW" w:bidi="zh_TW"/>
-          </w:rPr>
-          <w:rPr>
-            <w:color w:val="0000EE"/>
-            <w:u w:val="single"/>
-          </w:rPr>
-          <w:t>111:4</w:t>
-        </w:r>
-      </w:hyperlink>
+      <w:r>
+        <w:rPr>
+          <w:lang w:val="zh_TW" w:bidi="zh_TW"/>
+        </w:rPr>
+        <w:t>111:4</w:t>
+      </w:r>
       <w:r>
         <w:rPr>
           <w:lang w:val="zh_TW" w:bidi="zh_TW"/>
         </w:rPr>
         <w:t>；另見</w:t>
       </w:r>
-      <w:hyperlink r:id="rId143">
-        <w:r>
-          <w:rPr>
-            <w:lang w:val="zh_TW" w:bidi="zh_TW"/>
-          </w:rPr>
-          <w:rPr>
-            <w:color w:val="0000EE"/>
-            <w:u w:val="single"/>
-          </w:rPr>
-          <w:t>詩78篇</w:t>
-        </w:r>
-      </w:hyperlink>
+      <w:r>
+        <w:rPr>
+          <w:lang w:val="zh_TW" w:bidi="zh_TW"/>
+        </w:rPr>
+        <w:t>詩78篇</w:t>
+      </w:r>
       <w:r>
         <w:rPr>
           <w:lang w:val="zh_TW" w:bidi="zh_TW"/>
         </w:rPr>
         <w:t>，</w:t>
       </w:r>
-      <w:hyperlink r:id="rId144">
-        <w:r>
-          <w:rPr>
-            <w:lang w:val="zh_TW" w:bidi="zh_TW"/>
-          </w:rPr>
-          <w:rPr>
-            <w:color w:val="0000EE"/>
-            <w:u w:val="single"/>
-          </w:rPr>
-          <w:t>136</w:t>
-        </w:r>
-      </w:hyperlink>
-      <w:hyperlink r:id="rId143">
-        <w:r>
-          <w:rPr>
-            <w:lang w:val="zh_TW" w:bidi="zh_TW"/>
-          </w:rPr>
-          <w:rPr>
-            <w:color w:val="0000EE"/>
-            <w:u w:val="single"/>
-          </w:rPr>
-          <w:t>篇</w:t>
-        </w:r>
-      </w:hyperlink>
+      <w:r>
+        <w:rPr>
+          <w:lang w:val="zh_TW" w:bidi="zh_TW"/>
+        </w:rPr>
+        <w:t>136</w:t>
+      </w:r>
+      <w:r>
+        <w:rPr>
+          <w:lang w:val="zh_TW" w:bidi="zh_TW"/>
+        </w:rPr>
+        <w:t>篇</w:t>
+      </w:r>
       <w:r>
         <w:rPr>
           <w:lang w:val="zh_TW" w:bidi="zh_TW"/>
@@ -6947,18 +6101,12 @@
         </w:rPr>
         <w:t>巴勒......巴蘭：（見</w:t>
       </w:r>
-      <w:hyperlink r:id="rId145">
-        <w:r>
-          <w:rPr>
-            <w:lang w:val="zh_TW" w:bidi="zh_TW"/>
-          </w:rPr>
-          <w:rPr>
-            <w:color w:val="0000EE"/>
-            <w:u w:val="single"/>
-          </w:rPr>
-          <w:t>民22–24章</w:t>
-        </w:r>
-      </w:hyperlink>
+      <w:r>
+        <w:rPr>
+          <w:lang w:val="zh_TW" w:bidi="zh_TW"/>
+        </w:rPr>
+        <w:t>民22–24章</w:t>
+      </w:r>
       <w:r>
         <w:rPr>
           <w:lang w:val="zh_TW" w:bidi="zh_TW"/>
@@ -6983,54 +6131,36 @@
         </w:rPr>
         <w:t>阿卡西亞樹林（Acacia Grove；和合本譯為：什亭）位於約旦河的東方，是以色列進入應許之地前的基地（見</w:t>
       </w:r>
-      <w:hyperlink r:id="rId146">
-        <w:r>
-          <w:rPr>
-            <w:lang w:val="zh_TW" w:bidi="zh_TW"/>
-          </w:rPr>
-          <w:rPr>
-            <w:color w:val="0000EE"/>
-            <w:u w:val="single"/>
-          </w:rPr>
-          <w:t>民25:1</w:t>
-        </w:r>
-      </w:hyperlink>
+      <w:r>
+        <w:rPr>
+          <w:lang w:val="zh_TW" w:bidi="zh_TW"/>
+        </w:rPr>
+        <w:t>民25:1</w:t>
+      </w:r>
       <w:r>
         <w:rPr>
           <w:lang w:val="zh_TW" w:bidi="zh_TW"/>
         </w:rPr>
         <w:t>；</w:t>
       </w:r>
-      <w:hyperlink r:id="rId147">
-        <w:r>
-          <w:rPr>
-            <w:lang w:val="zh_TW" w:bidi="zh_TW"/>
-          </w:rPr>
-          <w:rPr>
-            <w:color w:val="0000EE"/>
-            <w:u w:val="single"/>
-          </w:rPr>
-          <w:t>書2:1</w:t>
-        </w:r>
-      </w:hyperlink>
+      <w:r>
+        <w:rPr>
+          <w:lang w:val="zh_TW" w:bidi="zh_TW"/>
+        </w:rPr>
+        <w:t>書2:1</w:t>
+      </w:r>
       <w:r>
         <w:rPr>
           <w:lang w:val="zh_TW" w:bidi="zh_TW"/>
         </w:rPr>
         <w:t>，</w:t>
       </w:r>
-      <w:hyperlink r:id="rId148">
-        <w:r>
-          <w:rPr>
-            <w:lang w:val="zh_TW" w:bidi="zh_TW"/>
-          </w:rPr>
-          <w:rPr>
-            <w:color w:val="0000EE"/>
-            <w:u w:val="single"/>
-          </w:rPr>
-          <w:t>3:1</w:t>
-        </w:r>
-      </w:hyperlink>
+      <w:r>
+        <w:rPr>
+          <w:lang w:val="zh_TW" w:bidi="zh_TW"/>
+        </w:rPr>
+        <w:t>3:1</w:t>
+      </w:r>
       <w:r>
         <w:rPr>
           <w:lang w:val="zh_TW" w:bidi="zh_TW"/>
@@ -7085,54 +6215,36 @@
         </w:rPr>
         <w:t>以色列的情況已經毫無指望，但他們仍在問耶和華該如何安撫或取悅祂。所提供的祭物按重要性遞增──從牛犢到公羊，從橄欖油到長子。但這一切在神面前都不足夠，也不被接納，因為祂鑑察人心（</w:t>
       </w:r>
-      <w:hyperlink r:id="rId149">
-        <w:r>
-          <w:rPr>
-            <w:lang w:val="zh_TW" w:bidi="zh_TW"/>
-          </w:rPr>
-          <w:rPr>
-            <w:color w:val="0000EE"/>
-            <w:u w:val="single"/>
-          </w:rPr>
-          <w:t>撒上15:22</w:t>
-        </w:r>
-      </w:hyperlink>
+      <w:r>
+        <w:rPr>
+          <w:lang w:val="zh_TW" w:bidi="zh_TW"/>
+        </w:rPr>
+        <w:t>撒上15:22</w:t>
+      </w:r>
       <w:r>
         <w:rPr>
           <w:lang w:val="zh_TW" w:bidi="zh_TW"/>
         </w:rPr>
         <w:t>，</w:t>
       </w:r>
-      <w:hyperlink r:id="rId150">
-        <w:r>
-          <w:rPr>
-            <w:lang w:val="zh_TW" w:bidi="zh_TW"/>
-          </w:rPr>
-          <w:rPr>
-            <w:color w:val="0000EE"/>
-            <w:u w:val="single"/>
-          </w:rPr>
-          <w:t>16:7</w:t>
-        </w:r>
-      </w:hyperlink>
+      <w:r>
+        <w:rPr>
+          <w:lang w:val="zh_TW" w:bidi="zh_TW"/>
+        </w:rPr>
+        <w:t>16:7</w:t>
+      </w:r>
       <w:r>
         <w:rPr>
           <w:lang w:val="zh_TW" w:bidi="zh_TW"/>
         </w:rPr>
         <w:t>；</w:t>
       </w:r>
-      <w:hyperlink r:id="rId151">
-        <w:r>
-          <w:rPr>
-            <w:lang w:val="zh_TW" w:bidi="zh_TW"/>
-          </w:rPr>
-          <w:rPr>
-            <w:color w:val="0000EE"/>
-            <w:u w:val="single"/>
-          </w:rPr>
-          <w:t>耶17:9</w:t>
-        </w:r>
-      </w:hyperlink>
+      <w:r>
+        <w:rPr>
+          <w:lang w:val="zh_TW" w:bidi="zh_TW"/>
+        </w:rPr>
+        <w:t>耶17:9</w:t>
+      </w:r>
       <w:r>
         <w:rPr>
           <w:lang w:val="zh_TW" w:bidi="zh_TW"/>
@@ -7191,72 +6303,48 @@
         </w:rPr>
         <w:t>善指的是在神眼中看為正確的事；神是所有良善的源頭（</w:t>
       </w:r>
-      <w:hyperlink r:id="rId152">
-        <w:r>
-          <w:rPr>
-            <w:lang w:val="zh_TW" w:bidi="zh_TW"/>
-          </w:rPr>
-          <w:rPr>
-            <w:color w:val="0000EE"/>
-            <w:u w:val="single"/>
-          </w:rPr>
-          <w:t>創1章</w:t>
-        </w:r>
-      </w:hyperlink>
+      <w:r>
+        <w:rPr>
+          <w:lang w:val="zh_TW" w:bidi="zh_TW"/>
+        </w:rPr>
+        <w:t>創1章</w:t>
+      </w:r>
       <w:r>
         <w:rPr>
           <w:lang w:val="zh_TW" w:bidi="zh_TW"/>
         </w:rPr>
         <w:t>；</w:t>
       </w:r>
-      <w:hyperlink r:id="rId153">
-        <w:r>
-          <w:rPr>
-            <w:lang w:val="zh_TW" w:bidi="zh_TW"/>
-          </w:rPr>
-          <w:rPr>
-            <w:color w:val="0000EE"/>
-            <w:u w:val="single"/>
-          </w:rPr>
-          <w:t>出33:19</w:t>
-        </w:r>
-      </w:hyperlink>
+      <w:r>
+        <w:rPr>
+          <w:lang w:val="zh_TW" w:bidi="zh_TW"/>
+        </w:rPr>
+        <w:t>出33:19</w:t>
+      </w:r>
       <w:r>
         <w:rPr>
           <w:lang w:val="zh_TW" w:bidi="zh_TW"/>
         </w:rPr>
         <w:t>，</w:t>
       </w:r>
-      <w:hyperlink r:id="rId154">
-        <w:r>
-          <w:rPr>
-            <w:lang w:val="zh_TW" w:bidi="zh_TW"/>
-          </w:rPr>
-          <w:rPr>
-            <w:color w:val="0000EE"/>
-            <w:u w:val="single"/>
-          </w:rPr>
-          <w:t>34:6–7</w:t>
-        </w:r>
-      </w:hyperlink>
+      <w:r>
+        <w:rPr>
+          <w:lang w:val="zh_TW" w:bidi="zh_TW"/>
+        </w:rPr>
+        <w:t>34:6–7</w:t>
+      </w:r>
       <w:r>
         <w:rPr>
           <w:lang w:val="zh_TW" w:bidi="zh_TW"/>
         </w:rPr>
         <w:t>；</w:t>
       </w:r>
-      <w:hyperlink r:id="rId155">
-        <w:r>
-          <w:rPr>
-            <w:lang w:val="zh_TW" w:bidi="zh_TW"/>
-          </w:rPr>
-          <w:rPr>
-            <w:color w:val="0000EE"/>
-            <w:u w:val="single"/>
-          </w:rPr>
-          <w:t>申12:28</w:t>
-        </w:r>
-      </w:hyperlink>
+      <w:r>
+        <w:rPr>
+          <w:lang w:val="zh_TW" w:bidi="zh_TW"/>
+        </w:rPr>
+        <w:t>申12:28</w:t>
+      </w:r>
       <w:r>
         <w:rPr>
           <w:lang w:val="zh_TW" w:bidi="zh_TW"/>
@@ -7329,72 +6417,48 @@
         </w:rPr>
         <w:t>憐憫（希伯來文是khesed）：這是一種熱切且不配得的忠誠，是神聖潔品格的核心特質（見</w:t>
       </w:r>
-      <w:hyperlink r:id="rId144">
-        <w:r>
-          <w:rPr>
-            <w:lang w:val="zh_TW" w:bidi="zh_TW"/>
-          </w:rPr>
-          <w:rPr>
-            <w:color w:val="0000EE"/>
-            <w:u w:val="single"/>
-          </w:rPr>
-          <w:t>詩136篇</w:t>
-        </w:r>
-      </w:hyperlink>
+      <w:r>
+        <w:rPr>
+          <w:lang w:val="zh_TW" w:bidi="zh_TW"/>
+        </w:rPr>
+        <w:t>詩136篇</w:t>
+      </w:r>
       <w:r>
         <w:rPr>
           <w:lang w:val="zh_TW" w:bidi="zh_TW"/>
         </w:rPr>
         <w:t>）。這是一種熱切且不配得的忠誠，是神聖潔品格的核心特質（見</w:t>
       </w:r>
-      <w:hyperlink r:id="rId156">
-        <w:r>
-          <w:rPr>
-            <w:lang w:val="zh_TW" w:bidi="zh_TW"/>
-          </w:rPr>
-          <w:rPr>
-            <w:color w:val="0000EE"/>
-            <w:u w:val="single"/>
-          </w:rPr>
-          <w:t>創21:22–24</w:t>
-        </w:r>
-      </w:hyperlink>
+      <w:r>
+        <w:rPr>
+          <w:lang w:val="zh_TW" w:bidi="zh_TW"/>
+        </w:rPr>
+        <w:t>創21:22–24</w:t>
+      </w:r>
       <w:r>
         <w:rPr>
           <w:lang w:val="zh_TW" w:bidi="zh_TW"/>
         </w:rPr>
         <w:t>；</w:t>
       </w:r>
-      <w:hyperlink r:id="rId157">
-        <w:r>
-          <w:rPr>
-            <w:lang w:val="zh_TW" w:bidi="zh_TW"/>
-          </w:rPr>
-          <w:rPr>
-            <w:color w:val="0000EE"/>
-            <w:u w:val="single"/>
-          </w:rPr>
-          <w:t>書2:12–14</w:t>
-        </w:r>
-      </w:hyperlink>
+      <w:r>
+        <w:rPr>
+          <w:lang w:val="zh_TW" w:bidi="zh_TW"/>
+        </w:rPr>
+        <w:t>書2:12–14</w:t>
+      </w:r>
       <w:r>
         <w:rPr>
           <w:lang w:val="zh_TW" w:bidi="zh_TW"/>
         </w:rPr>
         <w:t>；</w:t>
       </w:r>
-      <w:hyperlink r:id="rId158">
-        <w:r>
-          <w:rPr>
-            <w:lang w:val="zh_TW" w:bidi="zh_TW"/>
-          </w:rPr>
-          <w:rPr>
-            <w:color w:val="0000EE"/>
-            <w:u w:val="single"/>
-          </w:rPr>
-          <w:t>太5:43–48</w:t>
-        </w:r>
-      </w:hyperlink>
+      <w:r>
+        <w:rPr>
+          <w:lang w:val="zh_TW" w:bidi="zh_TW"/>
+        </w:rPr>
+        <w:t>太5:43–48</w:t>
+      </w:r>
       <w:r>
         <w:rPr>
           <w:lang w:val="zh_TW" w:bidi="zh_TW"/>
@@ -7437,36 +6501,24 @@
         </w:rPr>
         <w:t>：謙卑必須是神子民的特質。他們不可活在驕傲或特權意識中，而是要謙卑並敬畏神。公義（Mishpat）和憐憫（khesed）都與人的驕傲相衝突。神渴望我們與祂保持親密且持續的關係（「同行」；參</w:t>
       </w:r>
-      <w:hyperlink r:id="rId159">
-        <w:r>
-          <w:rPr>
-            <w:lang w:val="zh_TW" w:bidi="zh_TW"/>
-          </w:rPr>
-          <w:rPr>
-            <w:color w:val="0000EE"/>
-            <w:u w:val="single"/>
-          </w:rPr>
-          <w:t>申28:9</w:t>
-        </w:r>
-      </w:hyperlink>
+      <w:r>
+        <w:rPr>
+          <w:lang w:val="zh_TW" w:bidi="zh_TW"/>
+        </w:rPr>
+        <w:t>申28:9</w:t>
+      </w:r>
       <w:r>
         <w:rPr>
           <w:lang w:val="zh_TW" w:bidi="zh_TW"/>
         </w:rPr>
         <w:t>；</w:t>
       </w:r>
-      <w:hyperlink r:id="rId160">
-        <w:r>
-          <w:rPr>
-            <w:lang w:val="zh_TW" w:bidi="zh_TW"/>
-          </w:rPr>
-          <w:rPr>
-            <w:color w:val="0000EE"/>
-            <w:u w:val="single"/>
-          </w:rPr>
-          <w:t>書22:5</w:t>
-        </w:r>
-      </w:hyperlink>
+      <w:r>
+        <w:rPr>
+          <w:lang w:val="zh_TW" w:bidi="zh_TW"/>
+        </w:rPr>
+        <w:t>書22:5</w:t>
+      </w:r>
       <w:r>
         <w:rPr>
           <w:lang w:val="zh_TW" w:bidi="zh_TW"/>
@@ -7525,54 +6577,36 @@
         </w:rPr>
         <w:t>智慧人必敬畏耶和華；神的聲音向耶路撒冷的眾人呼喊，要他們學習智慧（參</w:t>
       </w:r>
-      <w:hyperlink r:id="rId161">
-        <w:r>
-          <w:rPr>
-            <w:lang w:val="zh_TW" w:bidi="zh_TW"/>
-          </w:rPr>
-          <w:rPr>
-            <w:color w:val="0000EE"/>
-            <w:u w:val="single"/>
-          </w:rPr>
-          <w:t>箴1:7</w:t>
-        </w:r>
-      </w:hyperlink>
+      <w:r>
+        <w:rPr>
+          <w:lang w:val="zh_TW" w:bidi="zh_TW"/>
+        </w:rPr>
+        <w:t>箴1:7</w:t>
+      </w:r>
       <w:r>
         <w:rPr>
           <w:lang w:val="zh_TW" w:bidi="zh_TW"/>
         </w:rPr>
         <w:t>、</w:t>
       </w:r>
-      <w:hyperlink r:id="rId162">
-        <w:r>
-          <w:rPr>
-            <w:lang w:val="zh_TW" w:bidi="zh_TW"/>
-          </w:rPr>
-          <w:rPr>
-            <w:color w:val="0000EE"/>
-            <w:u w:val="single"/>
-          </w:rPr>
-          <w:t>20</w:t>
-        </w:r>
-      </w:hyperlink>
+      <w:r>
+        <w:rPr>
+          <w:lang w:val="zh_TW" w:bidi="zh_TW"/>
+        </w:rPr>
+        <w:t>20</w:t>
+      </w:r>
       <w:r>
         <w:rPr>
           <w:lang w:val="zh_TW" w:bidi="zh_TW"/>
         </w:rPr>
         <w:t>、</w:t>
       </w:r>
-      <w:hyperlink r:id="rId163">
-        <w:r>
-          <w:rPr>
-            <w:lang w:val="zh_TW" w:bidi="zh_TW"/>
-          </w:rPr>
-          <w:rPr>
-            <w:color w:val="0000EE"/>
-            <w:u w:val="single"/>
-          </w:rPr>
-          <w:t>28</w:t>
-        </w:r>
-      </w:hyperlink>
+      <w:r>
+        <w:rPr>
+          <w:lang w:val="zh_TW" w:bidi="zh_TW"/>
+        </w:rPr>
+        <w:t>28</w:t>
+      </w:r>
       <w:r>
         <w:rPr>
           <w:lang w:val="zh_TW" w:bidi="zh_TW"/>
@@ -7609,18 +6643,12 @@
         </w:rPr>
         <w:t>）：亞述將執行耶和華的計畫，毀滅撒馬利亞；而巴比倫則是用來毀滅耶路撒冷的工具（</w:t>
       </w:r>
-      <w:hyperlink r:id="rId164">
-        <w:r>
-          <w:rPr>
-            <w:lang w:val="zh_TW" w:bidi="zh_TW"/>
-          </w:rPr>
-          <w:rPr>
-            <w:color w:val="0000EE"/>
-            <w:u w:val="single"/>
-          </w:rPr>
-          <w:t>彌4:10</w:t>
-        </w:r>
-      </w:hyperlink>
+      <w:r>
+        <w:rPr>
+          <w:lang w:val="zh_TW" w:bidi="zh_TW"/>
+        </w:rPr>
+        <w:t>彌4:10</w:t>
+      </w:r>
       <w:r>
         <w:rPr>
           <w:lang w:val="zh_TW" w:bidi="zh_TW"/>
@@ -7675,54 +6703,36 @@
         </w:rPr>
         <w:t>耶路撒冷的子民在此被呼召，要從撒馬利亞的遭遇中汲取教訓：若你為了自己富足而欺壓他人（</w:t>
       </w:r>
-      <w:hyperlink r:id="rId165">
-        <w:r>
-          <w:rPr>
-            <w:lang w:val="zh_TW" w:bidi="zh_TW"/>
-          </w:rPr>
-          <w:rPr>
-            <w:color w:val="0000EE"/>
-            <w:u w:val="single"/>
-          </w:rPr>
-          <w:t>6:10–12</w:t>
-        </w:r>
-      </w:hyperlink>
+      <w:r>
+        <w:rPr>
+          <w:lang w:val="zh_TW" w:bidi="zh_TW"/>
+        </w:rPr>
+        <w:t>6:10–12</w:t>
+      </w:r>
       <w:r>
         <w:rPr>
           <w:lang w:val="zh_TW" w:bidi="zh_TW"/>
         </w:rPr>
         <w:t>），無論得著多少，仍永不滿足（</w:t>
       </w:r>
-      <w:hyperlink r:id="rId166">
-        <w:r>
-          <w:rPr>
-            <w:lang w:val="zh_TW" w:bidi="zh_TW"/>
-          </w:rPr>
-          <w:rPr>
-            <w:color w:val="0000EE"/>
-            <w:u w:val="single"/>
-          </w:rPr>
-          <w:t>6:13–15</w:t>
-        </w:r>
-      </w:hyperlink>
+      <w:r>
+        <w:rPr>
+          <w:lang w:val="zh_TW" w:bidi="zh_TW"/>
+        </w:rPr>
+        <w:t>6:13–15</w:t>
+      </w:r>
       <w:r>
         <w:rPr>
           <w:lang w:val="zh_TW" w:bidi="zh_TW"/>
         </w:rPr>
         <w:t>），最終連所得的也必失去（</w:t>
       </w:r>
-      <w:hyperlink r:id="rId23">
-        <w:r>
-          <w:rPr>
-            <w:lang w:val="zh_TW" w:bidi="zh_TW"/>
-          </w:rPr>
-          <w:rPr>
-            <w:color w:val="0000EE"/>
-            <w:u w:val="single"/>
-          </w:rPr>
-          <w:t>6:16</w:t>
-        </w:r>
-      </w:hyperlink>
+      <w:r>
+        <w:rPr>
+          <w:lang w:val="zh_TW" w:bidi="zh_TW"/>
+        </w:rPr>
+        <w:t>6:16</w:t>
+      </w:r>
       <w:r>
         <w:rPr>
           <w:lang w:val="zh_TW" w:bidi="zh_TW"/>
@@ -7741,18 +6751,12 @@
         </w:rPr>
         <w:t>的對象，而不是得著尊榮與讚美（</w:t>
       </w:r>
-      <w:hyperlink r:id="rId23">
-        <w:r>
-          <w:rPr>
-            <w:lang w:val="zh_TW" w:bidi="zh_TW"/>
-          </w:rPr>
-          <w:rPr>
-            <w:color w:val="0000EE"/>
-            <w:u w:val="single"/>
-          </w:rPr>
-          <w:t>6:16</w:t>
-        </w:r>
-      </w:hyperlink>
+      <w:r>
+        <w:rPr>
+          <w:lang w:val="zh_TW" w:bidi="zh_TW"/>
+        </w:rPr>
+        <w:t>6:16</w:t>
+      </w:r>
       <w:r>
         <w:rPr>
           <w:lang w:val="zh_TW" w:bidi="zh_TW"/>
@@ -7807,72 +6811,48 @@
         </w:rPr>
         <w:t>耶和華對祂的子民有明確的控告。他們已成為充滿詭詐的群體，已到了該被棄絕與毀滅的地步。這群自稱為神子民的人，卻以不義得來的財富、不道德的商業手段、威脅與暴力為特徵（見</w:t>
       </w:r>
-      <w:hyperlink r:id="rId167">
-        <w:r>
-          <w:rPr>
-            <w:lang w:val="zh_TW" w:bidi="zh_TW"/>
-          </w:rPr>
-          <w:rPr>
-            <w:color w:val="0000EE"/>
-            <w:u w:val="single"/>
-          </w:rPr>
-          <w:t>王下6:25</w:t>
-        </w:r>
-      </w:hyperlink>
+      <w:r>
+        <w:rPr>
+          <w:lang w:val="zh_TW" w:bidi="zh_TW"/>
+        </w:rPr>
+        <w:t>王下6:25</w:t>
+      </w:r>
       <w:r>
         <w:rPr>
           <w:lang w:val="zh_TW" w:bidi="zh_TW"/>
         </w:rPr>
         <w:t>；</w:t>
       </w:r>
-      <w:hyperlink r:id="rId168">
-        <w:r>
-          <w:rPr>
-            <w:lang w:val="zh_TW" w:bidi="zh_TW"/>
-          </w:rPr>
-          <w:rPr>
-            <w:color w:val="0000EE"/>
-            <w:u w:val="single"/>
-          </w:rPr>
-          <w:t>何12:7–8</w:t>
-        </w:r>
-      </w:hyperlink>
+      <w:r>
+        <w:rPr>
+          <w:lang w:val="zh_TW" w:bidi="zh_TW"/>
+        </w:rPr>
+        <w:t>何12:7–8</w:t>
+      </w:r>
       <w:r>
         <w:rPr>
           <w:lang w:val="zh_TW" w:bidi="zh_TW"/>
         </w:rPr>
         <w:t>；</w:t>
       </w:r>
-      <w:hyperlink r:id="rId169">
-        <w:r>
-          <w:rPr>
-            <w:lang w:val="zh_TW" w:bidi="zh_TW"/>
-          </w:rPr>
-          <w:rPr>
-            <w:color w:val="0000EE"/>
-            <w:u w:val="single"/>
-          </w:rPr>
-          <w:t>摩8:5–6</w:t>
-        </w:r>
-      </w:hyperlink>
+      <w:r>
+        <w:rPr>
+          <w:lang w:val="zh_TW" w:bidi="zh_TW"/>
+        </w:rPr>
+        <w:t>摩8:5–6</w:t>
+      </w:r>
       <w:r>
         <w:rPr>
           <w:lang w:val="zh_TW" w:bidi="zh_TW"/>
         </w:rPr>
         <w:t>）。他們無法改變，因為說謊已成了他們的生活方式（參</w:t>
       </w:r>
-      <w:hyperlink r:id="rId170">
-        <w:r>
-          <w:rPr>
-            <w:lang w:val="zh_TW" w:bidi="zh_TW"/>
-          </w:rPr>
-          <w:rPr>
-            <w:color w:val="0000EE"/>
-            <w:u w:val="single"/>
-          </w:rPr>
-          <w:t>箴6:16–19</w:t>
-        </w:r>
-      </w:hyperlink>
+      <w:r>
+        <w:rPr>
+          <w:lang w:val="zh_TW" w:bidi="zh_TW"/>
+        </w:rPr>
+        <w:t>箴6:16–19</w:t>
+      </w:r>
       <w:r>
         <w:rPr>
           <w:lang w:val="zh_TW" w:bidi="zh_TW"/>
@@ -7933,18 +6913,12 @@
         </w:rPr>
         <w:t>這句話引入了神曾應許要臨到那悖逆、不順從的以色列子民的一切咒詛（見</w:t>
       </w:r>
-      <w:hyperlink r:id="rId171">
-        <w:r>
-          <w:rPr>
-            <w:lang w:val="zh_TW" w:bidi="zh_TW"/>
-          </w:rPr>
-          <w:rPr>
-            <w:color w:val="0000EE"/>
-            <w:u w:val="single"/>
-          </w:rPr>
-          <w:t>申28:15–68</w:t>
-        </w:r>
-      </w:hyperlink>
+      <w:r>
+        <w:rPr>
+          <w:lang w:val="zh_TW" w:bidi="zh_TW"/>
+        </w:rPr>
+        <w:t>申28:15–68</w:t>
+      </w:r>
       <w:r>
         <w:rPr>
           <w:lang w:val="zh_TW" w:bidi="zh_TW"/>
@@ -7999,108 +6973,72 @@
         </w:rPr>
         <w:t>這些王開創了或許是北國以色列歷史上最悖逆的王朝（公元前885–841；</w:t>
       </w:r>
-      <w:hyperlink r:id="rId172">
-        <w:r>
-          <w:rPr>
-            <w:lang w:val="zh_TW" w:bidi="zh_TW"/>
-          </w:rPr>
-          <w:rPr>
-            <w:color w:val="0000EE"/>
-            <w:u w:val="single"/>
-          </w:rPr>
-          <w:t>王上16:23至王下10:17）</w:t>
-        </w:r>
-      </w:hyperlink>
+      <w:r>
+        <w:rPr>
+          <w:lang w:val="zh_TW" w:bidi="zh_TW"/>
+        </w:rPr>
+        <w:t>王上16:23至王下10:17）</w:t>
+      </w:r>
       <w:r>
         <w:rPr>
           <w:lang w:val="zh_TW" w:bidi="zh_TW"/>
         </w:rPr>
         <w:t>，以利亞曾宣告他們將被滅絕（</w:t>
       </w:r>
-      <w:hyperlink r:id="rId173">
-        <w:r>
-          <w:rPr>
-            <w:lang w:val="zh_TW" w:bidi="zh_TW"/>
-          </w:rPr>
-          <w:rPr>
-            <w:color w:val="0000EE"/>
-            <w:u w:val="single"/>
-          </w:rPr>
-          <w:t>王下10:17</w:t>
-        </w:r>
-      </w:hyperlink>
+      <w:r>
+        <w:rPr>
+          <w:lang w:val="zh_TW" w:bidi="zh_TW"/>
+        </w:rPr>
+        <w:t>王下10:17</w:t>
+      </w:r>
       <w:r>
         <w:rPr>
           <w:lang w:val="zh_TW" w:bidi="zh_TW"/>
         </w:rPr>
         <w:t>）。沒有一位北國以色列的王遵行摩西的律法（參</w:t>
       </w:r>
-      <w:hyperlink r:id="rId174">
-        <w:r>
-          <w:rPr>
-            <w:lang w:val="zh_TW" w:bidi="zh_TW"/>
-          </w:rPr>
-          <w:rPr>
-            <w:color w:val="0000EE"/>
-            <w:u w:val="single"/>
-          </w:rPr>
-          <w:t>彌1:5–6</w:t>
-        </w:r>
-      </w:hyperlink>
+      <w:r>
+        <w:rPr>
+          <w:lang w:val="zh_TW" w:bidi="zh_TW"/>
+        </w:rPr>
+        <w:t>彌1:5–6</w:t>
+      </w:r>
       <w:r>
         <w:rPr>
           <w:lang w:val="zh_TW" w:bidi="zh_TW"/>
         </w:rPr>
         <w:t>）。暗利和他的兒子亞哈是典型的邪惡君王（例，</w:t>
       </w:r>
-      <w:hyperlink r:id="rId175">
-        <w:r>
-          <w:rPr>
-            <w:lang w:val="zh_TW" w:bidi="zh_TW"/>
-          </w:rPr>
-          <w:rPr>
-            <w:color w:val="0000EE"/>
-            <w:u w:val="single"/>
-          </w:rPr>
-          <w:t>王上18:4</w:t>
-        </w:r>
-      </w:hyperlink>
+      <w:r>
+        <w:rPr>
+          <w:lang w:val="zh_TW" w:bidi="zh_TW"/>
+        </w:rPr>
+        <w:t>王上18:4</w:t>
+      </w:r>
       <w:r>
         <w:rPr>
           <w:lang w:val="zh_TW" w:bidi="zh_TW"/>
         </w:rPr>
         <w:t>，</w:t>
       </w:r>
-      <w:hyperlink r:id="rId176">
-        <w:r>
-          <w:rPr>
-            <w:lang w:val="zh_TW" w:bidi="zh_TW"/>
-          </w:rPr>
-          <w:rPr>
-            <w:color w:val="0000EE"/>
-            <w:u w:val="single"/>
-          </w:rPr>
-          <w:t>21:1–26</w:t>
-        </w:r>
-      </w:hyperlink>
+      <w:r>
+        <w:rPr>
+          <w:lang w:val="zh_TW" w:bidi="zh_TW"/>
+        </w:rPr>
+        <w:t>21:1–26</w:t>
+      </w:r>
       <w:r>
         <w:rPr>
           <w:lang w:val="zh_TW" w:bidi="zh_TW"/>
         </w:rPr>
         <w:t>）。暗利的王朝在公元前841年被毀滅（</w:t>
       </w:r>
-      <w:hyperlink r:id="rId177">
-        <w:r>
-          <w:rPr>
-            <w:lang w:val="zh_TW" w:bidi="zh_TW"/>
-          </w:rPr>
-          <w:rPr>
-            <w:color w:val="0000EE"/>
-            <w:u w:val="single"/>
-          </w:rPr>
-          <w:t>王下9:14–10:17</w:t>
-        </w:r>
-      </w:hyperlink>
+      <w:r>
+        <w:rPr>
+          <w:lang w:val="zh_TW" w:bidi="zh_TW"/>
+        </w:rPr>
+        <w:t>王下9:14–10:17</w:t>
+      </w:r>
       <w:r>
         <w:rPr>
           <w:lang w:val="zh_TW" w:bidi="zh_TW"/>
@@ -8167,54 +7105,36 @@
         </w:rPr>
         <w:t>）：在八至九月無花果與其它果子的第二批收成之後，數月之間再無收成（參</w:t>
       </w:r>
-      <w:hyperlink r:id="rId178">
-        <w:r>
-          <w:rPr>
-            <w:lang w:val="zh_TW" w:bidi="zh_TW"/>
-          </w:rPr>
-          <w:rPr>
-            <w:color w:val="0000EE"/>
-            <w:u w:val="single"/>
-          </w:rPr>
-          <w:t>賽16:9</w:t>
-        </w:r>
-      </w:hyperlink>
+      <w:r>
+        <w:rPr>
+          <w:lang w:val="zh_TW" w:bidi="zh_TW"/>
+        </w:rPr>
+        <w:t>賽16:9</w:t>
+      </w:r>
       <w:r>
         <w:rPr>
           <w:lang w:val="zh_TW" w:bidi="zh_TW"/>
         </w:rPr>
         <w:t>；</w:t>
       </w:r>
-      <w:hyperlink r:id="rId179">
-        <w:r>
-          <w:rPr>
-            <w:lang w:val="zh_TW" w:bidi="zh_TW"/>
-          </w:rPr>
-          <w:rPr>
-            <w:color w:val="0000EE"/>
-            <w:u w:val="single"/>
-          </w:rPr>
-          <w:t>耶48:32</w:t>
-        </w:r>
-      </w:hyperlink>
+      <w:r>
+        <w:rPr>
+          <w:lang w:val="zh_TW" w:bidi="zh_TW"/>
+        </w:rPr>
+        <w:t>耶48:32</w:t>
+      </w:r>
       <w:r>
         <w:rPr>
           <w:lang w:val="zh_TW" w:bidi="zh_TW"/>
         </w:rPr>
         <w:t>）。沒有人能滿足彌迦對公義的渴求（</w:t>
       </w:r>
-      <w:hyperlink r:id="rId180">
-        <w:r>
-          <w:rPr>
-            <w:lang w:val="zh_TW" w:bidi="zh_TW"/>
-          </w:rPr>
-          <w:rPr>
-            <w:color w:val="0000EE"/>
-            <w:u w:val="single"/>
-          </w:rPr>
-          <w:t>彌7:2–6</w:t>
-        </w:r>
-      </w:hyperlink>
+      <w:r>
+        <w:rPr>
+          <w:lang w:val="zh_TW" w:bidi="zh_TW"/>
+        </w:rPr>
+        <w:t>彌7:2–6</w:t>
+      </w:r>
       <w:r>
         <w:rPr>
           <w:lang w:val="zh_TW" w:bidi="zh_TW"/>
@@ -8269,72 +7189,48 @@
         </w:rPr>
         <w:t>絕望的詭詐與敗壞滲透了神的子民（</w:t>
       </w:r>
-      <w:hyperlink r:id="rId181">
-        <w:r>
-          <w:rPr>
-            <w:lang w:val="zh_TW" w:bidi="zh_TW"/>
-          </w:rPr>
-          <w:rPr>
-            <w:color w:val="0000EE"/>
-            <w:u w:val="single"/>
-          </w:rPr>
-          <w:t>7:1–6</w:t>
-        </w:r>
-      </w:hyperlink>
+      <w:r>
+        <w:rPr>
+          <w:lang w:val="zh_TW" w:bidi="zh_TW"/>
+        </w:rPr>
+        <w:t>7:1–6</w:t>
+      </w:r>
       <w:r>
         <w:rPr>
           <w:lang w:val="zh_TW" w:bidi="zh_TW"/>
         </w:rPr>
         <w:t>）；然而，神的憐憫必得勝，以色列也將被恢復（</w:t>
       </w:r>
-      <w:hyperlink r:id="rId182">
-        <w:r>
-          <w:rPr>
-            <w:lang w:val="zh_TW" w:bidi="zh_TW"/>
-          </w:rPr>
-          <w:rPr>
-            <w:color w:val="0000EE"/>
-            <w:u w:val="single"/>
-          </w:rPr>
-          <w:t>7:11–13</w:t>
-        </w:r>
-      </w:hyperlink>
+      <w:r>
+        <w:rPr>
+          <w:lang w:val="zh_TW" w:bidi="zh_TW"/>
+        </w:rPr>
+        <w:t>7:11–13</w:t>
+      </w:r>
       <w:r>
         <w:rPr>
           <w:lang w:val="zh_TW" w:bidi="zh_TW"/>
         </w:rPr>
         <w:t>）。神的憐憫、慈愛和永不止息的愛必然得勝（</w:t>
       </w:r>
-      <w:hyperlink r:id="rId183">
-        <w:r>
-          <w:rPr>
-            <w:lang w:val="zh_TW" w:bidi="zh_TW"/>
-          </w:rPr>
-          <w:rPr>
-            <w:color w:val="0000EE"/>
-            <w:u w:val="single"/>
-          </w:rPr>
-          <w:t>7:14–20</w:t>
-        </w:r>
-      </w:hyperlink>
+      <w:r>
+        <w:rPr>
+          <w:lang w:val="zh_TW" w:bidi="zh_TW"/>
+        </w:rPr>
+        <w:t>7:14–20</w:t>
+      </w:r>
       <w:r>
         <w:rPr>
           <w:lang w:val="zh_TW" w:bidi="zh_TW"/>
         </w:rPr>
         <w:t>）。彌迦為自己百姓的光景感到哀傷，並仰望耶和華的幫助（</w:t>
       </w:r>
-      <w:hyperlink r:id="rId184">
-        <w:r>
-          <w:rPr>
-            <w:lang w:val="zh_TW" w:bidi="zh_TW"/>
-          </w:rPr>
-          <w:rPr>
-            <w:color w:val="0000EE"/>
-            <w:u w:val="single"/>
-          </w:rPr>
-          <w:t>7:7–10</w:t>
-        </w:r>
-      </w:hyperlink>
+      <w:r>
+        <w:rPr>
+          <w:lang w:val="zh_TW" w:bidi="zh_TW"/>
+        </w:rPr>
+        <w:t>7:7–10</w:t>
+      </w:r>
       <w:r>
         <w:rPr>
           <w:lang w:val="zh_TW" w:bidi="zh_TW"/>
@@ -8393,54 +7289,36 @@
         </w:rPr>
         <w:t>這樣的哀嘆在先知書中屢見不鮮（見</w:t>
       </w:r>
-      <w:hyperlink r:id="rId185">
-        <w:r>
-          <w:rPr>
-            <w:lang w:val="zh_TW" w:bidi="zh_TW"/>
-          </w:rPr>
-          <w:rPr>
-            <w:color w:val="0000EE"/>
-            <w:u w:val="single"/>
-          </w:rPr>
-          <w:t>賽59:16</w:t>
-        </w:r>
-      </w:hyperlink>
+      <w:r>
+        <w:rPr>
+          <w:lang w:val="zh_TW" w:bidi="zh_TW"/>
+        </w:rPr>
+        <w:t>賽59:16</w:t>
+      </w:r>
       <w:r>
         <w:rPr>
           <w:lang w:val="zh_TW" w:bidi="zh_TW"/>
         </w:rPr>
         <w:t>；</w:t>
       </w:r>
-      <w:hyperlink r:id="rId186">
-        <w:r>
-          <w:rPr>
-            <w:lang w:val="zh_TW" w:bidi="zh_TW"/>
-          </w:rPr>
-          <w:rPr>
-            <w:color w:val="0000EE"/>
-            <w:u w:val="single"/>
-          </w:rPr>
-          <w:t>耶5:1</w:t>
-        </w:r>
-      </w:hyperlink>
+      <w:r>
+        <w:rPr>
+          <w:lang w:val="zh_TW" w:bidi="zh_TW"/>
+        </w:rPr>
+        <w:t>耶5:1</w:t>
+      </w:r>
       <w:r>
         <w:rPr>
           <w:lang w:val="zh_TW" w:bidi="zh_TW"/>
         </w:rPr>
         <w:t>；</w:t>
       </w:r>
-      <w:hyperlink r:id="rId187">
-        <w:r>
-          <w:rPr>
-            <w:lang w:val="zh_TW" w:bidi="zh_TW"/>
-          </w:rPr>
-          <w:rPr>
-            <w:color w:val="0000EE"/>
-            <w:u w:val="single"/>
-          </w:rPr>
-          <w:t>結22:30</w:t>
-        </w:r>
-      </w:hyperlink>
+      <w:r>
+        <w:rPr>
+          <w:lang w:val="zh_TW" w:bidi="zh_TW"/>
+        </w:rPr>
+        <w:t>結22:30</w:t>
+      </w:r>
       <w:r>
         <w:rPr>
           <w:lang w:val="zh_TW" w:bidi="zh_TW"/>
@@ -8465,54 +7343,36 @@
         </w:rPr>
         <w:t>在古代近東，人們用設陷阱與撒網的方法捕魚打獵（參</w:t>
       </w:r>
-      <w:hyperlink r:id="rId188">
-        <w:r>
-          <w:rPr>
-            <w:lang w:val="zh_TW" w:bidi="zh_TW"/>
-          </w:rPr>
-          <w:rPr>
-            <w:color w:val="0000EE"/>
-            <w:u w:val="single"/>
-          </w:rPr>
-          <w:t>詩10:9</w:t>
-        </w:r>
-      </w:hyperlink>
+      <w:r>
+        <w:rPr>
+          <w:lang w:val="zh_TW" w:bidi="zh_TW"/>
+        </w:rPr>
+        <w:t>詩10:9</w:t>
+      </w:r>
       <w:r>
         <w:rPr>
           <w:lang w:val="zh_TW" w:bidi="zh_TW"/>
         </w:rPr>
         <w:t>；</w:t>
       </w:r>
-      <w:hyperlink r:id="rId189">
-        <w:r>
-          <w:rPr>
-            <w:lang w:val="zh_TW" w:bidi="zh_TW"/>
-          </w:rPr>
-          <w:rPr>
-            <w:color w:val="0000EE"/>
-            <w:u w:val="single"/>
-          </w:rPr>
-          <w:t>箴1:17</w:t>
-        </w:r>
-      </w:hyperlink>
+      <w:r>
+        <w:rPr>
+          <w:lang w:val="zh_TW" w:bidi="zh_TW"/>
+        </w:rPr>
+        <w:t>箴1:17</w:t>
+      </w:r>
       <w:r>
         <w:rPr>
           <w:lang w:val="zh_TW" w:bidi="zh_TW"/>
         </w:rPr>
         <w:t>；</w:t>
       </w:r>
-      <w:hyperlink r:id="rId190">
-        <w:r>
-          <w:rPr>
-            <w:lang w:val="zh_TW" w:bidi="zh_TW"/>
-          </w:rPr>
-          <w:rPr>
-            <w:color w:val="0000EE"/>
-            <w:u w:val="single"/>
-          </w:rPr>
-          <w:t>賽51:20</w:t>
-        </w:r>
-      </w:hyperlink>
+      <w:r>
+        <w:rPr>
+          <w:lang w:val="zh_TW" w:bidi="zh_TW"/>
+        </w:rPr>
+        <w:t>賽51:20</w:t>
+      </w:r>
       <w:r>
         <w:rPr>
           <w:lang w:val="zh_TW" w:bidi="zh_TW"/>
@@ -8679,36 +7539,24 @@
         </w:rPr>
         <w:t>）：官長與審判官都被禁止扭曲正義（</w:t>
       </w:r>
-      <w:hyperlink r:id="rId191">
-        <w:r>
-          <w:rPr>
-            <w:lang w:val="zh_TW" w:bidi="zh_TW"/>
-          </w:rPr>
-          <w:rPr>
-            <w:color w:val="0000EE"/>
-            <w:u w:val="single"/>
-          </w:rPr>
-          <w:t>出18:19–22</w:t>
-        </w:r>
-      </w:hyperlink>
+      <w:r>
+        <w:rPr>
+          <w:lang w:val="zh_TW" w:bidi="zh_TW"/>
+        </w:rPr>
+        <w:t>出18:19–22</w:t>
+      </w:r>
       <w:r>
         <w:rPr>
           <w:lang w:val="zh_TW" w:bidi="zh_TW"/>
         </w:rPr>
         <w:t>；</w:t>
       </w:r>
-      <w:hyperlink r:id="rId192">
-        <w:r>
-          <w:rPr>
-            <w:lang w:val="zh_TW" w:bidi="zh_TW"/>
-          </w:rPr>
-          <w:rPr>
-            <w:color w:val="0000EE"/>
-            <w:u w:val="single"/>
-          </w:rPr>
-          <w:t>申16:18–20</w:t>
-        </w:r>
-      </w:hyperlink>
+      <w:r>
+        <w:rPr>
+          <w:lang w:val="zh_TW" w:bidi="zh_TW"/>
+        </w:rPr>
+        <w:t>申16:18–20</w:t>
+      </w:r>
       <w:r>
         <w:rPr>
           <w:lang w:val="zh_TW" w:bidi="zh_TW"/>
@@ -8829,36 +7677,24 @@
         </w:rPr>
         <w:t>）：苦毒、敗壞，與背叛已經毒害了耶和華子民的群體（參</w:t>
       </w:r>
-      <w:hyperlink r:id="rId193">
-        <w:r>
-          <w:rPr>
-            <w:lang w:val="zh_TW" w:bidi="zh_TW"/>
-          </w:rPr>
-          <w:rPr>
-            <w:color w:val="0000EE"/>
-            <w:u w:val="single"/>
-          </w:rPr>
-          <w:t>太10:34–36</w:t>
-        </w:r>
-      </w:hyperlink>
+      <w:r>
+        <w:rPr>
+          <w:lang w:val="zh_TW" w:bidi="zh_TW"/>
+        </w:rPr>
+        <w:t>太10:34–36</w:t>
+      </w:r>
       <w:r>
         <w:rPr>
           <w:lang w:val="zh_TW" w:bidi="zh_TW"/>
         </w:rPr>
         <w:t>；</w:t>
       </w:r>
-      <w:hyperlink r:id="rId194">
-        <w:r>
-          <w:rPr>
-            <w:lang w:val="zh_TW" w:bidi="zh_TW"/>
-          </w:rPr>
-          <w:rPr>
-            <w:color w:val="0000EE"/>
-            <w:u w:val="single"/>
-          </w:rPr>
-          <w:t>路12:52–53</w:t>
-        </w:r>
-      </w:hyperlink>
+      <w:r>
+        <w:rPr>
+          <w:lang w:val="zh_TW" w:bidi="zh_TW"/>
+        </w:rPr>
+        <w:t>路12:52–53</w:t>
+      </w:r>
       <w:r>
         <w:rPr>
           <w:lang w:val="zh_TW" w:bidi="zh_TW"/>
@@ -8913,36 +7749,24 @@
         </w:rPr>
         <w:t>在絕望之中，彌迦以一首充滿盼望與信靠的詩向耶和華禱告（參</w:t>
       </w:r>
-      <w:hyperlink r:id="rId195">
-        <w:r>
-          <w:rPr>
-            <w:lang w:val="zh_TW" w:bidi="zh_TW"/>
-          </w:rPr>
-          <w:rPr>
-            <w:color w:val="0000EE"/>
-            <w:u w:val="single"/>
-          </w:rPr>
-          <w:t>哈2:4</w:t>
-        </w:r>
-      </w:hyperlink>
+      <w:r>
+        <w:rPr>
+          <w:lang w:val="zh_TW" w:bidi="zh_TW"/>
+        </w:rPr>
+        <w:t>哈2:4</w:t>
+      </w:r>
       <w:r>
         <w:rPr>
           <w:lang w:val="zh_TW" w:bidi="zh_TW"/>
         </w:rPr>
         <w:t>，</w:t>
       </w:r>
-      <w:hyperlink r:id="rId196">
-        <w:r>
-          <w:rPr>
-            <w:lang w:val="zh_TW" w:bidi="zh_TW"/>
-          </w:rPr>
-          <w:rPr>
-            <w:color w:val="0000EE"/>
-            <w:u w:val="single"/>
-          </w:rPr>
-          <w:t>3:16–18</w:t>
-        </w:r>
-      </w:hyperlink>
+      <w:r>
+        <w:rPr>
+          <w:lang w:val="zh_TW" w:bidi="zh_TW"/>
+        </w:rPr>
+        <w:t>3:16–18</w:t>
+      </w:r>
       <w:r>
         <w:rPr>
           <w:lang w:val="zh_TW" w:bidi="zh_TW"/>
@@ -9003,54 +7827,36 @@
         </w:rPr>
         <w:t>：先知在極深地困境中，仍確信神必作他的光（參</w:t>
       </w:r>
-      <w:hyperlink r:id="rId197">
-        <w:r>
-          <w:rPr>
-            <w:lang w:val="zh_TW" w:bidi="zh_TW"/>
-          </w:rPr>
-          <w:rPr>
-            <w:color w:val="0000EE"/>
-            <w:u w:val="single"/>
-          </w:rPr>
-          <w:t>詩27:1</w:t>
-        </w:r>
-      </w:hyperlink>
+      <w:r>
+        <w:rPr>
+          <w:lang w:val="zh_TW" w:bidi="zh_TW"/>
+        </w:rPr>
+        <w:t>詩27:1</w:t>
+      </w:r>
       <w:r>
         <w:rPr>
           <w:lang w:val="zh_TW" w:bidi="zh_TW"/>
         </w:rPr>
         <w:t>），並知道仇敵並不能勝過他（參</w:t>
       </w:r>
-      <w:hyperlink r:id="rId198">
-        <w:r>
-          <w:rPr>
-            <w:lang w:val="zh_TW" w:bidi="zh_TW"/>
-          </w:rPr>
-          <w:rPr>
-            <w:color w:val="0000EE"/>
-            <w:u w:val="single"/>
-          </w:rPr>
-          <w:t>詩23:4–5</w:t>
-        </w:r>
-      </w:hyperlink>
+      <w:r>
+        <w:rPr>
+          <w:lang w:val="zh_TW" w:bidi="zh_TW"/>
+        </w:rPr>
+        <w:t>詩23:4–5</w:t>
+      </w:r>
       <w:r>
         <w:rPr>
           <w:lang w:val="zh_TW" w:bidi="zh_TW"/>
         </w:rPr>
         <w:t>）。神的靈賜給他力量與信心，使他能完成先知的使命（</w:t>
       </w:r>
-      <w:hyperlink r:id="rId199">
-        <w:r>
-          <w:rPr>
-            <w:lang w:val="zh_TW" w:bidi="zh_TW"/>
-          </w:rPr>
-          <w:rPr>
-            <w:color w:val="0000EE"/>
-            <w:u w:val="single"/>
-          </w:rPr>
-          <w:t>彌3:8</w:t>
-        </w:r>
-      </w:hyperlink>
+      <w:r>
+        <w:rPr>
+          <w:lang w:val="zh_TW" w:bidi="zh_TW"/>
+        </w:rPr>
+        <w:t>彌3:8</w:t>
+      </w:r>
       <w:r>
         <w:rPr>
           <w:lang w:val="zh_TW" w:bidi="zh_TW"/>
@@ -9181,72 +7987,48 @@
         </w:rPr>
         <w:t>？這樣的譏諷既是在責難神，也是在責難那些信靠祂的人。神曾應許要永遠與祂的子民和他們的領袖同在（</w:t>
       </w:r>
-      <w:hyperlink r:id="rId200">
-        <w:r>
-          <w:rPr>
-            <w:lang w:val="zh_TW" w:bidi="zh_TW"/>
-          </w:rPr>
-          <w:rPr>
-            <w:color w:val="0000EE"/>
-            <w:u w:val="single"/>
-          </w:rPr>
-          <w:t>創46:3–4</w:t>
-        </w:r>
-      </w:hyperlink>
+      <w:r>
+        <w:rPr>
+          <w:lang w:val="zh_TW" w:bidi="zh_TW"/>
+        </w:rPr>
+        <w:t>創46:3–4</w:t>
+      </w:r>
       <w:r>
         <w:rPr>
           <w:lang w:val="zh_TW" w:bidi="zh_TW"/>
         </w:rPr>
         <w:t>；</w:t>
       </w:r>
-      <w:hyperlink r:id="rId63">
-        <w:r>
-          <w:rPr>
-            <w:lang w:val="zh_TW" w:bidi="zh_TW"/>
-          </w:rPr>
-          <w:rPr>
-            <w:color w:val="0000EE"/>
-            <w:u w:val="single"/>
-          </w:rPr>
-          <w:t>出3:12</w:t>
-        </w:r>
-      </w:hyperlink>
+      <w:r>
+        <w:rPr>
+          <w:lang w:val="zh_TW" w:bidi="zh_TW"/>
+        </w:rPr>
+        <w:t>出3:12</w:t>
+      </w:r>
       <w:r>
         <w:rPr>
           <w:lang w:val="zh_TW" w:bidi="zh_TW"/>
         </w:rPr>
         <w:t>）。這些譏諷羞辱了神，祂必採取行動來維護祂的名（參</w:t>
       </w:r>
-      <w:hyperlink r:id="rId201">
-        <w:r>
-          <w:rPr>
-            <w:lang w:val="zh_TW" w:bidi="zh_TW"/>
-          </w:rPr>
-          <w:rPr>
-            <w:color w:val="0000EE"/>
-            <w:u w:val="single"/>
-          </w:rPr>
-          <w:t>結20:9</w:t>
-        </w:r>
-      </w:hyperlink>
+      <w:r>
+        <w:rPr>
+          <w:lang w:val="zh_TW" w:bidi="zh_TW"/>
+        </w:rPr>
+        <w:t>結20:9</w:t>
+      </w:r>
       <w:r>
         <w:rPr>
           <w:lang w:val="zh_TW" w:bidi="zh_TW"/>
         </w:rPr>
         <w:t>，</w:t>
       </w:r>
-      <w:hyperlink r:id="rId202">
-        <w:r>
-          <w:rPr>
-            <w:lang w:val="zh_TW" w:bidi="zh_TW"/>
-          </w:rPr>
-          <w:rPr>
-            <w:color w:val="0000EE"/>
-            <w:u w:val="single"/>
-          </w:rPr>
-          <w:t>36:19–26</w:t>
-        </w:r>
-      </w:hyperlink>
+      <w:r>
+        <w:rPr>
+          <w:lang w:val="zh_TW" w:bidi="zh_TW"/>
+        </w:rPr>
+        <w:t>36:19–26</w:t>
+      </w:r>
       <w:r>
         <w:rPr>
           <w:lang w:val="zh_TW" w:bidi="zh_TW"/>
@@ -9307,54 +8089,36 @@
         </w:rPr>
         <w:t>包括（1）公元前538年，以色列人開始從巴比倫被擄之地歸回（見</w:t>
       </w:r>
-      <w:hyperlink r:id="rId203">
-        <w:r>
-          <w:rPr>
-            <w:lang w:val="zh_TW" w:bidi="zh_TW"/>
-          </w:rPr>
-          <w:rPr>
-            <w:color w:val="0000EE"/>
-            <w:u w:val="single"/>
-          </w:rPr>
-          <w:t>拉1–2章</w:t>
-        </w:r>
-      </w:hyperlink>
+      <w:r>
+        <w:rPr>
+          <w:lang w:val="zh_TW" w:bidi="zh_TW"/>
+        </w:rPr>
+        <w:t>拉1–2章</w:t>
+      </w:r>
       <w:r>
         <w:rPr>
           <w:lang w:val="zh_TW" w:bidi="zh_TW"/>
         </w:rPr>
         <w:t>）；以及（2）神子民最終的復興（見</w:t>
       </w:r>
-      <w:hyperlink r:id="rId85">
-        <w:r>
-          <w:rPr>
-            <w:lang w:val="zh_TW" w:bidi="zh_TW"/>
-          </w:rPr>
-          <w:rPr>
-            <w:color w:val="0000EE"/>
-            <w:u w:val="single"/>
-          </w:rPr>
-          <w:t>摩9:11–15</w:t>
-        </w:r>
-      </w:hyperlink>
+      <w:r>
+        <w:rPr>
+          <w:lang w:val="zh_TW" w:bidi="zh_TW"/>
+        </w:rPr>
+        <w:t>摩9:11–15</w:t>
+      </w:r>
       <w:r>
         <w:rPr>
           <w:lang w:val="zh_TW" w:bidi="zh_TW"/>
         </w:rPr>
         <w:t>）。當列國歸向被更新的以色列時，神藉著亞伯拉罕所定的旨意就會成就（</w:t>
       </w:r>
-      <w:hyperlink r:id="rId72">
-        <w:r>
-          <w:rPr>
-            <w:lang w:val="zh_TW" w:bidi="zh_TW"/>
-          </w:rPr>
-          <w:rPr>
-            <w:color w:val="0000EE"/>
-            <w:u w:val="single"/>
-          </w:rPr>
-          <w:t>創12:3</w:t>
-        </w:r>
-      </w:hyperlink>
+      <w:r>
+        <w:rPr>
+          <w:lang w:val="zh_TW" w:bidi="zh_TW"/>
+        </w:rPr>
+        <w:t>創12:3</w:t>
+      </w:r>
       <w:r>
         <w:rPr>
           <w:lang w:val="zh_TW" w:bidi="zh_TW"/>
@@ -9413,90 +8177,60 @@
         </w:rPr>
         <w:t>在復興之前，以色列必須先受管教（</w:t>
       </w:r>
-      <w:hyperlink r:id="rId32">
-        <w:r>
-          <w:rPr>
-            <w:lang w:val="zh_TW" w:bidi="zh_TW"/>
-          </w:rPr>
-          <w:rPr>
-            <w:color w:val="0000EE"/>
-            <w:u w:val="single"/>
-          </w:rPr>
-          <w:t>申4:29</w:t>
-        </w:r>
-      </w:hyperlink>
+      <w:r>
+        <w:rPr>
+          <w:lang w:val="zh_TW" w:bidi="zh_TW"/>
+        </w:rPr>
+        <w:t>申4:29</w:t>
+      </w:r>
       <w:r>
         <w:rPr>
           <w:lang w:val="zh_TW" w:bidi="zh_TW"/>
         </w:rPr>
         <w:t>，</w:t>
       </w:r>
-      <w:hyperlink r:id="rId33">
-        <w:r>
-          <w:rPr>
-            <w:lang w:val="zh_TW" w:bidi="zh_TW"/>
-          </w:rPr>
-          <w:rPr>
-            <w:color w:val="0000EE"/>
-            <w:u w:val="single"/>
-          </w:rPr>
-          <w:t>28:37</w:t>
-        </w:r>
-      </w:hyperlink>
+      <w:r>
+        <w:rPr>
+          <w:lang w:val="zh_TW" w:bidi="zh_TW"/>
+        </w:rPr>
+        <w:t>28:37</w:t>
+      </w:r>
       <w:r>
         <w:rPr>
           <w:lang w:val="zh_TW" w:bidi="zh_TW"/>
         </w:rPr>
         <w:t>、</w:t>
       </w:r>
-      <w:hyperlink r:id="rId34">
-        <w:r>
-          <w:rPr>
-            <w:lang w:val="zh_TW" w:bidi="zh_TW"/>
-          </w:rPr>
-          <w:rPr>
-            <w:color w:val="0000EE"/>
-            <w:u w:val="single"/>
-          </w:rPr>
-          <w:t>48</w:t>
-        </w:r>
-      </w:hyperlink>
+      <w:r>
+        <w:rPr>
+          <w:lang w:val="zh_TW" w:bidi="zh_TW"/>
+        </w:rPr>
+        <w:t>48</w:t>
+      </w:r>
       <w:r>
         <w:rPr>
           <w:lang w:val="zh_TW" w:bidi="zh_TW"/>
         </w:rPr>
         <w:t>、</w:t>
       </w:r>
-      <w:hyperlink r:id="rId204">
-        <w:r>
-          <w:rPr>
-            <w:lang w:val="zh_TW" w:bidi="zh_TW"/>
-          </w:rPr>
-          <w:rPr>
-            <w:color w:val="0000EE"/>
-            <w:u w:val="single"/>
-          </w:rPr>
-          <w:t>63</w:t>
-        </w:r>
-      </w:hyperlink>
+      <w:r>
+        <w:rPr>
+          <w:lang w:val="zh_TW" w:bidi="zh_TW"/>
+        </w:rPr>
+        <w:t>63</w:t>
+      </w:r>
       <w:r>
         <w:rPr>
           <w:lang w:val="zh_TW" w:bidi="zh_TW"/>
         </w:rPr>
         <w:t>，</w:t>
       </w:r>
-      <w:hyperlink r:id="rId53">
-        <w:r>
-          <w:rPr>
-            <w:lang w:val="zh_TW" w:bidi="zh_TW"/>
-          </w:rPr>
-          <w:rPr>
-            <w:color w:val="0000EE"/>
-            <w:u w:val="single"/>
-          </w:rPr>
-          <w:t>30:1–6</w:t>
-        </w:r>
-      </w:hyperlink>
+      <w:r>
+        <w:rPr>
+          <w:lang w:val="zh_TW" w:bidi="zh_TW"/>
+        </w:rPr>
+        <w:t>30:1–6</w:t>
+      </w:r>
       <w:r>
         <w:rPr>
           <w:lang w:val="zh_TW" w:bidi="zh_TW"/>
@@ -9585,18 +8319,12 @@
         </w:rPr>
         <w:t>在古代近東，牧羊人可以用杖來保護他們的羊群免受野獸的傷害。同樣地，先知禱告神來保護祂的子民，使他們免受敵對的外邦列國的侵害（參</w:t>
       </w:r>
-      <w:hyperlink r:id="rId205">
-        <w:r>
-          <w:rPr>
-            <w:lang w:val="zh_TW" w:bidi="zh_TW"/>
-          </w:rPr>
-          <w:rPr>
-            <w:color w:val="0000EE"/>
-            <w:u w:val="single"/>
-          </w:rPr>
-          <w:t>出4:1–5</w:t>
-        </w:r>
-      </w:hyperlink>
+      <w:r>
+        <w:rPr>
+          <w:lang w:val="zh_TW" w:bidi="zh_TW"/>
+        </w:rPr>
+        <w:t>出4:1–5</w:t>
+      </w:r>
       <w:r>
         <w:rPr>
           <w:lang w:val="zh_TW" w:bidi="zh_TW"/>
@@ -9633,108 +8361,72 @@
         </w:rPr>
         <w:t>）：參</w:t>
       </w:r>
-      <w:hyperlink r:id="rId103">
-        <w:r>
-          <w:rPr>
-            <w:lang w:val="zh_TW" w:bidi="zh_TW"/>
-          </w:rPr>
-          <w:rPr>
-            <w:color w:val="0000EE"/>
-            <w:u w:val="single"/>
-          </w:rPr>
-          <w:t>出埃及記十九章5節</w:t>
-        </w:r>
-      </w:hyperlink>
+      <w:r>
+        <w:rPr>
+          <w:lang w:val="zh_TW" w:bidi="zh_TW"/>
+        </w:rPr>
+        <w:t>出埃及記十九章5節</w:t>
+      </w:r>
       <w:r>
         <w:rPr>
           <w:lang w:val="zh_TW" w:bidi="zh_TW"/>
         </w:rPr>
         <w:t>；</w:t>
       </w:r>
-      <w:hyperlink r:id="rId206">
-        <w:r>
-          <w:rPr>
-            <w:lang w:val="zh_TW" w:bidi="zh_TW"/>
-          </w:rPr>
-          <w:rPr>
-            <w:color w:val="0000EE"/>
-            <w:u w:val="single"/>
-          </w:rPr>
-          <w:t>申命記七章6節</w:t>
-        </w:r>
-      </w:hyperlink>
+      <w:r>
+        <w:rPr>
+          <w:lang w:val="zh_TW" w:bidi="zh_TW"/>
+        </w:rPr>
+        <w:t>申命記七章6節</w:t>
+      </w:r>
       <w:r>
         <w:rPr>
           <w:lang w:val="zh_TW" w:bidi="zh_TW"/>
         </w:rPr>
         <w:t>，</w:t>
       </w:r>
-      <w:hyperlink r:id="rId207">
-        <w:r>
-          <w:rPr>
-            <w:lang w:val="zh_TW" w:bidi="zh_TW"/>
-          </w:rPr>
-          <w:rPr>
-            <w:color w:val="0000EE"/>
-            <w:u w:val="single"/>
-          </w:rPr>
-          <w:t>十四章2節</w:t>
-        </w:r>
-      </w:hyperlink>
+      <w:r>
+        <w:rPr>
+          <w:lang w:val="zh_TW" w:bidi="zh_TW"/>
+        </w:rPr>
+        <w:t>十四章2節</w:t>
+      </w:r>
       <w:r>
         <w:rPr>
           <w:lang w:val="zh_TW" w:bidi="zh_TW"/>
         </w:rPr>
         <w:t>，</w:t>
       </w:r>
-      <w:hyperlink r:id="rId208">
-        <w:r>
-          <w:rPr>
-            <w:lang w:val="zh_TW" w:bidi="zh_TW"/>
-          </w:rPr>
-          <w:rPr>
-            <w:color w:val="0000EE"/>
-            <w:u w:val="single"/>
-          </w:rPr>
-          <w:t>二十六章18節</w:t>
-        </w:r>
-      </w:hyperlink>
+      <w:r>
+        <w:rPr>
+          <w:lang w:val="zh_TW" w:bidi="zh_TW"/>
+        </w:rPr>
+        <w:t>二十六章18節</w:t>
+      </w:r>
       <w:r>
         <w:rPr>
           <w:lang w:val="zh_TW" w:bidi="zh_TW"/>
         </w:rPr>
         <w:t>；</w:t>
       </w:r>
-      <w:hyperlink r:id="rId209">
-        <w:r>
-          <w:rPr>
-            <w:lang w:val="zh_TW" w:bidi="zh_TW"/>
-          </w:rPr>
-          <w:rPr>
-            <w:color w:val="0000EE"/>
-            <w:u w:val="single"/>
-          </w:rPr>
-          <w:t>瑪拉基書三章17節</w:t>
-        </w:r>
-      </w:hyperlink>
+      <w:r>
+        <w:rPr>
+          <w:lang w:val="zh_TW" w:bidi="zh_TW"/>
+        </w:rPr>
+        <w:t>瑪拉基書三章17節</w:t>
+      </w:r>
       <w:r>
         <w:rPr>
           <w:lang w:val="zh_TW" w:bidi="zh_TW"/>
         </w:rPr>
         <w:t>；</w:t>
       </w:r>
-      <w:hyperlink r:id="rId210">
-        <w:r>
-          <w:rPr>
-            <w:lang w:val="zh_TW" w:bidi="zh_TW"/>
-          </w:rPr>
-          <w:rPr>
-            <w:color w:val="0000EE"/>
-            <w:u w:val="single"/>
-          </w:rPr>
-          <w:t>彼得前書二章9節</w:t>
-        </w:r>
-      </w:hyperlink>
+      <w:r>
+        <w:rPr>
+          <w:lang w:val="zh_TW" w:bidi="zh_TW"/>
+        </w:rPr>
+        <w:t>彼得前書二章9節</w:t>
+      </w:r>
       <w:r>
         <w:rPr>
           <w:lang w:val="zh_TW" w:bidi="zh_TW"/>
@@ -9759,18 +8451,12 @@
         </w:rPr>
         <w:t>巴珊和基列位於約旦河東，是耶和華最早賜給以色列的呂便、迦得和瑪拿西支派的地業（</w:t>
       </w:r>
-      <w:hyperlink r:id="rId211">
-        <w:r>
-          <w:rPr>
-            <w:lang w:val="zh_TW" w:bidi="zh_TW"/>
-          </w:rPr>
-          <w:rPr>
-            <w:color w:val="0000EE"/>
-            <w:u w:val="single"/>
-          </w:rPr>
-          <w:t>書13:15–31</w:t>
-        </w:r>
-      </w:hyperlink>
+      <w:r>
+        <w:rPr>
+          <w:lang w:val="zh_TW" w:bidi="zh_TW"/>
+        </w:rPr>
+        <w:t>書13:15–31</w:t>
+      </w:r>
       <w:r>
         <w:rPr>
           <w:lang w:val="zh_TW" w:bidi="zh_TW"/>
@@ -9837,54 +8523,36 @@
         </w:rPr>
         <w:t>祂特別的產業（見</w:t>
       </w:r>
-      <w:hyperlink r:id="rId103">
-        <w:r>
-          <w:rPr>
-            <w:lang w:val="zh_TW" w:bidi="zh_TW"/>
-          </w:rPr>
-          <w:rPr>
-            <w:color w:val="0000EE"/>
-            <w:u w:val="single"/>
-          </w:rPr>
-          <w:t>出19:5</w:t>
-        </w:r>
-      </w:hyperlink>
+      <w:r>
+        <w:rPr>
+          <w:lang w:val="zh_TW" w:bidi="zh_TW"/>
+        </w:rPr>
+        <w:t>出19:5</w:t>
+      </w:r>
       <w:r>
         <w:rPr>
           <w:lang w:val="zh_TW" w:bidi="zh_TW"/>
         </w:rPr>
         <w:t>；</w:t>
       </w:r>
-      <w:hyperlink r:id="rId209">
-        <w:r>
-          <w:rPr>
-            <w:lang w:val="zh_TW" w:bidi="zh_TW"/>
-          </w:rPr>
-          <w:rPr>
-            <w:color w:val="0000EE"/>
-            <w:u w:val="single"/>
-          </w:rPr>
-          <w:t>瑪3:17</w:t>
-        </w:r>
-      </w:hyperlink>
+      <w:r>
+        <w:rPr>
+          <w:lang w:val="zh_TW" w:bidi="zh_TW"/>
+        </w:rPr>
+        <w:t>瑪3:17</w:t>
+      </w:r>
       <w:r>
         <w:rPr>
           <w:lang w:val="zh_TW" w:bidi="zh_TW"/>
         </w:rPr>
         <w:t>）。審判並不意味著盼望的毀滅，而是藉著潔淨，使真正的盼望得以存留。這復興將完全出於神的作為，因祂要恢復祂特別的子民的餘民，並以祂的慈愛、憐憫與信實除去他們的罪（見</w:t>
       </w:r>
-      <w:hyperlink r:id="rId212">
-        <w:r>
-          <w:rPr>
-            <w:lang w:val="zh_TW" w:bidi="zh_TW"/>
-          </w:rPr>
-          <w:rPr>
-            <w:color w:val="0000EE"/>
-            <w:u w:val="single"/>
-          </w:rPr>
-          <w:t>出32:12–14</w:t>
-        </w:r>
-      </w:hyperlink>
+      <w:r>
+        <w:rPr>
+          <w:lang w:val="zh_TW" w:bidi="zh_TW"/>
+        </w:rPr>
+        <w:t>出32:12–14</w:t>
+      </w:r>
       <w:r>
         <w:rPr>
           <w:lang w:val="zh_TW" w:bidi="zh_TW"/>
@@ -9987,18 +8655,12 @@
         </w:rPr>
         <w:t>神特別的子民的這次復興，將成就藉亞伯拉罕的後裔使萬國得福的應許（</w:t>
       </w:r>
-      <w:hyperlink r:id="rId72">
-        <w:r>
-          <w:rPr>
-            <w:lang w:val="zh_TW" w:bidi="zh_TW"/>
-          </w:rPr>
-          <w:rPr>
-            <w:color w:val="0000EE"/>
-            <w:u w:val="single"/>
-          </w:rPr>
-          <w:t>創12:3</w:t>
-        </w:r>
-      </w:hyperlink>
+      <w:r>
+        <w:rPr>
+          <w:lang w:val="zh_TW" w:bidi="zh_TW"/>
+        </w:rPr>
+        <w:t>創12:3</w:t>
+      </w:r>
       <w:r>
         <w:rPr>
           <w:lang w:val="zh_TW" w:bidi="zh_TW"/>
@@ -10053,90 +8715,60 @@
         </w:rPr>
         <w:t>列國如蛇一般攻擊以色列的腳跟（參</w:t>
       </w:r>
-      <w:hyperlink r:id="rId213">
-        <w:r>
-          <w:rPr>
-            <w:lang w:val="zh_TW" w:bidi="zh_TW"/>
-          </w:rPr>
-          <w:rPr>
-            <w:color w:val="0000EE"/>
-            <w:u w:val="single"/>
-          </w:rPr>
-          <w:t>創3:14–15</w:t>
-        </w:r>
-      </w:hyperlink>
+      <w:r>
+        <w:rPr>
+          <w:lang w:val="zh_TW" w:bidi="zh_TW"/>
+        </w:rPr>
+        <w:t>創3:14–15</w:t>
+      </w:r>
       <w:r>
         <w:rPr>
           <w:lang w:val="zh_TW" w:bidi="zh_TW"/>
         </w:rPr>
         <w:t>）。先知常將外邦列國描繪為有毒、詭詐的蛇（</w:t>
       </w:r>
-      <w:hyperlink r:id="rId214">
-        <w:r>
-          <w:rPr>
-            <w:lang w:val="zh_TW" w:bidi="zh_TW"/>
-          </w:rPr>
-          <w:rPr>
-            <w:color w:val="0000EE"/>
-            <w:u w:val="single"/>
-          </w:rPr>
-          <w:t>賽14:29</w:t>
-        </w:r>
-      </w:hyperlink>
+      <w:r>
+        <w:rPr>
+          <w:lang w:val="zh_TW" w:bidi="zh_TW"/>
+        </w:rPr>
+        <w:t>賽14:29</w:t>
+      </w:r>
       <w:r>
         <w:rPr>
           <w:lang w:val="zh_TW" w:bidi="zh_TW"/>
         </w:rPr>
         <w:t>；</w:t>
       </w:r>
-      <w:hyperlink r:id="rId215">
-        <w:r>
-          <w:rPr>
-            <w:lang w:val="zh_TW" w:bidi="zh_TW"/>
-          </w:rPr>
-          <w:rPr>
-            <w:color w:val="0000EE"/>
-            <w:u w:val="single"/>
-          </w:rPr>
-          <w:t>耶8:17</w:t>
-        </w:r>
-      </w:hyperlink>
+      <w:r>
+        <w:rPr>
+          <w:lang w:val="zh_TW" w:bidi="zh_TW"/>
+        </w:rPr>
+        <w:t>耶8:17</w:t>
+      </w:r>
       <w:r>
         <w:rPr>
           <w:lang w:val="zh_TW" w:bidi="zh_TW"/>
         </w:rPr>
         <w:t>；</w:t>
       </w:r>
-      <w:hyperlink r:id="rId216">
-        <w:r>
-          <w:rPr>
-            <w:lang w:val="zh_TW" w:bidi="zh_TW"/>
-          </w:rPr>
-          <w:rPr>
-            <w:color w:val="0000EE"/>
-            <w:u w:val="single"/>
-          </w:rPr>
-          <w:t>結29:1–3</w:t>
-        </w:r>
-      </w:hyperlink>
+      <w:r>
+        <w:rPr>
+          <w:lang w:val="zh_TW" w:bidi="zh_TW"/>
+        </w:rPr>
+        <w:t>結29:1–3</w:t>
+      </w:r>
       <w:r>
         <w:rPr>
           <w:lang w:val="zh_TW" w:bidi="zh_TW"/>
         </w:rPr>
         <w:t>）。如今，這些列國將被降卑（參</w:t>
       </w:r>
-      <w:hyperlink r:id="rId217">
-        <w:r>
-          <w:rPr>
-            <w:lang w:val="zh_TW" w:bidi="zh_TW"/>
-          </w:rPr>
-          <w:rPr>
-            <w:color w:val="0000EE"/>
-            <w:u w:val="single"/>
-          </w:rPr>
-          <w:t>詩72:9</w:t>
-        </w:r>
-      </w:hyperlink>
+      <w:r>
+        <w:rPr>
+          <w:lang w:val="zh_TW" w:bidi="zh_TW"/>
+        </w:rPr>
+        <w:t>詩72:9</w:t>
+      </w:r>
       <w:r>
         <w:rPr>
           <w:lang w:val="zh_TW" w:bidi="zh_TW"/>
@@ -10219,36 +8851,24 @@
         </w:rPr>
         <w:t>這幾節經文簡潔地總結了舊約聖經的神學。神是獨一無二的，沒有任何人或事物能與祂相比。因著祂永不止息的慈愛（希伯來文khesed），祂並不毀滅祂所審判的子民，反而要恢復他們（見</w:t>
       </w:r>
-      <w:hyperlink r:id="rId218">
-        <w:r>
-          <w:rPr>
-            <w:lang w:val="zh_TW" w:bidi="zh_TW"/>
-          </w:rPr>
-          <w:rPr>
-            <w:color w:val="0000EE"/>
-            <w:u w:val="single"/>
-          </w:rPr>
-          <w:t>出36:6–7</w:t>
-        </w:r>
-      </w:hyperlink>
+      <w:r>
+        <w:rPr>
+          <w:lang w:val="zh_TW" w:bidi="zh_TW"/>
+        </w:rPr>
+        <w:t>出36:6–7</w:t>
+      </w:r>
       <w:r>
         <w:rPr>
           <w:lang w:val="zh_TW" w:bidi="zh_TW"/>
         </w:rPr>
         <w:t>）。祂的信實意味著，無論付上何等代價，祂都值得信靠，祂也必行美善之事（見</w:t>
       </w:r>
-      <w:hyperlink r:id="rId219">
-        <w:r>
-          <w:rPr>
-            <w:lang w:val="zh_TW" w:bidi="zh_TW"/>
-          </w:rPr>
-          <w:rPr>
-            <w:color w:val="0000EE"/>
-            <w:u w:val="single"/>
-          </w:rPr>
-          <w:t>詩89:1–2</w:t>
-        </w:r>
-      </w:hyperlink>
+      <w:r>
+        <w:rPr>
+          <w:lang w:val="zh_TW" w:bidi="zh_TW"/>
+        </w:rPr>
+        <w:t>詩89:1–2</w:t>
+      </w:r>
       <w:r>
         <w:rPr>
           <w:lang w:val="zh_TW" w:bidi="zh_TW"/>
@@ -10291,72 +8911,48 @@
         </w:rPr>
         <w:t>。祂的作為與話語都源自祂的屬性（</w:t>
       </w:r>
-      <w:hyperlink r:id="rId154">
-        <w:r>
-          <w:rPr>
-            <w:lang w:val="zh_TW" w:bidi="zh_TW"/>
-          </w:rPr>
-          <w:rPr>
-            <w:color w:val="0000EE"/>
-            <w:u w:val="single"/>
-          </w:rPr>
-          <w:t>出34:6–7</w:t>
-        </w:r>
-      </w:hyperlink>
+      <w:r>
+        <w:rPr>
+          <w:lang w:val="zh_TW" w:bidi="zh_TW"/>
+        </w:rPr>
+        <w:t>出34:6–7</w:t>
+      </w:r>
       <w:r>
         <w:rPr>
           <w:lang w:val="zh_TW" w:bidi="zh_TW"/>
         </w:rPr>
         <w:t>）。神赦免、憐憫，勝過祂子民的罪，並將這些罪封存。耶和華不變的慈愛使祂從一開始就揀選以色列（</w:t>
       </w:r>
-      <w:hyperlink r:id="rId220">
-        <w:r>
-          <w:rPr>
-            <w:lang w:val="zh_TW" w:bidi="zh_TW"/>
-          </w:rPr>
-          <w:rPr>
-            <w:color w:val="0000EE"/>
-            <w:u w:val="single"/>
-          </w:rPr>
-          <w:t>申7:8</w:t>
-        </w:r>
-      </w:hyperlink>
+      <w:r>
+        <w:rPr>
+          <w:lang w:val="zh_TW" w:bidi="zh_TW"/>
+        </w:rPr>
+        <w:t>申7:8</w:t>
+      </w:r>
       <w:r>
         <w:rPr>
           <w:lang w:val="zh_TW" w:bidi="zh_TW"/>
         </w:rPr>
         <w:t>），這與祂對以色列祖先的約的信實是一致的（</w:t>
       </w:r>
-      <w:hyperlink r:id="rId221">
-        <w:r>
-          <w:rPr>
-            <w:lang w:val="zh_TW" w:bidi="zh_TW"/>
-          </w:rPr>
-          <w:rPr>
-            <w:color w:val="0000EE"/>
-            <w:u w:val="single"/>
-          </w:rPr>
-          <w:t>申7:20</w:t>
-        </w:r>
-      </w:hyperlink>
+      <w:r>
+        <w:rPr>
+          <w:lang w:val="zh_TW" w:bidi="zh_TW"/>
+        </w:rPr>
+        <w:t>申7:20</w:t>
+      </w:r>
       <w:r>
         <w:rPr>
           <w:lang w:val="zh_TW" w:bidi="zh_TW"/>
         </w:rPr>
         <w:t>，</w:t>
       </w:r>
-      <w:hyperlink r:id="rId222">
-        <w:r>
-          <w:rPr>
-            <w:lang w:val="zh_TW" w:bidi="zh_TW"/>
-          </w:rPr>
-          <w:rPr>
-            <w:color w:val="0000EE"/>
-            <w:u w:val="single"/>
-          </w:rPr>
-          <w:t>9:1–10:22</w:t>
-        </w:r>
-      </w:hyperlink>
+      <w:r>
+        <w:rPr>
+          <w:lang w:val="zh_TW" w:bidi="zh_TW"/>
+        </w:rPr>
+        <w:t>9:1–10:22</w:t>
+      </w:r>
       <w:r>
         <w:rPr>
           <w:lang w:val="zh_TW" w:bidi="zh_TW"/>
